--- a/Минимакс.docx
+++ b/Минимакс.docx
@@ -4,8 +4,11 @@
   <w:body>
     <w:p>
       <w:pPr>
-        <w:rPr>
-          <w:rFonts w:ascii="Times New Roman" w:hAnsi="Times New Roman" w:cs="Times New Roman"/>
+        <w:spacing w:line="360" w:lineRule="auto"/>
+        <w:rPr>
+          <w:rFonts w:ascii="Times New Roman" w:hAnsi="Times New Roman" w:cs="Times New Roman"/>
+          <w:b/>
+          <w:bCs/>
           <w:sz w:val="24"/>
           <w:szCs w:val="24"/>
         </w:rPr>
@@ -13,6 +16,8 @@
       <w:r>
         <w:rPr>
           <w:rFonts w:ascii="Times New Roman" w:hAnsi="Times New Roman" w:cs="Times New Roman"/>
+          <w:b/>
+          <w:bCs/>
           <w:sz w:val="24"/>
           <w:szCs w:val="24"/>
         </w:rPr>
@@ -21,6 +26,8 @@
       <w:r>
         <w:rPr>
           <w:rFonts w:ascii="Times New Roman" w:hAnsi="Times New Roman" w:cs="Times New Roman"/>
+          <w:b/>
+          <w:bCs/>
           <w:sz w:val="24"/>
           <w:szCs w:val="24"/>
         </w:rPr>
@@ -29,6 +36,7 @@
     </w:p>
     <w:p>
       <w:pPr>
+        <w:spacing w:line="360" w:lineRule="auto"/>
         <w:rPr>
           <w:rFonts w:ascii="Times New Roman" w:hAnsi="Times New Roman" w:cs="Times New Roman"/>
           <w:sz w:val="24"/>
@@ -58,15 +66,7 @@
           <w:sz w:val="24"/>
           <w:szCs w:val="24"/>
         </w:rPr>
-        <w:t xml:space="preserve"> </w:t>
-      </w:r>
-      <w:r>
-        <w:rPr>
-          <w:rFonts w:ascii="Times New Roman" w:hAnsi="Times New Roman" w:cs="Times New Roman"/>
-          <w:sz w:val="24"/>
-          <w:szCs w:val="24"/>
-        </w:rPr>
-        <w:t>(</w:t>
+        <w:t xml:space="preserve"> (</w:t>
       </w:r>
       <w:r>
         <w:rPr>
@@ -84,19 +84,12 @@
           <w:sz w:val="24"/>
           <w:szCs w:val="24"/>
         </w:rPr>
-        <w:t>),</w:t>
-      </w:r>
-      <w:r>
-        <w:rPr>
-          <w:rFonts w:ascii="Times New Roman" w:hAnsi="Times New Roman" w:cs="Times New Roman"/>
-          <w:sz w:val="24"/>
-          <w:szCs w:val="24"/>
-        </w:rPr>
-        <w:t xml:space="preserve"> чтобы игрок смог освоится в игре. Бот должен отвечать следующим основным критериям: </w:t>
+        <w:t xml:space="preserve">), чтобы игрок смог освоится в игре. Бот должен отвечать следующим основным критериям: </w:t>
       </w:r>
     </w:p>
     <w:p>
       <w:pPr>
+        <w:spacing w:line="360" w:lineRule="auto"/>
         <w:rPr>
           <w:rFonts w:ascii="Times New Roman" w:hAnsi="Times New Roman" w:cs="Times New Roman"/>
           <w:sz w:val="24"/>
@@ -131,6 +124,7 @@
     </w:p>
     <w:p>
       <w:pPr>
+        <w:spacing w:line="360" w:lineRule="auto"/>
         <w:rPr>
           <w:rFonts w:ascii="Times New Roman" w:hAnsi="Times New Roman" w:cs="Times New Roman"/>
           <w:sz w:val="24"/>
@@ -186,6 +180,58 @@
     </w:p>
     <w:p>
       <w:pPr>
+        <w:spacing w:line="360" w:lineRule="auto"/>
+        <w:rPr>
+          <w:rFonts w:ascii="Times New Roman" w:hAnsi="Times New Roman" w:cs="Times New Roman"/>
+          <w:sz w:val="24"/>
+          <w:szCs w:val="24"/>
+        </w:rPr>
+      </w:pPr>
+      <w:r>
+        <w:rPr>
+          <w:rFonts w:ascii="Times New Roman" w:hAnsi="Times New Roman" w:cs="Times New Roman"/>
+          <w:sz w:val="24"/>
+          <w:szCs w:val="24"/>
+        </w:rPr>
+        <w:t>Самый распространённый способ сделать Бота это применить алгоритм Минимакс</w:t>
+      </w:r>
+      <w:r>
+        <w:rPr>
+          <w:rFonts w:ascii="Times New Roman" w:hAnsi="Times New Roman" w:cs="Times New Roman"/>
+          <w:sz w:val="24"/>
+          <w:szCs w:val="24"/>
+        </w:rPr>
+        <w:t xml:space="preserve"> [3 </w:t>
+      </w:r>
+      <w:r>
+        <w:rPr>
+          <w:rFonts w:ascii="Times New Roman" w:hAnsi="Times New Roman" w:cs="Times New Roman"/>
+          <w:sz w:val="24"/>
+          <w:szCs w:val="24"/>
+          <w:lang w:val="en-US"/>
+        </w:rPr>
+        <w:t>c</w:t>
+      </w:r>
+      <w:r>
+        <w:rPr>
+          <w:rFonts w:ascii="Times New Roman" w:hAnsi="Times New Roman" w:cs="Times New Roman"/>
+          <w:sz w:val="24"/>
+          <w:szCs w:val="24"/>
+        </w:rPr>
+        <w:t>. 39]</w:t>
+      </w:r>
+      <w:r>
+        <w:rPr>
+          <w:rFonts w:ascii="Times New Roman" w:hAnsi="Times New Roman" w:cs="Times New Roman"/>
+          <w:sz w:val="24"/>
+          <w:szCs w:val="24"/>
+        </w:rPr>
+        <w:t>.</w:t>
+      </w:r>
+    </w:p>
+    <w:p>
+      <w:pPr>
+        <w:spacing w:line="360" w:lineRule="auto"/>
         <w:rPr>
           <w:rFonts w:ascii="Times New Roman" w:hAnsi="Times New Roman" w:cs="Times New Roman"/>
           <w:sz w:val="24"/>
@@ -195,6 +241,7 @@
     </w:p>
     <w:p>
       <w:pPr>
+        <w:spacing w:line="360" w:lineRule="auto"/>
         <w:rPr>
           <w:rFonts w:ascii="Times New Roman" w:hAnsi="Times New Roman" w:cs="Times New Roman"/>
           <w:sz w:val="24"/>
@@ -204,47 +251,114 @@
       <w:r>
         <w:rPr>
           <w:rFonts w:ascii="Times New Roman" w:hAnsi="Times New Roman" w:cs="Times New Roman"/>
-          <w:sz w:val="24"/>
-          <w:szCs w:val="24"/>
-        </w:rPr>
-        <w:t>Самый распространённый способ сделать Бота это применить алгоритм Минимакс</w:t>
-      </w:r>
-      <w:r>
-        <w:rPr>
-          <w:rFonts w:ascii="Times New Roman" w:hAnsi="Times New Roman" w:cs="Times New Roman"/>
-          <w:sz w:val="24"/>
-          <w:szCs w:val="24"/>
-        </w:rPr>
-        <w:t xml:space="preserve"> [3 </w:t>
-      </w:r>
-      <w:r>
-        <w:rPr>
-          <w:rFonts w:ascii="Times New Roman" w:hAnsi="Times New Roman" w:cs="Times New Roman"/>
-          <w:sz w:val="24"/>
-          <w:szCs w:val="24"/>
-          <w:lang w:val="en-US"/>
-        </w:rPr>
-        <w:t>c</w:t>
-      </w:r>
-      <w:r>
-        <w:rPr>
-          <w:rFonts w:ascii="Times New Roman" w:hAnsi="Times New Roman" w:cs="Times New Roman"/>
-          <w:sz w:val="24"/>
-          <w:szCs w:val="24"/>
-        </w:rPr>
-        <w:t>. 39]</w:t>
-      </w:r>
-      <w:r>
-        <w:rPr>
-          <w:rFonts w:ascii="Times New Roman" w:hAnsi="Times New Roman" w:cs="Times New Roman"/>
-          <w:sz w:val="24"/>
-          <w:szCs w:val="24"/>
-        </w:rPr>
-        <w:t>.</w:t>
+          <w:b/>
+          <w:bCs/>
+          <w:sz w:val="24"/>
+          <w:szCs w:val="24"/>
+        </w:rPr>
+        <w:t>Минимакс</w:t>
+      </w:r>
+      <w:r>
+        <w:rPr>
+          <w:rFonts w:ascii="Times New Roman" w:hAnsi="Times New Roman" w:cs="Times New Roman"/>
+          <w:sz w:val="24"/>
+          <w:szCs w:val="24"/>
+        </w:rPr>
+        <w:t>:</w:t>
       </w:r>
     </w:p>
     <w:p>
       <w:pPr>
+        <w:spacing w:line="360" w:lineRule="auto"/>
+        <w:rPr>
+          <w:rFonts w:ascii="Times New Roman" w:hAnsi="Times New Roman" w:cs="Times New Roman"/>
+          <w:sz w:val="24"/>
+          <w:szCs w:val="24"/>
+        </w:rPr>
+      </w:pPr>
+      <w:r>
+        <w:rPr>
+          <w:rFonts w:ascii="Times New Roman" w:hAnsi="Times New Roman" w:cs="Times New Roman"/>
+          <w:sz w:val="24"/>
+          <w:szCs w:val="24"/>
+        </w:rPr>
+        <w:t xml:space="preserve">Идея алгоритма заключается в том, чтобы найти наилучший ход. Данный алгоритм является рекурсивным, и вызывается до тех пор, пока не выполнятся условия, например условие конца игры или пока глубина «дерева» не равна определенному числу. </w:t>
+      </w:r>
+    </w:p>
+    <w:p>
+      <w:pPr>
+        <w:spacing w:line="360" w:lineRule="auto"/>
+        <w:rPr>
+          <w:rFonts w:ascii="Times New Roman" w:hAnsi="Times New Roman" w:cs="Times New Roman"/>
+          <w:sz w:val="24"/>
+          <w:szCs w:val="24"/>
+        </w:rPr>
+      </w:pPr>
+      <w:r>
+        <w:rPr>
+          <w:rFonts w:ascii="Times New Roman" w:hAnsi="Times New Roman" w:cs="Times New Roman"/>
+          <w:sz w:val="24"/>
+          <w:szCs w:val="24"/>
+        </w:rPr>
+        <w:t xml:space="preserve">Преимущество алгоритма в том, что он просчитывает все ходы, и при корректной заданной оценочной функции может сказать какой из этих ходов будет наилучшим. Но есть и недостаток, в том, что просчитываются все ходы, что очень затратно по времени. </w:t>
+      </w:r>
+    </w:p>
+    <w:p>
+      <w:pPr>
+        <w:spacing w:line="360" w:lineRule="auto"/>
+        <w:rPr>
+          <w:rFonts w:ascii="Times New Roman" w:hAnsi="Times New Roman" w:cs="Times New Roman"/>
+          <w:sz w:val="24"/>
+          <w:szCs w:val="24"/>
+        </w:rPr>
+      </w:pPr>
+      <w:r>
+        <w:rPr>
+          <w:rFonts w:ascii="Times New Roman" w:hAnsi="Times New Roman" w:cs="Times New Roman"/>
+          <w:sz w:val="24"/>
+          <w:szCs w:val="24"/>
+          <w:highlight w:val="yellow"/>
+        </w:rPr>
+        <w:t>Тут что-то еще бы написать</w:t>
+      </w:r>
+    </w:p>
+    <w:p>
+      <w:pPr>
+        <w:spacing w:line="360" w:lineRule="auto"/>
+        <w:rPr>
+          <w:rFonts w:ascii="Times New Roman" w:hAnsi="Times New Roman" w:cs="Times New Roman"/>
+          <w:sz w:val="24"/>
+          <w:szCs w:val="24"/>
+        </w:rPr>
+      </w:pPr>
+      <w:r>
+        <w:rPr>
+          <w:rFonts w:ascii="Times New Roman" w:hAnsi="Times New Roman" w:cs="Times New Roman"/>
+          <w:sz w:val="24"/>
+          <w:szCs w:val="24"/>
+        </w:rPr>
+        <w:t xml:space="preserve">Для корректной работы Минимакса нужна Эволюционная функция – </w:t>
+      </w:r>
+      <w:r>
+        <w:rPr>
+          <w:rFonts w:ascii="Times New Roman" w:hAnsi="Times New Roman" w:cs="Times New Roman"/>
+          <w:sz w:val="24"/>
+          <w:szCs w:val="24"/>
+        </w:rPr>
+        <w:t>функция,</w:t>
+      </w:r>
+      <w:r>
+        <w:rPr>
+          <w:rFonts w:ascii="Times New Roman" w:hAnsi="Times New Roman" w:cs="Times New Roman"/>
+          <w:sz w:val="24"/>
+          <w:szCs w:val="24"/>
+        </w:rPr>
+        <w:t xml:space="preserve"> которая показывает состояние игры, чем её значение больше – тем более выгоднее положение у Бота, и следовательно чем она меньше тем менее выгодное положение.</w:t>
+      </w:r>
+    </w:p>
+    <w:p>
+      <w:pPr>
+        <w:spacing w:line="360" w:lineRule="auto"/>
         <w:rPr>
           <w:rFonts w:ascii="Times New Roman" w:hAnsi="Times New Roman" w:cs="Times New Roman"/>
           <w:sz w:val="24"/>
@@ -254,6 +368,7 @@
     </w:p>
     <w:p>
       <w:pPr>
+        <w:spacing w:line="360" w:lineRule="auto"/>
         <w:rPr>
           <w:rFonts w:ascii="Times New Roman" w:hAnsi="Times New Roman" w:cs="Times New Roman"/>
           <w:sz w:val="24"/>
@@ -263,75 +378,7 @@
     </w:p>
     <w:p>
       <w:pPr>
-        <w:rPr>
-          <w:rFonts w:ascii="Times New Roman" w:hAnsi="Times New Roman" w:cs="Times New Roman"/>
-          <w:sz w:val="24"/>
-          <w:szCs w:val="24"/>
-        </w:rPr>
-      </w:pPr>
-      <w:r>
-        <w:rPr>
-          <w:rFonts w:ascii="Times New Roman" w:hAnsi="Times New Roman" w:cs="Times New Roman"/>
-          <w:sz w:val="24"/>
-          <w:szCs w:val="24"/>
-        </w:rPr>
-        <w:t>Минимакс:</w:t>
-      </w:r>
-    </w:p>
-    <w:p>
-      <w:pPr>
-        <w:rPr>
-          <w:rFonts w:ascii="Times New Roman" w:hAnsi="Times New Roman" w:cs="Times New Roman"/>
-          <w:sz w:val="24"/>
-          <w:szCs w:val="24"/>
-        </w:rPr>
-      </w:pPr>
-      <w:r>
-        <w:rPr>
-          <w:rFonts w:ascii="Times New Roman" w:hAnsi="Times New Roman" w:cs="Times New Roman"/>
-          <w:sz w:val="24"/>
-          <w:szCs w:val="24"/>
-        </w:rPr>
-        <w:t xml:space="preserve">Идея алгоритма заключается в том, чтобы найти наилучший ход. Данный алгоритм является рекурсивным, и вызывается до тех пор, пока не выполнятся условия, например условие конца игры или пока глубина «дерева» не равна определенному числу. </w:t>
-      </w:r>
-    </w:p>
-    <w:p>
-      <w:pPr>
-        <w:rPr>
-          <w:rFonts w:ascii="Times New Roman" w:hAnsi="Times New Roman" w:cs="Times New Roman"/>
-          <w:sz w:val="24"/>
-          <w:szCs w:val="24"/>
-        </w:rPr>
-      </w:pPr>
-      <w:r>
-        <w:rPr>
-          <w:rFonts w:ascii="Times New Roman" w:hAnsi="Times New Roman" w:cs="Times New Roman"/>
-          <w:sz w:val="24"/>
-          <w:szCs w:val="24"/>
-        </w:rPr>
-        <w:t xml:space="preserve">Преимущество алгоритма в том, что он просчитывает все ходы, и при корректной заданной оценочной функции может сказать какой из этих ходов будет наилучшим. Но есть и недостаток, в том, что просчитываются все ходы, что очень затратно по времени. </w:t>
-      </w:r>
-    </w:p>
-    <w:p>
-      <w:pPr>
-        <w:rPr>
-          <w:rFonts w:ascii="Times New Roman" w:hAnsi="Times New Roman" w:cs="Times New Roman"/>
-          <w:sz w:val="24"/>
-          <w:szCs w:val="24"/>
-        </w:rPr>
-      </w:pPr>
-      <w:r>
-        <w:rPr>
-          <w:rFonts w:ascii="Times New Roman" w:hAnsi="Times New Roman" w:cs="Times New Roman"/>
-          <w:sz w:val="24"/>
-          <w:szCs w:val="24"/>
-          <w:highlight w:val="yellow"/>
-        </w:rPr>
-        <w:t>Тут что-то еще бы написать</w:t>
-      </w:r>
-    </w:p>
-    <w:p>
-      <w:pPr>
+        <w:spacing w:line="360" w:lineRule="auto"/>
         <w:rPr>
           <w:rFonts w:ascii="Times New Roman" w:hAnsi="Times New Roman" w:cs="Times New Roman"/>
           <w:sz w:val="24"/>
@@ -341,180 +388,7 @@
     </w:p>
     <w:p>
       <w:pPr>
-        <w:rPr>
-          <w:rFonts w:ascii="Times New Roman" w:hAnsi="Times New Roman" w:cs="Times New Roman"/>
-          <w:sz w:val="24"/>
-          <w:szCs w:val="24"/>
-        </w:rPr>
-      </w:pPr>
-      <w:r>
-        <w:rPr>
-          <w:rFonts w:ascii="Times New Roman" w:hAnsi="Times New Roman" w:cs="Times New Roman"/>
-          <w:sz w:val="24"/>
-          <w:szCs w:val="24"/>
-        </w:rPr>
-        <w:t>Оптимизации:</w:t>
-      </w:r>
-    </w:p>
-    <w:p>
-      <w:pPr>
-        <w:rPr>
-          <w:rFonts w:ascii="Times New Roman" w:hAnsi="Times New Roman" w:cs="Times New Roman"/>
-          <w:sz w:val="24"/>
-          <w:szCs w:val="24"/>
-        </w:rPr>
-      </w:pPr>
-      <w:r>
-        <w:rPr>
-          <w:rFonts w:ascii="Times New Roman" w:hAnsi="Times New Roman" w:cs="Times New Roman"/>
-          <w:sz w:val="24"/>
-          <w:szCs w:val="24"/>
-        </w:rPr>
-        <w:t>В проекте было применено 2 метода Альфа-Бетта и грубое отсечение на разных стадиях игры.</w:t>
-      </w:r>
-    </w:p>
-    <w:p>
-      <w:pPr>
-        <w:spacing w:line="240" w:lineRule="auto"/>
-        <w:rPr>
-          <w:rFonts w:ascii="Times New Roman" w:hAnsi="Times New Roman" w:cs="Times New Roman"/>
-          <w:sz w:val="24"/>
-          <w:szCs w:val="24"/>
-        </w:rPr>
-      </w:pPr>
-      <w:r>
-        <w:rPr>
-          <w:rFonts w:ascii="Times New Roman" w:hAnsi="Times New Roman" w:cs="Times New Roman"/>
-          <w:sz w:val="24"/>
-          <w:szCs w:val="24"/>
-        </w:rPr>
-        <w:t xml:space="preserve">Альфа-Бетта отсечение — это алгоритм, который оптимизирует Минимакс. Идея алгоритма в том, что при оценивании ветви дерева можно досрочно прекратить вычисление, если понятно, что в любом случае значение этой ветви будет хуже, чем уже было найдено при расчете предыдущих ветвей. </w:t>
-      </w:r>
-    </w:p>
-    <w:p>
-      <w:pPr>
-        <w:spacing w:line="240" w:lineRule="auto"/>
-        <w:rPr>
-          <w:rFonts w:ascii="Times New Roman" w:hAnsi="Times New Roman" w:cs="Times New Roman"/>
-          <w:sz w:val="24"/>
-          <w:szCs w:val="24"/>
-        </w:rPr>
-      </w:pPr>
-      <w:r>
-        <w:rPr>
-          <w:rFonts w:ascii="Times New Roman" w:hAnsi="Times New Roman" w:cs="Times New Roman"/>
-          <w:sz w:val="24"/>
-          <w:szCs w:val="24"/>
-        </w:rPr>
-        <w:t>Так как отсечения происходит на каждой уровни, кроме последнего, то это сильно оптимизирует Минимакс.</w:t>
-      </w:r>
-    </w:p>
-    <w:p>
-      <w:pPr>
-        <w:spacing w:line="240" w:lineRule="auto"/>
-        <w:rPr>
-          <w:rFonts w:ascii="Times New Roman" w:hAnsi="Times New Roman" w:cs="Times New Roman"/>
-          <w:sz w:val="24"/>
-          <w:szCs w:val="24"/>
-        </w:rPr>
-      </w:pPr>
-      <w:r>
-        <w:rPr>
-          <w:rFonts w:ascii="Times New Roman" w:hAnsi="Times New Roman" w:cs="Times New Roman"/>
-          <w:sz w:val="24"/>
-          <w:szCs w:val="24"/>
-        </w:rPr>
-        <w:t xml:space="preserve">Еще более оптимизировать данный алгоритм можно тем, что рассортировать, перед запуском Минимакса, ходы так, чтобы в начале были рассмотрены наилучшие варианты, а только потом остальные. </w:t>
-      </w:r>
-      <w:r>
-        <w:rPr>
-          <w:rFonts w:ascii="Times New Roman" w:hAnsi="Times New Roman" w:cs="Times New Roman"/>
-          <w:sz w:val="24"/>
-          <w:szCs w:val="24"/>
-        </w:rPr>
-        <w:t xml:space="preserve">Сделано это так, что в начале массива – доступных ходов, будут находиться </w:t>
-      </w:r>
-      <w:r>
-        <w:rPr>
-          <w:rFonts w:ascii="Times New Roman" w:hAnsi="Times New Roman" w:cs="Times New Roman"/>
-          <w:sz w:val="24"/>
-          <w:szCs w:val="24"/>
-        </w:rPr>
-        <w:t>клетки,</w:t>
-      </w:r>
-      <w:r>
-        <w:rPr>
-          <w:rFonts w:ascii="Times New Roman" w:hAnsi="Times New Roman" w:cs="Times New Roman"/>
-          <w:sz w:val="24"/>
-          <w:szCs w:val="24"/>
-        </w:rPr>
-        <w:t xml:space="preserve"> которые дальше от самой фигуры.</w:t>
-      </w:r>
-    </w:p>
-    <w:p>
-      <w:pPr>
-        <w:spacing w:line="240" w:lineRule="auto"/>
-        <w:rPr>
-          <w:rFonts w:ascii="Times New Roman" w:hAnsi="Times New Roman" w:cs="Times New Roman"/>
-          <w:sz w:val="24"/>
-          <w:szCs w:val="24"/>
-        </w:rPr>
-      </w:pPr>
-      <w:r>
-        <w:rPr>
-          <w:rFonts w:ascii="Times New Roman" w:hAnsi="Times New Roman" w:cs="Times New Roman"/>
-          <w:sz w:val="24"/>
-          <w:szCs w:val="24"/>
-        </w:rPr>
-        <w:t xml:space="preserve">Для Короля алгоритм прописан так – чтобы вначале списка были те клетки, рядом с которой в радиусе 1 есть фигура врага (чтобы король концентрировался на закрытие </w:t>
-      </w:r>
-      <w:r>
-        <w:rPr>
-          <w:rFonts w:ascii="Times New Roman" w:hAnsi="Times New Roman" w:cs="Times New Roman"/>
-          <w:sz w:val="24"/>
-          <w:szCs w:val="24"/>
-        </w:rPr>
-        <w:lastRenderedPageBreak/>
-        <w:t xml:space="preserve">фигур) и также в конец списка находятся клетки, которые захвачены этим игроком, т.к. ход туда </w:t>
-      </w:r>
-      <w:r>
-        <w:rPr>
-          <w:rFonts w:ascii="Times New Roman" w:hAnsi="Times New Roman" w:cs="Times New Roman"/>
-          <w:sz w:val="24"/>
-          <w:szCs w:val="24"/>
-        </w:rPr>
-        <w:t>бессмысленный</w:t>
-      </w:r>
-      <w:r>
-        <w:rPr>
-          <w:rFonts w:ascii="Times New Roman" w:hAnsi="Times New Roman" w:cs="Times New Roman"/>
-          <w:sz w:val="24"/>
-          <w:szCs w:val="24"/>
-        </w:rPr>
-        <w:t xml:space="preserve">. </w:t>
-      </w:r>
-    </w:p>
-    <w:p>
-      <w:pPr>
-        <w:spacing w:line="240" w:lineRule="auto"/>
-        <w:rPr>
-          <w:rFonts w:ascii="Times New Roman" w:hAnsi="Times New Roman" w:cs="Times New Roman"/>
-          <w:sz w:val="24"/>
-          <w:szCs w:val="24"/>
-        </w:rPr>
-      </w:pPr>
-      <w:r>
-        <w:rPr>
-          <w:rFonts w:ascii="Times New Roman" w:hAnsi="Times New Roman" w:cs="Times New Roman"/>
-          <w:sz w:val="24"/>
-          <w:szCs w:val="24"/>
-        </w:rPr>
-        <w:t>Для Пешки в начало списка помещаются клетки, во круг которой в радиусе 1 стоит фигура врага, чтобы он пытался есть.</w:t>
-      </w:r>
-    </w:p>
-    <w:p>
-      <w:pPr>
-        <w:spacing w:line="240" w:lineRule="auto"/>
+        <w:spacing w:line="360" w:lineRule="auto"/>
         <w:rPr>
           <w:rFonts w:ascii="Times New Roman" w:hAnsi="Times New Roman" w:cs="Times New Roman"/>
           <w:sz w:val="24"/>
@@ -524,25 +398,7 @@
     </w:p>
     <w:p>
       <w:pPr>
-        <w:spacing w:line="240" w:lineRule="auto"/>
-        <w:rPr>
-          <w:rFonts w:ascii="Times New Roman" w:hAnsi="Times New Roman" w:cs="Times New Roman"/>
-          <w:sz w:val="24"/>
-          <w:szCs w:val="24"/>
-        </w:rPr>
-      </w:pPr>
-      <w:r>
-        <w:rPr>
-          <w:rFonts w:ascii="Times New Roman" w:hAnsi="Times New Roman" w:cs="Times New Roman"/>
-          <w:sz w:val="24"/>
-          <w:szCs w:val="24"/>
-        </w:rPr>
-        <w:t xml:space="preserve">Оптимизация грубого отсечения на разных стадиях игры заключается в том, что рассматривать только некоторый процент возможных ходов, в купе с сортировкой по лучшим ходам, это даст тот, эффект что будут рассмотрены лучшие хода. Минус оптимизации в том, что алгоритм не проверит плохой ход, который может привести к лучшему исходу, но всё же он отсеивает большой процент по-настоящему плохих ходов, поэтому можно пойти на такие уступки. </w:t>
-      </w:r>
-    </w:p>
-    <w:p>
-      <w:pPr>
-        <w:spacing w:line="240" w:lineRule="auto"/>
+        <w:spacing w:line="360" w:lineRule="auto"/>
         <w:rPr>
           <w:rFonts w:ascii="Times New Roman" w:hAnsi="Times New Roman" w:cs="Times New Roman"/>
           <w:sz w:val="24"/>
@@ -552,7 +408,848 @@
     </w:p>
     <w:p>
       <w:pPr>
-        <w:spacing w:line="240" w:lineRule="auto"/>
+        <w:spacing w:line="360" w:lineRule="auto"/>
+        <w:rPr>
+          <w:rFonts w:ascii="Times New Roman" w:hAnsi="Times New Roman" w:cs="Times New Roman"/>
+          <w:sz w:val="24"/>
+          <w:szCs w:val="24"/>
+        </w:rPr>
+      </w:pPr>
+      <w:r>
+        <w:rPr>
+          <w:rFonts w:ascii="Times New Roman" w:hAnsi="Times New Roman" w:cs="Times New Roman"/>
+          <w:sz w:val="24"/>
+          <w:szCs w:val="24"/>
+        </w:rPr>
+        <w:lastRenderedPageBreak/>
+        <w:t>Эволюционная функция вычисляется по формуле:</w:t>
+      </w:r>
+    </w:p>
+    <w:p>
+      <w:pPr>
+        <w:spacing w:line="360" w:lineRule="auto"/>
+        <w:jc w:val="center"/>
+        <w:rPr>
+          <w:rFonts w:ascii="Times New Roman" w:hAnsi="Times New Roman" w:cs="Times New Roman"/>
+          <w:sz w:val="24"/>
+          <w:szCs w:val="24"/>
+          <w:lang w:val="en-US"/>
+        </w:rPr>
+      </w:pPr>
+      <w:r>
+        <w:rPr>
+          <w:rFonts w:ascii="Times New Roman" w:hAnsi="Times New Roman" w:cs="Times New Roman"/>
+          <w:sz w:val="24"/>
+          <w:szCs w:val="24"/>
+          <w:lang w:val="en-US"/>
+        </w:rPr>
+        <w:t xml:space="preserve">Eval = P1 </w:t>
+      </w:r>
+      <w:r>
+        <w:rPr>
+          <w:rFonts w:ascii="Times New Roman" w:hAnsi="Times New Roman" w:cs="Times New Roman"/>
+          <w:sz w:val="24"/>
+          <w:szCs w:val="24"/>
+          <w:lang w:val="en-US"/>
+        </w:rPr>
+        <w:t>*</w:t>
+      </w:r>
+      <w:r>
+        <w:rPr>
+          <w:rFonts w:ascii="Times New Roman" w:hAnsi="Times New Roman" w:cs="Times New Roman"/>
+          <w:sz w:val="24"/>
+          <w:szCs w:val="24"/>
+          <w:lang w:val="en-US"/>
+        </w:rPr>
+        <w:t xml:space="preserve"> pricePaint + D1</w:t>
+      </w:r>
+      <w:r>
+        <w:rPr>
+          <w:rFonts w:ascii="Times New Roman" w:hAnsi="Times New Roman" w:cs="Times New Roman"/>
+          <w:sz w:val="24"/>
+          <w:szCs w:val="24"/>
+          <w:lang w:val="en-US"/>
+        </w:rPr>
+        <w:t xml:space="preserve"> *</w:t>
+      </w:r>
+      <w:r>
+        <w:rPr>
+          <w:rFonts w:ascii="Times New Roman" w:hAnsi="Times New Roman" w:cs="Times New Roman"/>
+          <w:sz w:val="24"/>
+          <w:szCs w:val="24"/>
+          <w:lang w:val="en-US"/>
+        </w:rPr>
+        <w:t xml:space="preserve"> priceDark – (</w:t>
+      </w:r>
+      <w:r>
+        <w:rPr>
+          <w:rFonts w:ascii="Times New Roman" w:hAnsi="Times New Roman" w:cs="Times New Roman"/>
+          <w:sz w:val="24"/>
+          <w:szCs w:val="24"/>
+          <w:lang w:val="en-US"/>
+        </w:rPr>
+        <w:t>P</w:t>
+      </w:r>
+      <w:r>
+        <w:rPr>
+          <w:rFonts w:ascii="Times New Roman" w:hAnsi="Times New Roman" w:cs="Times New Roman"/>
+          <w:sz w:val="24"/>
+          <w:szCs w:val="24"/>
+          <w:lang w:val="en-US"/>
+        </w:rPr>
+        <w:t>2</w:t>
+      </w:r>
+      <w:r>
+        <w:rPr>
+          <w:rFonts w:ascii="Times New Roman" w:hAnsi="Times New Roman" w:cs="Times New Roman"/>
+          <w:sz w:val="24"/>
+          <w:szCs w:val="24"/>
+          <w:lang w:val="en-US"/>
+        </w:rPr>
+        <w:t xml:space="preserve"> </w:t>
+      </w:r>
+      <w:r>
+        <w:rPr>
+          <w:rFonts w:ascii="Times New Roman" w:hAnsi="Times New Roman" w:cs="Times New Roman"/>
+          <w:sz w:val="24"/>
+          <w:szCs w:val="24"/>
+          <w:lang w:val="en-US"/>
+        </w:rPr>
+        <w:t>*</w:t>
+      </w:r>
+      <w:r>
+        <w:rPr>
+          <w:rFonts w:ascii="Times New Roman" w:hAnsi="Times New Roman" w:cs="Times New Roman"/>
+          <w:sz w:val="24"/>
+          <w:szCs w:val="24"/>
+          <w:lang w:val="en-US"/>
+        </w:rPr>
+        <w:t xml:space="preserve"> </w:t>
+      </w:r>
+      <w:r>
+        <w:rPr>
+          <w:rFonts w:ascii="Times New Roman" w:hAnsi="Times New Roman" w:cs="Times New Roman"/>
+          <w:sz w:val="24"/>
+          <w:szCs w:val="24"/>
+          <w:lang w:val="en-US"/>
+        </w:rPr>
+        <w:t>price</w:t>
+      </w:r>
+      <w:r>
+        <w:rPr>
+          <w:rFonts w:ascii="Times New Roman" w:hAnsi="Times New Roman" w:cs="Times New Roman"/>
+          <w:sz w:val="24"/>
+          <w:szCs w:val="24"/>
+          <w:lang w:val="en-US"/>
+        </w:rPr>
+        <w:t>Paint + D</w:t>
+      </w:r>
+      <w:r>
+        <w:rPr>
+          <w:rFonts w:ascii="Times New Roman" w:hAnsi="Times New Roman" w:cs="Times New Roman"/>
+          <w:sz w:val="24"/>
+          <w:szCs w:val="24"/>
+          <w:lang w:val="en-US"/>
+        </w:rPr>
+        <w:t>2</w:t>
+      </w:r>
+      <w:r>
+        <w:rPr>
+          <w:rFonts w:ascii="Times New Roman" w:hAnsi="Times New Roman" w:cs="Times New Roman"/>
+          <w:sz w:val="24"/>
+          <w:szCs w:val="24"/>
+          <w:lang w:val="en-US"/>
+        </w:rPr>
+        <w:t xml:space="preserve"> </w:t>
+      </w:r>
+      <w:r>
+        <w:rPr>
+          <w:rFonts w:ascii="Times New Roman" w:hAnsi="Times New Roman" w:cs="Times New Roman"/>
+          <w:sz w:val="24"/>
+          <w:szCs w:val="24"/>
+          <w:lang w:val="en-US"/>
+        </w:rPr>
+        <w:t>*</w:t>
+      </w:r>
+      <w:r>
+        <w:rPr>
+          <w:rFonts w:ascii="Times New Roman" w:hAnsi="Times New Roman" w:cs="Times New Roman"/>
+          <w:sz w:val="24"/>
+          <w:szCs w:val="24"/>
+          <w:lang w:val="en-US"/>
+        </w:rPr>
+        <w:t xml:space="preserve"> </w:t>
+      </w:r>
+      <w:r>
+        <w:rPr>
+          <w:rFonts w:ascii="Times New Roman" w:hAnsi="Times New Roman" w:cs="Times New Roman"/>
+          <w:sz w:val="24"/>
+          <w:szCs w:val="24"/>
+          <w:lang w:val="en-US"/>
+        </w:rPr>
+        <w:t>price</w:t>
+      </w:r>
+      <w:r>
+        <w:rPr>
+          <w:rFonts w:ascii="Times New Roman" w:hAnsi="Times New Roman" w:cs="Times New Roman"/>
+          <w:sz w:val="24"/>
+          <w:szCs w:val="24"/>
+          <w:lang w:val="en-US"/>
+        </w:rPr>
+        <w:t>Dark</w:t>
+      </w:r>
+      <w:r>
+        <w:rPr>
+          <w:rFonts w:ascii="Times New Roman" w:hAnsi="Times New Roman" w:cs="Times New Roman"/>
+          <w:sz w:val="24"/>
+          <w:szCs w:val="24"/>
+          <w:lang w:val="en-US"/>
+        </w:rPr>
+        <w:t xml:space="preserve">) + (F1 – F2) </w:t>
+      </w:r>
+      <w:r>
+        <w:rPr>
+          <w:rFonts w:ascii="Times New Roman" w:hAnsi="Times New Roman" w:cs="Times New Roman"/>
+          <w:sz w:val="24"/>
+          <w:szCs w:val="24"/>
+          <w:lang w:val="en-US"/>
+        </w:rPr>
+        <w:t>*</w:t>
+      </w:r>
+      <w:r>
+        <w:rPr>
+          <w:rFonts w:ascii="Times New Roman" w:hAnsi="Times New Roman" w:cs="Times New Roman"/>
+          <w:sz w:val="24"/>
+          <w:szCs w:val="24"/>
+          <w:lang w:val="en-US"/>
+        </w:rPr>
+        <w:t xml:space="preserve"> x priceKill, (1)</w:t>
+      </w:r>
+    </w:p>
+    <w:p>
+      <w:pPr>
+        <w:spacing w:line="360" w:lineRule="auto"/>
+        <w:rPr>
+          <w:rFonts w:ascii="Times New Roman" w:hAnsi="Times New Roman" w:cs="Times New Roman"/>
+          <w:sz w:val="24"/>
+          <w:szCs w:val="24"/>
+        </w:rPr>
+      </w:pPr>
+      <w:r>
+        <w:rPr>
+          <w:rFonts w:ascii="Times New Roman" w:hAnsi="Times New Roman" w:cs="Times New Roman"/>
+          <w:sz w:val="24"/>
+          <w:szCs w:val="24"/>
+        </w:rPr>
+        <w:t>г</w:t>
+      </w:r>
+      <w:r>
+        <w:rPr>
+          <w:rFonts w:ascii="Times New Roman" w:hAnsi="Times New Roman" w:cs="Times New Roman"/>
+          <w:sz w:val="24"/>
+          <w:szCs w:val="24"/>
+        </w:rPr>
+        <w:t xml:space="preserve">де </w:t>
+      </w:r>
+      <w:r>
+        <w:rPr>
+          <w:rFonts w:ascii="Times New Roman" w:hAnsi="Times New Roman" w:cs="Times New Roman"/>
+          <w:sz w:val="24"/>
+          <w:szCs w:val="24"/>
+        </w:rPr>
+        <w:t xml:space="preserve">     </w:t>
+      </w:r>
+      <w:r>
+        <w:rPr>
+          <w:rFonts w:ascii="Times New Roman" w:hAnsi="Times New Roman" w:cs="Times New Roman"/>
+          <w:sz w:val="24"/>
+          <w:szCs w:val="24"/>
+          <w:lang w:val="en-US"/>
+        </w:rPr>
+        <w:t>P</w:t>
+      </w:r>
+      <w:r>
+        <w:rPr>
+          <w:rFonts w:ascii="Times New Roman" w:hAnsi="Times New Roman" w:cs="Times New Roman"/>
+          <w:sz w:val="24"/>
+          <w:szCs w:val="24"/>
+        </w:rPr>
+        <w:t xml:space="preserve">1 – </w:t>
+      </w:r>
+      <w:r>
+        <w:rPr>
+          <w:rFonts w:ascii="Times New Roman" w:hAnsi="Times New Roman" w:cs="Times New Roman"/>
+          <w:sz w:val="24"/>
+          <w:szCs w:val="24"/>
+        </w:rPr>
+        <w:t>Количество закрашенных клеток Ботом</w:t>
+      </w:r>
+      <w:r>
+        <w:rPr>
+          <w:rFonts w:ascii="Times New Roman" w:hAnsi="Times New Roman" w:cs="Times New Roman"/>
+          <w:sz w:val="24"/>
+          <w:szCs w:val="24"/>
+        </w:rPr>
+        <w:t>;</w:t>
+      </w:r>
+      <w:r>
+        <w:rPr>
+          <w:rFonts w:ascii="Times New Roman" w:hAnsi="Times New Roman" w:cs="Times New Roman"/>
+          <w:sz w:val="24"/>
+          <w:szCs w:val="24"/>
+        </w:rPr>
+        <w:br/>
+      </w:r>
+      <w:r>
+        <w:rPr>
+          <w:rFonts w:ascii="Times New Roman" w:hAnsi="Times New Roman" w:cs="Times New Roman"/>
+          <w:sz w:val="24"/>
+          <w:szCs w:val="24"/>
+        </w:rPr>
+        <w:tab/>
+      </w:r>
+      <w:r>
+        <w:rPr>
+          <w:rFonts w:ascii="Times New Roman" w:hAnsi="Times New Roman" w:cs="Times New Roman"/>
+          <w:sz w:val="24"/>
+          <w:szCs w:val="24"/>
+          <w:lang w:val="en-US"/>
+        </w:rPr>
+        <w:t>P</w:t>
+      </w:r>
+      <w:r>
+        <w:rPr>
+          <w:rFonts w:ascii="Times New Roman" w:hAnsi="Times New Roman" w:cs="Times New Roman"/>
+          <w:sz w:val="24"/>
+          <w:szCs w:val="24"/>
+        </w:rPr>
+        <w:t>2</w:t>
+      </w:r>
+      <w:r>
+        <w:rPr>
+          <w:rFonts w:ascii="Times New Roman" w:hAnsi="Times New Roman" w:cs="Times New Roman"/>
+          <w:sz w:val="24"/>
+          <w:szCs w:val="24"/>
+        </w:rPr>
+        <w:t xml:space="preserve"> – </w:t>
+      </w:r>
+      <w:r>
+        <w:rPr>
+          <w:rFonts w:ascii="Times New Roman" w:hAnsi="Times New Roman" w:cs="Times New Roman"/>
+          <w:sz w:val="24"/>
+          <w:szCs w:val="24"/>
+        </w:rPr>
+        <w:t xml:space="preserve">Количество закрашенных клеток </w:t>
+      </w:r>
+      <w:r>
+        <w:rPr>
+          <w:rFonts w:ascii="Times New Roman" w:hAnsi="Times New Roman" w:cs="Times New Roman"/>
+          <w:sz w:val="24"/>
+          <w:szCs w:val="24"/>
+        </w:rPr>
+        <w:t>Человеком</w:t>
+      </w:r>
+      <w:r>
+        <w:rPr>
+          <w:rFonts w:ascii="Times New Roman" w:hAnsi="Times New Roman" w:cs="Times New Roman"/>
+          <w:sz w:val="24"/>
+          <w:szCs w:val="24"/>
+        </w:rPr>
+        <w:t>;</w:t>
+      </w:r>
+      <w:r>
+        <w:rPr>
+          <w:rFonts w:ascii="Times New Roman" w:hAnsi="Times New Roman" w:cs="Times New Roman"/>
+          <w:sz w:val="24"/>
+          <w:szCs w:val="24"/>
+        </w:rPr>
+        <w:br/>
+      </w:r>
+      <w:r>
+        <w:rPr>
+          <w:rFonts w:ascii="Times New Roman" w:hAnsi="Times New Roman" w:cs="Times New Roman"/>
+          <w:sz w:val="24"/>
+          <w:szCs w:val="24"/>
+        </w:rPr>
+        <w:tab/>
+      </w:r>
+      <w:r>
+        <w:rPr>
+          <w:rFonts w:ascii="Times New Roman" w:hAnsi="Times New Roman" w:cs="Times New Roman"/>
+          <w:sz w:val="24"/>
+          <w:szCs w:val="24"/>
+          <w:lang w:val="en-US"/>
+        </w:rPr>
+        <w:t>D</w:t>
+      </w:r>
+      <w:r>
+        <w:rPr>
+          <w:rFonts w:ascii="Times New Roman" w:hAnsi="Times New Roman" w:cs="Times New Roman"/>
+          <w:sz w:val="24"/>
+          <w:szCs w:val="24"/>
+        </w:rPr>
+        <w:t xml:space="preserve">1 – </w:t>
+      </w:r>
+      <w:r>
+        <w:rPr>
+          <w:rFonts w:ascii="Times New Roman" w:hAnsi="Times New Roman" w:cs="Times New Roman"/>
+          <w:sz w:val="24"/>
+          <w:szCs w:val="24"/>
+        </w:rPr>
+        <w:t xml:space="preserve">Количество </w:t>
+      </w:r>
+      <w:r>
+        <w:rPr>
+          <w:rFonts w:ascii="Times New Roman" w:hAnsi="Times New Roman" w:cs="Times New Roman"/>
+          <w:sz w:val="24"/>
+          <w:szCs w:val="24"/>
+        </w:rPr>
+        <w:t>захваченных</w:t>
+      </w:r>
+      <w:r>
+        <w:rPr>
+          <w:rFonts w:ascii="Times New Roman" w:hAnsi="Times New Roman" w:cs="Times New Roman"/>
+          <w:sz w:val="24"/>
+          <w:szCs w:val="24"/>
+        </w:rPr>
+        <w:t xml:space="preserve"> клеток Ботом</w:t>
+      </w:r>
+      <w:r>
+        <w:rPr>
+          <w:rFonts w:ascii="Times New Roman" w:hAnsi="Times New Roman" w:cs="Times New Roman"/>
+          <w:sz w:val="24"/>
+          <w:szCs w:val="24"/>
+        </w:rPr>
+        <w:t>;</w:t>
+      </w:r>
+      <w:r>
+        <w:rPr>
+          <w:rFonts w:ascii="Times New Roman" w:hAnsi="Times New Roman" w:cs="Times New Roman"/>
+          <w:sz w:val="24"/>
+          <w:szCs w:val="24"/>
+        </w:rPr>
+        <w:br/>
+      </w:r>
+      <w:r>
+        <w:rPr>
+          <w:rFonts w:ascii="Times New Roman" w:hAnsi="Times New Roman" w:cs="Times New Roman"/>
+          <w:sz w:val="24"/>
+          <w:szCs w:val="24"/>
+        </w:rPr>
+        <w:tab/>
+      </w:r>
+      <w:r>
+        <w:rPr>
+          <w:rFonts w:ascii="Times New Roman" w:hAnsi="Times New Roman" w:cs="Times New Roman"/>
+          <w:sz w:val="24"/>
+          <w:szCs w:val="24"/>
+          <w:lang w:val="en-US"/>
+        </w:rPr>
+        <w:t>D</w:t>
+      </w:r>
+      <w:r>
+        <w:rPr>
+          <w:rFonts w:ascii="Times New Roman" w:hAnsi="Times New Roman" w:cs="Times New Roman"/>
+          <w:sz w:val="24"/>
+          <w:szCs w:val="24"/>
+        </w:rPr>
+        <w:t>2</w:t>
+      </w:r>
+      <w:r>
+        <w:rPr>
+          <w:rFonts w:ascii="Times New Roman" w:hAnsi="Times New Roman" w:cs="Times New Roman"/>
+          <w:sz w:val="24"/>
+          <w:szCs w:val="24"/>
+        </w:rPr>
+        <w:t xml:space="preserve"> – </w:t>
+      </w:r>
+      <w:r>
+        <w:rPr>
+          <w:rFonts w:ascii="Times New Roman" w:hAnsi="Times New Roman" w:cs="Times New Roman"/>
+          <w:sz w:val="24"/>
+          <w:szCs w:val="24"/>
+        </w:rPr>
+        <w:t>Количество захваченных клеток Человеком</w:t>
+      </w:r>
+      <w:r>
+        <w:rPr>
+          <w:rFonts w:ascii="Times New Roman" w:hAnsi="Times New Roman" w:cs="Times New Roman"/>
+          <w:sz w:val="24"/>
+          <w:szCs w:val="24"/>
+        </w:rPr>
+        <w:t>;</w:t>
+      </w:r>
+      <w:r>
+        <w:rPr>
+          <w:rFonts w:ascii="Times New Roman" w:hAnsi="Times New Roman" w:cs="Times New Roman"/>
+          <w:sz w:val="24"/>
+          <w:szCs w:val="24"/>
+        </w:rPr>
+        <w:br/>
+      </w:r>
+      <w:r>
+        <w:rPr>
+          <w:rFonts w:ascii="Times New Roman" w:hAnsi="Times New Roman" w:cs="Times New Roman"/>
+          <w:sz w:val="24"/>
+          <w:szCs w:val="24"/>
+        </w:rPr>
+        <w:tab/>
+      </w:r>
+      <w:r>
+        <w:rPr>
+          <w:rFonts w:ascii="Times New Roman" w:hAnsi="Times New Roman" w:cs="Times New Roman"/>
+          <w:sz w:val="24"/>
+          <w:szCs w:val="24"/>
+          <w:lang w:val="en-US"/>
+        </w:rPr>
+        <w:t>F</w:t>
+      </w:r>
+      <w:r>
+        <w:rPr>
+          <w:rFonts w:ascii="Times New Roman" w:hAnsi="Times New Roman" w:cs="Times New Roman"/>
+          <w:sz w:val="24"/>
+          <w:szCs w:val="24"/>
+        </w:rPr>
+        <w:t>1</w:t>
+      </w:r>
+      <w:r>
+        <w:rPr>
+          <w:rFonts w:ascii="Times New Roman" w:hAnsi="Times New Roman" w:cs="Times New Roman"/>
+          <w:sz w:val="24"/>
+          <w:szCs w:val="24"/>
+        </w:rPr>
+        <w:t xml:space="preserve"> – </w:t>
+      </w:r>
+      <w:r>
+        <w:rPr>
+          <w:rFonts w:ascii="Times New Roman" w:hAnsi="Times New Roman" w:cs="Times New Roman"/>
+          <w:sz w:val="24"/>
+          <w:szCs w:val="24"/>
+        </w:rPr>
+        <w:t xml:space="preserve">Количество </w:t>
+      </w:r>
+      <w:r>
+        <w:rPr>
+          <w:rFonts w:ascii="Times New Roman" w:hAnsi="Times New Roman" w:cs="Times New Roman"/>
+          <w:sz w:val="24"/>
+          <w:szCs w:val="24"/>
+        </w:rPr>
+        <w:t>фигур Бота</w:t>
+      </w:r>
+      <w:r>
+        <w:rPr>
+          <w:rFonts w:ascii="Times New Roman" w:hAnsi="Times New Roman" w:cs="Times New Roman"/>
+          <w:sz w:val="24"/>
+          <w:szCs w:val="24"/>
+        </w:rPr>
+        <w:t>;</w:t>
+      </w:r>
+      <w:r>
+        <w:rPr>
+          <w:rFonts w:ascii="Times New Roman" w:hAnsi="Times New Roman" w:cs="Times New Roman"/>
+          <w:sz w:val="24"/>
+          <w:szCs w:val="24"/>
+        </w:rPr>
+        <w:br/>
+      </w:r>
+      <w:r>
+        <w:rPr>
+          <w:rFonts w:ascii="Times New Roman" w:hAnsi="Times New Roman" w:cs="Times New Roman"/>
+          <w:sz w:val="24"/>
+          <w:szCs w:val="24"/>
+        </w:rPr>
+        <w:tab/>
+      </w:r>
+      <w:r>
+        <w:rPr>
+          <w:rFonts w:ascii="Times New Roman" w:hAnsi="Times New Roman" w:cs="Times New Roman"/>
+          <w:sz w:val="24"/>
+          <w:szCs w:val="24"/>
+          <w:lang w:val="en-US"/>
+        </w:rPr>
+        <w:t>F</w:t>
+      </w:r>
+      <w:r>
+        <w:rPr>
+          <w:rFonts w:ascii="Times New Roman" w:hAnsi="Times New Roman" w:cs="Times New Roman"/>
+          <w:sz w:val="24"/>
+          <w:szCs w:val="24"/>
+        </w:rPr>
+        <w:t>2</w:t>
+      </w:r>
+      <w:r>
+        <w:rPr>
+          <w:rFonts w:ascii="Times New Roman" w:hAnsi="Times New Roman" w:cs="Times New Roman"/>
+          <w:sz w:val="24"/>
+          <w:szCs w:val="24"/>
+        </w:rPr>
+        <w:t xml:space="preserve"> – </w:t>
+      </w:r>
+      <w:r>
+        <w:rPr>
+          <w:rFonts w:ascii="Times New Roman" w:hAnsi="Times New Roman" w:cs="Times New Roman"/>
+          <w:sz w:val="24"/>
+          <w:szCs w:val="24"/>
+        </w:rPr>
+        <w:t xml:space="preserve">Количество фигур </w:t>
+      </w:r>
+      <w:r>
+        <w:rPr>
+          <w:rFonts w:ascii="Times New Roman" w:hAnsi="Times New Roman" w:cs="Times New Roman"/>
+          <w:sz w:val="24"/>
+          <w:szCs w:val="24"/>
+        </w:rPr>
+        <w:t>Человека</w:t>
+      </w:r>
+      <w:r>
+        <w:rPr>
+          <w:rFonts w:ascii="Times New Roman" w:hAnsi="Times New Roman" w:cs="Times New Roman"/>
+          <w:sz w:val="24"/>
+          <w:szCs w:val="24"/>
+        </w:rPr>
+        <w:t>;</w:t>
+      </w:r>
+      <w:r>
+        <w:rPr>
+          <w:rFonts w:ascii="Times New Roman" w:hAnsi="Times New Roman" w:cs="Times New Roman"/>
+          <w:sz w:val="24"/>
+          <w:szCs w:val="24"/>
+        </w:rPr>
+        <w:br/>
+      </w:r>
+      <w:r>
+        <w:rPr>
+          <w:rFonts w:ascii="Times New Roman" w:hAnsi="Times New Roman" w:cs="Times New Roman"/>
+          <w:sz w:val="24"/>
+          <w:szCs w:val="24"/>
+        </w:rPr>
+        <w:tab/>
+      </w:r>
+      <w:r>
+        <w:rPr>
+          <w:rFonts w:ascii="Times New Roman" w:hAnsi="Times New Roman" w:cs="Times New Roman"/>
+          <w:sz w:val="24"/>
+          <w:szCs w:val="24"/>
+          <w:lang w:val="en-US"/>
+        </w:rPr>
+        <w:t>pricePaint</w:t>
+      </w:r>
+      <w:r>
+        <w:rPr>
+          <w:rFonts w:ascii="Times New Roman" w:hAnsi="Times New Roman" w:cs="Times New Roman"/>
+          <w:sz w:val="24"/>
+          <w:szCs w:val="24"/>
+        </w:rPr>
+        <w:t xml:space="preserve"> </w:t>
+      </w:r>
+      <w:r>
+        <w:rPr>
+          <w:rFonts w:ascii="Times New Roman" w:hAnsi="Times New Roman" w:cs="Times New Roman"/>
+          <w:sz w:val="24"/>
+          <w:szCs w:val="24"/>
+        </w:rPr>
+        <w:t>–</w:t>
+      </w:r>
+      <w:r>
+        <w:rPr>
+          <w:rFonts w:ascii="Times New Roman" w:hAnsi="Times New Roman" w:cs="Times New Roman"/>
+          <w:sz w:val="24"/>
+          <w:szCs w:val="24"/>
+        </w:rPr>
+        <w:t xml:space="preserve"> </w:t>
+      </w:r>
+      <w:r>
+        <w:rPr>
+          <w:rFonts w:ascii="Times New Roman" w:hAnsi="Times New Roman" w:cs="Times New Roman"/>
+          <w:sz w:val="24"/>
+          <w:szCs w:val="24"/>
+        </w:rPr>
+        <w:t>цена за одну закрашенную клетку</w:t>
+      </w:r>
+      <w:r>
+        <w:rPr>
+          <w:rFonts w:ascii="Times New Roman" w:hAnsi="Times New Roman" w:cs="Times New Roman"/>
+          <w:sz w:val="24"/>
+          <w:szCs w:val="24"/>
+        </w:rPr>
+        <w:t>;</w:t>
+      </w:r>
+      <w:r>
+        <w:rPr>
+          <w:rFonts w:ascii="Times New Roman" w:hAnsi="Times New Roman" w:cs="Times New Roman"/>
+          <w:sz w:val="24"/>
+          <w:szCs w:val="24"/>
+        </w:rPr>
+        <w:br/>
+      </w:r>
+      <w:r>
+        <w:rPr>
+          <w:rFonts w:ascii="Times New Roman" w:hAnsi="Times New Roman" w:cs="Times New Roman"/>
+          <w:sz w:val="24"/>
+          <w:szCs w:val="24"/>
+        </w:rPr>
+        <w:tab/>
+      </w:r>
+      <w:r>
+        <w:rPr>
+          <w:rFonts w:ascii="Times New Roman" w:hAnsi="Times New Roman" w:cs="Times New Roman"/>
+          <w:sz w:val="24"/>
+          <w:szCs w:val="24"/>
+          <w:lang w:val="en-US"/>
+        </w:rPr>
+        <w:t>price</w:t>
+      </w:r>
+      <w:r>
+        <w:rPr>
+          <w:rFonts w:ascii="Times New Roman" w:hAnsi="Times New Roman" w:cs="Times New Roman"/>
+          <w:sz w:val="24"/>
+          <w:szCs w:val="24"/>
+          <w:lang w:val="en-US"/>
+        </w:rPr>
+        <w:t>Dark</w:t>
+      </w:r>
+      <w:r>
+        <w:rPr>
+          <w:rFonts w:ascii="Times New Roman" w:hAnsi="Times New Roman" w:cs="Times New Roman"/>
+          <w:sz w:val="24"/>
+          <w:szCs w:val="24"/>
+        </w:rPr>
+        <w:t xml:space="preserve"> </w:t>
+      </w:r>
+      <w:r>
+        <w:rPr>
+          <w:rFonts w:ascii="Times New Roman" w:hAnsi="Times New Roman" w:cs="Times New Roman"/>
+          <w:sz w:val="24"/>
+          <w:szCs w:val="24"/>
+        </w:rPr>
+        <w:t>–</w:t>
+      </w:r>
+      <w:r>
+        <w:rPr>
+          <w:rFonts w:ascii="Times New Roman" w:hAnsi="Times New Roman" w:cs="Times New Roman"/>
+          <w:sz w:val="24"/>
+          <w:szCs w:val="24"/>
+        </w:rPr>
+        <w:t xml:space="preserve"> </w:t>
+      </w:r>
+      <w:r>
+        <w:rPr>
+          <w:rFonts w:ascii="Times New Roman" w:hAnsi="Times New Roman" w:cs="Times New Roman"/>
+          <w:sz w:val="24"/>
+          <w:szCs w:val="24"/>
+        </w:rPr>
+        <w:t xml:space="preserve">цена за одну </w:t>
+      </w:r>
+      <w:r>
+        <w:rPr>
+          <w:rFonts w:ascii="Times New Roman" w:hAnsi="Times New Roman" w:cs="Times New Roman"/>
+          <w:sz w:val="24"/>
+          <w:szCs w:val="24"/>
+        </w:rPr>
+        <w:t>захваченную</w:t>
+      </w:r>
+      <w:r>
+        <w:rPr>
+          <w:rFonts w:ascii="Times New Roman" w:hAnsi="Times New Roman" w:cs="Times New Roman"/>
+          <w:sz w:val="24"/>
+          <w:szCs w:val="24"/>
+        </w:rPr>
+        <w:t xml:space="preserve"> клетку</w:t>
+      </w:r>
+      <w:r>
+        <w:rPr>
+          <w:rFonts w:ascii="Times New Roman" w:hAnsi="Times New Roman" w:cs="Times New Roman"/>
+          <w:sz w:val="24"/>
+          <w:szCs w:val="24"/>
+        </w:rPr>
+        <w:t>;</w:t>
+      </w:r>
+      <w:r>
+        <w:rPr>
+          <w:rFonts w:ascii="Times New Roman" w:hAnsi="Times New Roman" w:cs="Times New Roman"/>
+          <w:sz w:val="24"/>
+          <w:szCs w:val="24"/>
+        </w:rPr>
+        <w:br/>
+      </w:r>
+      <w:r>
+        <w:rPr>
+          <w:rFonts w:ascii="Times New Roman" w:hAnsi="Times New Roman" w:cs="Times New Roman"/>
+          <w:sz w:val="24"/>
+          <w:szCs w:val="24"/>
+        </w:rPr>
+        <w:tab/>
+      </w:r>
+      <w:r>
+        <w:rPr>
+          <w:rFonts w:ascii="Times New Roman" w:hAnsi="Times New Roman" w:cs="Times New Roman"/>
+          <w:sz w:val="24"/>
+          <w:szCs w:val="24"/>
+          <w:lang w:val="en-US"/>
+        </w:rPr>
+        <w:t>price</w:t>
+      </w:r>
+      <w:r>
+        <w:rPr>
+          <w:rFonts w:ascii="Times New Roman" w:hAnsi="Times New Roman" w:cs="Times New Roman"/>
+          <w:sz w:val="24"/>
+          <w:szCs w:val="24"/>
+          <w:lang w:val="en-US"/>
+        </w:rPr>
+        <w:t>Kill</w:t>
+      </w:r>
+      <w:r>
+        <w:rPr>
+          <w:rFonts w:ascii="Times New Roman" w:hAnsi="Times New Roman" w:cs="Times New Roman"/>
+          <w:sz w:val="24"/>
+          <w:szCs w:val="24"/>
+        </w:rPr>
+        <w:t xml:space="preserve"> </w:t>
+      </w:r>
+      <w:r>
+        <w:rPr>
+          <w:rFonts w:ascii="Times New Roman" w:hAnsi="Times New Roman" w:cs="Times New Roman"/>
+          <w:sz w:val="24"/>
+          <w:szCs w:val="24"/>
+        </w:rPr>
+        <w:t>–</w:t>
+      </w:r>
+      <w:r>
+        <w:rPr>
+          <w:rFonts w:ascii="Times New Roman" w:hAnsi="Times New Roman" w:cs="Times New Roman"/>
+          <w:sz w:val="24"/>
+          <w:szCs w:val="24"/>
+        </w:rPr>
+        <w:t xml:space="preserve"> </w:t>
+      </w:r>
+      <w:r>
+        <w:rPr>
+          <w:rFonts w:ascii="Times New Roman" w:hAnsi="Times New Roman" w:cs="Times New Roman"/>
+          <w:sz w:val="24"/>
+          <w:szCs w:val="24"/>
+        </w:rPr>
+        <w:t xml:space="preserve">цена за </w:t>
+      </w:r>
+      <w:r>
+        <w:rPr>
+          <w:rFonts w:ascii="Times New Roman" w:hAnsi="Times New Roman" w:cs="Times New Roman"/>
+          <w:sz w:val="24"/>
+          <w:szCs w:val="24"/>
+        </w:rPr>
+        <w:t>съедание одной фигуры</w:t>
+      </w:r>
+      <w:r>
+        <w:rPr>
+          <w:rFonts w:ascii="Times New Roman" w:hAnsi="Times New Roman" w:cs="Times New Roman"/>
+          <w:sz w:val="24"/>
+          <w:szCs w:val="24"/>
+        </w:rPr>
+        <w:t>;</w:t>
+      </w:r>
+    </w:p>
+    <w:p>
+      <w:pPr>
+        <w:spacing w:line="360" w:lineRule="auto"/>
         <w:rPr>
           <w:rFonts w:ascii="Times New Roman" w:hAnsi="Times New Roman" w:cs="Times New Roman"/>
           <w:sz w:val="24"/>
@@ -562,37 +1259,71 @@
     </w:p>
     <w:p>
       <w:pPr>
-        <w:spacing w:line="240" w:lineRule="auto"/>
+        <w:spacing w:line="360" w:lineRule="auto"/>
         <w:rPr>
           <w:rFonts w:ascii="Times New Roman" w:hAnsi="Times New Roman" w:cs="Times New Roman"/>
           <w:sz w:val="24"/>
           <w:szCs w:val="24"/>
         </w:rPr>
       </w:pPr>
+      <w:r>
+        <w:rPr>
+          <w:rFonts w:ascii="Times New Roman" w:hAnsi="Times New Roman" w:cs="Times New Roman"/>
+          <w:b/>
+          <w:bCs/>
+          <w:sz w:val="24"/>
+          <w:szCs w:val="24"/>
+        </w:rPr>
+        <w:t>Оптимизации</w:t>
+      </w:r>
+      <w:r>
+        <w:rPr>
+          <w:rFonts w:ascii="Times New Roman" w:hAnsi="Times New Roman" w:cs="Times New Roman"/>
+          <w:sz w:val="24"/>
+          <w:szCs w:val="24"/>
+        </w:rPr>
+        <w:t>:</w:t>
+      </w:r>
     </w:p>
     <w:p>
       <w:pPr>
-        <w:spacing w:line="240" w:lineRule="auto"/>
+        <w:spacing w:line="360" w:lineRule="auto"/>
         <w:rPr>
           <w:rFonts w:ascii="Times New Roman" w:hAnsi="Times New Roman" w:cs="Times New Roman"/>
           <w:sz w:val="24"/>
           <w:szCs w:val="24"/>
         </w:rPr>
       </w:pPr>
+      <w:r>
+        <w:rPr>
+          <w:rFonts w:ascii="Times New Roman" w:hAnsi="Times New Roman" w:cs="Times New Roman"/>
+          <w:sz w:val="24"/>
+          <w:szCs w:val="24"/>
+        </w:rPr>
+        <w:t>В проекте было применено 2 метода Альфа-Бетта и грубое отсечение на разных стадиях игры.</w:t>
+      </w:r>
     </w:p>
     <w:p>
       <w:pPr>
-        <w:spacing w:line="240" w:lineRule="auto"/>
+        <w:spacing w:line="360" w:lineRule="auto"/>
         <w:rPr>
           <w:rFonts w:ascii="Times New Roman" w:hAnsi="Times New Roman" w:cs="Times New Roman"/>
           <w:sz w:val="24"/>
           <w:szCs w:val="24"/>
         </w:rPr>
       </w:pPr>
+      <w:r>
+        <w:rPr>
+          <w:rFonts w:ascii="Times New Roman" w:hAnsi="Times New Roman" w:cs="Times New Roman"/>
+          <w:sz w:val="24"/>
+          <w:szCs w:val="24"/>
+        </w:rPr>
+        <w:t xml:space="preserve">Альфа-Бетта отсечение — это алгоритм, который оптимизирует Минимакс. Идея алгоритма в том, что при оценивании ветви дерева можно досрочно прекратить вычисление, если понятно, что в любом случае значение этой ветви будет хуже, чем уже было найдено при расчете предыдущих ветвей. </w:t>
+      </w:r>
     </w:p>
     <w:p>
       <w:pPr>
-        <w:spacing w:line="240" w:lineRule="auto"/>
+        <w:spacing w:line="360" w:lineRule="auto"/>
         <w:rPr>
           <w:rFonts w:ascii="Times New Roman" w:hAnsi="Times New Roman" w:cs="Times New Roman"/>
           <w:sz w:val="24"/>
@@ -605,7 +1336,156 @@
           <w:sz w:val="24"/>
           <w:szCs w:val="24"/>
         </w:rPr>
+        <w:t>Так как отсечения происходит на каждой уровни, кроме последнего, то это сильно оптимизирует Минимакс.</w:t>
+      </w:r>
+    </w:p>
+    <w:p>
+      <w:pPr>
+        <w:spacing w:line="360" w:lineRule="auto"/>
+        <w:rPr>
+          <w:rFonts w:ascii="Times New Roman" w:hAnsi="Times New Roman" w:cs="Times New Roman"/>
+          <w:sz w:val="24"/>
+          <w:szCs w:val="24"/>
+        </w:rPr>
+      </w:pPr>
+      <w:r>
+        <w:rPr>
+          <w:rFonts w:ascii="Times New Roman" w:hAnsi="Times New Roman" w:cs="Times New Roman"/>
+          <w:sz w:val="24"/>
+          <w:szCs w:val="24"/>
+        </w:rPr>
+        <w:t xml:space="preserve">Еще более оптимизировать данный алгоритм можно тем, что рассортировать, перед запуском Минимакса, ходы так, чтобы в начале были рассмотрены наилучшие варианты, а только потом остальные. </w:t>
+      </w:r>
+      <w:r>
+        <w:rPr>
+          <w:rFonts w:ascii="Times New Roman" w:hAnsi="Times New Roman" w:cs="Times New Roman"/>
+          <w:sz w:val="24"/>
+          <w:szCs w:val="24"/>
+        </w:rPr>
+        <w:t xml:space="preserve">Сделано это так, что в начале массива – доступных ходов, будут находиться </w:t>
+      </w:r>
+      <w:r>
+        <w:rPr>
+          <w:rFonts w:ascii="Times New Roman" w:hAnsi="Times New Roman" w:cs="Times New Roman"/>
+          <w:sz w:val="24"/>
+          <w:szCs w:val="24"/>
+        </w:rPr>
+        <w:t>клетки,</w:t>
+      </w:r>
+      <w:r>
+        <w:rPr>
+          <w:rFonts w:ascii="Times New Roman" w:hAnsi="Times New Roman" w:cs="Times New Roman"/>
+          <w:sz w:val="24"/>
+          <w:szCs w:val="24"/>
+        </w:rPr>
+        <w:t xml:space="preserve"> которые дальше от самой фигуры.</w:t>
+      </w:r>
+    </w:p>
+    <w:p>
+      <w:pPr>
+        <w:spacing w:line="360" w:lineRule="auto"/>
+        <w:rPr>
+          <w:rFonts w:ascii="Times New Roman" w:hAnsi="Times New Roman" w:cs="Times New Roman"/>
+          <w:sz w:val="24"/>
+          <w:szCs w:val="24"/>
+        </w:rPr>
+      </w:pPr>
+      <w:r>
+        <w:rPr>
+          <w:rFonts w:ascii="Times New Roman" w:hAnsi="Times New Roman" w:cs="Times New Roman"/>
+          <w:sz w:val="24"/>
+          <w:szCs w:val="24"/>
+        </w:rPr>
+        <w:t xml:space="preserve">Для Короля алгоритм прописан так – чтобы вначале списка были те клетки, рядом с которой в радиусе 1 есть фигура врага (чтобы король концентрировался на закрытие фигур) и также в конец списка находятся клетки, которые захвачены этим игроком, т.к. ход туда </w:t>
+      </w:r>
+      <w:r>
+        <w:rPr>
+          <w:rFonts w:ascii="Times New Roman" w:hAnsi="Times New Roman" w:cs="Times New Roman"/>
+          <w:sz w:val="24"/>
+          <w:szCs w:val="24"/>
+        </w:rPr>
+        <w:t>бессмысленный</w:t>
+      </w:r>
+      <w:r>
+        <w:rPr>
+          <w:rFonts w:ascii="Times New Roman" w:hAnsi="Times New Roman" w:cs="Times New Roman"/>
+          <w:sz w:val="24"/>
+          <w:szCs w:val="24"/>
+        </w:rPr>
+        <w:t xml:space="preserve">. </w:t>
+      </w:r>
+    </w:p>
+    <w:p>
+      <w:pPr>
+        <w:spacing w:line="360" w:lineRule="auto"/>
+        <w:rPr>
+          <w:rFonts w:ascii="Times New Roman" w:hAnsi="Times New Roman" w:cs="Times New Roman"/>
+          <w:sz w:val="24"/>
+          <w:szCs w:val="24"/>
+        </w:rPr>
+      </w:pPr>
+      <w:r>
+        <w:rPr>
+          <w:rFonts w:ascii="Times New Roman" w:hAnsi="Times New Roman" w:cs="Times New Roman"/>
+          <w:sz w:val="24"/>
+          <w:szCs w:val="24"/>
+        </w:rPr>
+        <w:lastRenderedPageBreak/>
+        <w:t>Для Пешки в начало списка помещаются клетки, во круг которой в радиусе 1 стоит фигура врага, чтобы он пытался есть.</w:t>
+      </w:r>
+    </w:p>
+    <w:p>
+      <w:pPr>
+        <w:spacing w:line="360" w:lineRule="auto"/>
+        <w:rPr>
+          <w:rFonts w:ascii="Times New Roman" w:hAnsi="Times New Roman" w:cs="Times New Roman"/>
+          <w:sz w:val="24"/>
+          <w:szCs w:val="24"/>
+        </w:rPr>
+      </w:pPr>
+      <w:r>
+        <w:rPr>
+          <w:rFonts w:ascii="Times New Roman" w:hAnsi="Times New Roman" w:cs="Times New Roman"/>
+          <w:sz w:val="24"/>
+          <w:szCs w:val="24"/>
+        </w:rPr>
+        <w:t xml:space="preserve">Оптимизация грубого отсечения на разных стадиях игры заключается в том, что рассматривать только некоторый процент возможных ходов, в купе с сортировкой по лучшим ходам, это даст тот, эффект что будут рассмотрены лучшие хода. Минус оптимизации в том, что алгоритм не проверит плохой ход, который может привести к лучшему исходу, но всё же он отсеивает большой процент по-настоящему плохих ходов, поэтому можно пойти на такие уступки. </w:t>
+      </w:r>
+    </w:p>
+    <w:p>
+      <w:pPr>
+        <w:spacing w:line="360" w:lineRule="auto"/>
+        <w:rPr>
+          <w:rFonts w:ascii="Times New Roman" w:hAnsi="Times New Roman" w:cs="Times New Roman"/>
+          <w:sz w:val="24"/>
+          <w:szCs w:val="24"/>
+        </w:rPr>
+      </w:pPr>
+      <w:r>
+        <w:rPr>
+          <w:rFonts w:ascii="Times New Roman" w:hAnsi="Times New Roman" w:cs="Times New Roman"/>
+          <w:sz w:val="24"/>
+          <w:szCs w:val="24"/>
+        </w:rPr>
         <w:t>Стадии игры различаются тем, сколько свободных клеток осталось:</w:t>
+      </w:r>
+    </w:p>
+    <w:p>
+      <w:pPr>
+        <w:spacing w:line="360" w:lineRule="auto"/>
+        <w:rPr>
+          <w:rFonts w:ascii="Times New Roman" w:hAnsi="Times New Roman" w:cs="Times New Roman"/>
+          <w:sz w:val="24"/>
+          <w:szCs w:val="24"/>
+        </w:rPr>
+      </w:pPr>
+      <w:r>
+        <w:rPr>
+          <w:rFonts w:ascii="Times New Roman" w:hAnsi="Times New Roman" w:cs="Times New Roman"/>
+          <w:sz w:val="24"/>
+          <w:szCs w:val="24"/>
+        </w:rPr>
+        <w:t>Таблица 4.1.</w:t>
       </w:r>
     </w:p>
     <w:tbl>
@@ -625,6 +1505,7 @@
           </w:tcPr>
           <w:p>
             <w:pPr>
+              <w:spacing w:line="360" w:lineRule="auto"/>
               <w:rPr>
                 <w:rFonts w:ascii="Times New Roman" w:hAnsi="Times New Roman" w:cs="Times New Roman"/>
                 <w:sz w:val="24"/>
@@ -647,6 +1528,7 @@
           </w:tcPr>
           <w:p>
             <w:pPr>
+              <w:spacing w:line="360" w:lineRule="auto"/>
               <w:rPr>
                 <w:rFonts w:ascii="Times New Roman" w:hAnsi="Times New Roman" w:cs="Times New Roman"/>
                 <w:sz w:val="24"/>
@@ -675,15 +1557,7 @@
                 <w:sz w:val="24"/>
                 <w:szCs w:val="24"/>
               </w:rPr>
-              <w:t xml:space="preserve"> клеток, в </w:t>
-            </w:r>
-            <w:r>
-              <w:rPr>
-                <w:rFonts w:ascii="Times New Roman" w:hAnsi="Times New Roman" w:cs="Times New Roman"/>
-                <w:sz w:val="24"/>
-                <w:szCs w:val="24"/>
-              </w:rPr>
-              <w:t>%</w:t>
+              <w:t xml:space="preserve"> клеток, в %</w:t>
             </w:r>
           </w:p>
         </w:tc>
@@ -695,6 +1569,7 @@
           </w:tcPr>
           <w:p>
             <w:pPr>
+              <w:spacing w:line="360" w:lineRule="auto"/>
               <w:rPr>
                 <w:rFonts w:ascii="Times New Roman" w:hAnsi="Times New Roman" w:cs="Times New Roman"/>
                 <w:sz w:val="24"/>
@@ -717,6 +1592,7 @@
           </w:tcPr>
           <w:p>
             <w:pPr>
+              <w:spacing w:line="360" w:lineRule="auto"/>
               <w:rPr>
                 <w:rFonts w:ascii="Times New Roman" w:hAnsi="Times New Roman" w:cs="Times New Roman"/>
                 <w:sz w:val="24"/>
@@ -741,6 +1617,7 @@
           </w:tcPr>
           <w:p>
             <w:pPr>
+              <w:spacing w:line="360" w:lineRule="auto"/>
               <w:rPr>
                 <w:rFonts w:ascii="Times New Roman" w:hAnsi="Times New Roman" w:cs="Times New Roman"/>
                 <w:sz w:val="24"/>
@@ -763,6 +1640,7 @@
           </w:tcPr>
           <w:p>
             <w:pPr>
+              <w:spacing w:line="360" w:lineRule="auto"/>
               <w:rPr>
                 <w:rFonts w:ascii="Times New Roman" w:hAnsi="Times New Roman" w:cs="Times New Roman"/>
                 <w:sz w:val="24"/>
@@ -787,6 +1665,7 @@
           </w:tcPr>
           <w:p>
             <w:pPr>
+              <w:spacing w:line="360" w:lineRule="auto"/>
               <w:rPr>
                 <w:rFonts w:ascii="Times New Roman" w:hAnsi="Times New Roman" w:cs="Times New Roman"/>
                 <w:sz w:val="24"/>
@@ -809,6 +1688,7 @@
           </w:tcPr>
           <w:p>
             <w:pPr>
+              <w:spacing w:line="360" w:lineRule="auto"/>
               <w:rPr>
                 <w:rFonts w:ascii="Times New Roman" w:hAnsi="Times New Roman" w:cs="Times New Roman"/>
                 <w:sz w:val="24"/>
@@ -833,6 +1713,7 @@
           </w:tcPr>
           <w:p>
             <w:pPr>
+              <w:spacing w:line="360" w:lineRule="auto"/>
               <w:rPr>
                 <w:rFonts w:ascii="Times New Roman" w:hAnsi="Times New Roman" w:cs="Times New Roman"/>
                 <w:sz w:val="24"/>
@@ -855,6 +1736,7 @@
           </w:tcPr>
           <w:p>
             <w:pPr>
+              <w:spacing w:line="360" w:lineRule="auto"/>
               <w:rPr>
                 <w:rFonts w:ascii="Times New Roman" w:hAnsi="Times New Roman" w:cs="Times New Roman"/>
                 <w:sz w:val="24"/>
@@ -879,6 +1761,7 @@
           </w:tcPr>
           <w:p>
             <w:pPr>
+              <w:spacing w:line="360" w:lineRule="auto"/>
               <w:rPr>
                 <w:rFonts w:ascii="Times New Roman" w:hAnsi="Times New Roman" w:cs="Times New Roman"/>
                 <w:sz w:val="24"/>
@@ -901,6 +1784,7 @@
           </w:tcPr>
           <w:p>
             <w:pPr>
+              <w:spacing w:line="360" w:lineRule="auto"/>
               <w:rPr>
                 <w:rFonts w:ascii="Times New Roman" w:hAnsi="Times New Roman" w:cs="Times New Roman"/>
                 <w:sz w:val="24"/>
@@ -921,7 +1805,7 @@
     </w:tbl>
     <w:p>
       <w:pPr>
-        <w:spacing w:line="240" w:lineRule="auto"/>
+        <w:spacing w:line="360" w:lineRule="auto"/>
         <w:rPr>
           <w:rFonts w:ascii="Times New Roman" w:hAnsi="Times New Roman" w:cs="Times New Roman"/>
           <w:sz w:val="24"/>
@@ -931,33 +1815,13 @@
     </w:p>
     <w:p>
       <w:pPr>
-        <w:spacing w:line="240" w:lineRule="auto"/>
+        <w:spacing w:line="360" w:lineRule="auto"/>
         <w:rPr>
           <w:rFonts w:ascii="Times New Roman" w:hAnsi="Times New Roman" w:cs="Times New Roman"/>
           <w:sz w:val="24"/>
           <w:szCs w:val="24"/>
         </w:rPr>
       </w:pPr>
-    </w:p>
-    <w:p>
-      <w:pPr>
-        <w:spacing w:line="240" w:lineRule="auto"/>
-        <w:rPr>
-          <w:rFonts w:ascii="Times New Roman" w:hAnsi="Times New Roman" w:cs="Times New Roman"/>
-          <w:sz w:val="24"/>
-          <w:szCs w:val="24"/>
-        </w:rPr>
-      </w:pPr>
-    </w:p>
-    <w:p>
-      <w:pPr>
-        <w:spacing w:line="240" w:lineRule="auto"/>
-        <w:rPr>
-          <w:rFonts w:ascii="Times New Roman" w:hAnsi="Times New Roman" w:cs="Times New Roman"/>
-          <w:sz w:val="24"/>
-          <w:szCs w:val="24"/>
-        </w:rPr>
-      </w:pPr>
       <w:r>
         <w:rPr>
           <w:rFonts w:ascii="Times New Roman" w:hAnsi="Times New Roman" w:cs="Times New Roman"/>
@@ -965,6 +1829,38 @@
           <w:szCs w:val="24"/>
         </w:rPr>
         <w:t>Сколько процентов просчитывается ходов для каждой фигуры на разных стадиях игры</w:t>
+      </w:r>
+      <w:r>
+        <w:rPr>
+          <w:rFonts w:ascii="Times New Roman" w:hAnsi="Times New Roman" w:cs="Times New Roman"/>
+          <w:sz w:val="24"/>
+          <w:szCs w:val="24"/>
+        </w:rPr>
+        <w:br/>
+      </w:r>
+      <w:r>
+        <w:rPr>
+          <w:rFonts w:ascii="Times New Roman" w:hAnsi="Times New Roman" w:cs="Times New Roman"/>
+          <w:sz w:val="24"/>
+          <w:szCs w:val="24"/>
+        </w:rPr>
+        <w:t>Таблица 4.</w:t>
+      </w:r>
+      <w:r>
+        <w:rPr>
+          <w:rFonts w:ascii="Times New Roman" w:hAnsi="Times New Roman" w:cs="Times New Roman"/>
+          <w:sz w:val="24"/>
+          <w:szCs w:val="24"/>
+        </w:rPr>
+        <w:t>2</w:t>
+      </w:r>
+      <w:r>
+        <w:rPr>
+          <w:rFonts w:ascii="Times New Roman" w:hAnsi="Times New Roman" w:cs="Times New Roman"/>
+          <w:sz w:val="24"/>
+          <w:szCs w:val="24"/>
+        </w:rPr>
+        <w:t>.</w:t>
       </w:r>
     </w:p>
     <w:tbl>
@@ -988,6 +1884,7 @@
           </w:tcPr>
           <w:p>
             <w:pPr>
+              <w:spacing w:line="360" w:lineRule="auto"/>
               <w:rPr>
                 <w:rFonts w:ascii="Times New Roman" w:hAnsi="Times New Roman" w:cs="Times New Roman"/>
                 <w:sz w:val="24"/>
@@ -1010,6 +1907,7 @@
           </w:tcPr>
           <w:p>
             <w:pPr>
+              <w:spacing w:line="360" w:lineRule="auto"/>
               <w:rPr>
                 <w:rFonts w:ascii="Times New Roman" w:hAnsi="Times New Roman" w:cs="Times New Roman"/>
                 <w:sz w:val="24"/>
@@ -1042,6 +1940,7 @@
           </w:tcPr>
           <w:p>
             <w:pPr>
+              <w:spacing w:line="360" w:lineRule="auto"/>
               <w:rPr>
                 <w:rFonts w:ascii="Times New Roman" w:hAnsi="Times New Roman" w:cs="Times New Roman"/>
                 <w:sz w:val="24"/>
@@ -1081,6 +1980,7 @@
           </w:tcPr>
           <w:p>
             <w:pPr>
+              <w:spacing w:line="360" w:lineRule="auto"/>
               <w:rPr>
                 <w:rFonts w:ascii="Times New Roman" w:hAnsi="Times New Roman" w:cs="Times New Roman"/>
                 <w:sz w:val="24"/>
@@ -1120,6 +2020,7 @@
           </w:tcPr>
           <w:p>
             <w:pPr>
+              <w:spacing w:line="360" w:lineRule="auto"/>
               <w:rPr>
                 <w:rFonts w:ascii="Times New Roman" w:hAnsi="Times New Roman" w:cs="Times New Roman"/>
                 <w:sz w:val="24"/>
@@ -1159,6 +2060,7 @@
           </w:tcPr>
           <w:p>
             <w:pPr>
+              <w:spacing w:line="360" w:lineRule="auto"/>
               <w:rPr>
                 <w:rFonts w:ascii="Times New Roman" w:hAnsi="Times New Roman" w:cs="Times New Roman"/>
                 <w:sz w:val="24"/>
@@ -1200,6 +2102,7 @@
           </w:tcPr>
           <w:p>
             <w:pPr>
+              <w:spacing w:line="360" w:lineRule="auto"/>
               <w:rPr>
                 <w:rFonts w:ascii="Times New Roman" w:hAnsi="Times New Roman" w:cs="Times New Roman"/>
                 <w:sz w:val="24"/>
@@ -1222,6 +2125,7 @@
           </w:tcPr>
           <w:p>
             <w:pPr>
+              <w:spacing w:line="360" w:lineRule="auto"/>
               <w:rPr>
                 <w:rFonts w:ascii="Times New Roman" w:hAnsi="Times New Roman" w:cs="Times New Roman"/>
                 <w:sz w:val="24"/>
@@ -1244,6 +2148,7 @@
           </w:tcPr>
           <w:p>
             <w:pPr>
+              <w:spacing w:line="360" w:lineRule="auto"/>
               <w:rPr>
                 <w:rFonts w:ascii="Times New Roman" w:hAnsi="Times New Roman" w:cs="Times New Roman"/>
                 <w:sz w:val="24"/>
@@ -1268,6 +2173,7 @@
           </w:tcPr>
           <w:p>
             <w:pPr>
+              <w:spacing w:line="360" w:lineRule="auto"/>
               <w:rPr>
                 <w:rFonts w:ascii="Times New Roman" w:hAnsi="Times New Roman" w:cs="Times New Roman"/>
                 <w:sz w:val="24"/>
@@ -1292,6 +2198,7 @@
           </w:tcPr>
           <w:p>
             <w:pPr>
+              <w:spacing w:line="360" w:lineRule="auto"/>
               <w:rPr>
                 <w:rFonts w:ascii="Times New Roman" w:hAnsi="Times New Roman" w:cs="Times New Roman"/>
                 <w:sz w:val="24"/>
@@ -1316,6 +2223,7 @@
           </w:tcPr>
           <w:p>
             <w:pPr>
+              <w:spacing w:line="360" w:lineRule="auto"/>
               <w:rPr>
                 <w:rFonts w:ascii="Times New Roman" w:hAnsi="Times New Roman" w:cs="Times New Roman"/>
                 <w:sz w:val="24"/>
@@ -1342,6 +2250,7 @@
           </w:tcPr>
           <w:p>
             <w:pPr>
+              <w:spacing w:line="360" w:lineRule="auto"/>
               <w:rPr>
                 <w:rFonts w:ascii="Times New Roman" w:hAnsi="Times New Roman" w:cs="Times New Roman"/>
                 <w:sz w:val="24"/>
@@ -1366,6 +2275,7 @@
           </w:tcPr>
           <w:p>
             <w:pPr>
+              <w:spacing w:line="360" w:lineRule="auto"/>
               <w:rPr>
                 <w:rFonts w:ascii="Times New Roman" w:hAnsi="Times New Roman" w:cs="Times New Roman"/>
                 <w:sz w:val="24"/>
@@ -1390,6 +2300,7 @@
           </w:tcPr>
           <w:p>
             <w:pPr>
+              <w:spacing w:line="360" w:lineRule="auto"/>
               <w:rPr>
                 <w:rFonts w:ascii="Times New Roman" w:hAnsi="Times New Roman" w:cs="Times New Roman"/>
                 <w:sz w:val="24"/>
@@ -1414,6 +2325,7 @@
           </w:tcPr>
           <w:p>
             <w:pPr>
+              <w:spacing w:line="360" w:lineRule="auto"/>
               <w:rPr>
                 <w:rFonts w:ascii="Times New Roman" w:hAnsi="Times New Roman" w:cs="Times New Roman"/>
                 <w:sz w:val="24"/>
@@ -1438,6 +2350,7 @@
           </w:tcPr>
           <w:p>
             <w:pPr>
+              <w:spacing w:line="360" w:lineRule="auto"/>
               <w:rPr>
                 <w:rFonts w:ascii="Times New Roman" w:hAnsi="Times New Roman" w:cs="Times New Roman"/>
                 <w:sz w:val="24"/>
@@ -1462,6 +2375,7 @@
           </w:tcPr>
           <w:p>
             <w:pPr>
+              <w:spacing w:line="360" w:lineRule="auto"/>
               <w:rPr>
                 <w:rFonts w:ascii="Times New Roman" w:hAnsi="Times New Roman" w:cs="Times New Roman"/>
                 <w:sz w:val="24"/>
@@ -1488,6 +2402,7 @@
           </w:tcPr>
           <w:p>
             <w:pPr>
+              <w:spacing w:line="360" w:lineRule="auto"/>
               <w:rPr>
                 <w:rFonts w:ascii="Times New Roman" w:hAnsi="Times New Roman" w:cs="Times New Roman"/>
                 <w:sz w:val="24"/>
@@ -1510,6 +2425,7 @@
           </w:tcPr>
           <w:p>
             <w:pPr>
+              <w:spacing w:line="360" w:lineRule="auto"/>
               <w:rPr>
                 <w:rFonts w:ascii="Times New Roman" w:hAnsi="Times New Roman" w:cs="Times New Roman"/>
                 <w:sz w:val="24"/>
@@ -1534,6 +2450,7 @@
           </w:tcPr>
           <w:p>
             <w:pPr>
+              <w:spacing w:line="360" w:lineRule="auto"/>
               <w:rPr>
                 <w:rFonts w:ascii="Times New Roman" w:hAnsi="Times New Roman" w:cs="Times New Roman"/>
                 <w:sz w:val="24"/>
@@ -1558,6 +2475,7 @@
           </w:tcPr>
           <w:p>
             <w:pPr>
+              <w:spacing w:line="360" w:lineRule="auto"/>
               <w:rPr>
                 <w:rFonts w:ascii="Times New Roman" w:hAnsi="Times New Roman" w:cs="Times New Roman"/>
                 <w:sz w:val="24"/>
@@ -1582,6 +2500,7 @@
           </w:tcPr>
           <w:p>
             <w:pPr>
+              <w:spacing w:line="360" w:lineRule="auto"/>
               <w:rPr>
                 <w:rFonts w:ascii="Times New Roman" w:hAnsi="Times New Roman" w:cs="Times New Roman"/>
                 <w:sz w:val="24"/>
@@ -1606,6 +2525,7 @@
           </w:tcPr>
           <w:p>
             <w:pPr>
+              <w:spacing w:line="360" w:lineRule="auto"/>
               <w:rPr>
                 <w:rFonts w:ascii="Times New Roman" w:hAnsi="Times New Roman" w:cs="Times New Roman"/>
                 <w:sz w:val="24"/>
@@ -1632,6 +2552,7 @@
           </w:tcPr>
           <w:p>
             <w:pPr>
+              <w:spacing w:line="360" w:lineRule="auto"/>
               <w:rPr>
                 <w:rFonts w:ascii="Times New Roman" w:hAnsi="Times New Roman" w:cs="Times New Roman"/>
                 <w:sz w:val="24"/>
@@ -1654,6 +2575,7 @@
           </w:tcPr>
           <w:p>
             <w:pPr>
+              <w:spacing w:line="360" w:lineRule="auto"/>
               <w:rPr>
                 <w:rFonts w:ascii="Times New Roman" w:hAnsi="Times New Roman" w:cs="Times New Roman"/>
                 <w:sz w:val="24"/>
@@ -1678,6 +2600,7 @@
           </w:tcPr>
           <w:p>
             <w:pPr>
+              <w:spacing w:line="360" w:lineRule="auto"/>
               <w:rPr>
                 <w:rFonts w:ascii="Times New Roman" w:hAnsi="Times New Roman" w:cs="Times New Roman"/>
                 <w:sz w:val="24"/>
@@ -1702,6 +2625,7 @@
           </w:tcPr>
           <w:p>
             <w:pPr>
+              <w:spacing w:line="360" w:lineRule="auto"/>
               <w:rPr>
                 <w:rFonts w:ascii="Times New Roman" w:hAnsi="Times New Roman" w:cs="Times New Roman"/>
                 <w:sz w:val="24"/>
@@ -1726,6 +2650,7 @@
           </w:tcPr>
           <w:p>
             <w:pPr>
+              <w:spacing w:line="360" w:lineRule="auto"/>
               <w:rPr>
                 <w:rFonts w:ascii="Times New Roman" w:hAnsi="Times New Roman" w:cs="Times New Roman"/>
                 <w:sz w:val="24"/>
@@ -1750,6 +2675,7 @@
           </w:tcPr>
           <w:p>
             <w:pPr>
+              <w:spacing w:line="360" w:lineRule="auto"/>
               <w:rPr>
                 <w:rFonts w:ascii="Times New Roman" w:hAnsi="Times New Roman" w:cs="Times New Roman"/>
                 <w:sz w:val="24"/>
@@ -1774,6 +2700,7 @@
           </w:tcPr>
           <w:p>
             <w:pPr>
+              <w:spacing w:line="360" w:lineRule="auto"/>
               <w:rPr>
                 <w:rFonts w:ascii="Times New Roman" w:hAnsi="Times New Roman" w:cs="Times New Roman"/>
                 <w:sz w:val="24"/>
@@ -1798,6 +2725,7 @@
           </w:tcPr>
           <w:p>
             <w:pPr>
+              <w:spacing w:line="360" w:lineRule="auto"/>
               <w:rPr>
                 <w:rFonts w:ascii="Times New Roman" w:hAnsi="Times New Roman" w:cs="Times New Roman"/>
                 <w:sz w:val="24"/>
@@ -1822,6 +2750,7 @@
           </w:tcPr>
           <w:p>
             <w:pPr>
+              <w:spacing w:line="360" w:lineRule="auto"/>
               <w:rPr>
                 <w:rFonts w:ascii="Times New Roman" w:hAnsi="Times New Roman" w:cs="Times New Roman"/>
                 <w:sz w:val="24"/>
@@ -1846,6 +2775,7 @@
           </w:tcPr>
           <w:p>
             <w:pPr>
+              <w:spacing w:line="360" w:lineRule="auto"/>
               <w:rPr>
                 <w:rFonts w:ascii="Times New Roman" w:hAnsi="Times New Roman" w:cs="Times New Roman"/>
                 <w:sz w:val="24"/>
@@ -1870,6 +2800,7 @@
           </w:tcPr>
           <w:p>
             <w:pPr>
+              <w:spacing w:line="360" w:lineRule="auto"/>
               <w:rPr>
                 <w:rFonts w:ascii="Times New Roman" w:hAnsi="Times New Roman" w:cs="Times New Roman"/>
                 <w:sz w:val="24"/>
@@ -1894,6 +2825,7 @@
           </w:tcPr>
           <w:p>
             <w:pPr>
+              <w:spacing w:line="360" w:lineRule="auto"/>
               <w:rPr>
                 <w:rFonts w:ascii="Times New Roman" w:hAnsi="Times New Roman" w:cs="Times New Roman"/>
                 <w:sz w:val="24"/>
@@ -1918,6 +2850,7 @@
           </w:tcPr>
           <w:p>
             <w:pPr>
+              <w:spacing w:line="360" w:lineRule="auto"/>
               <w:rPr>
                 <w:rFonts w:ascii="Times New Roman" w:hAnsi="Times New Roman" w:cs="Times New Roman"/>
                 <w:sz w:val="24"/>
@@ -1940,6 +2873,7 @@
           </w:tcPr>
           <w:p>
             <w:pPr>
+              <w:spacing w:line="360" w:lineRule="auto"/>
               <w:rPr>
                 <w:rFonts w:ascii="Times New Roman" w:hAnsi="Times New Roman" w:cs="Times New Roman"/>
                 <w:sz w:val="24"/>
@@ -1964,6 +2898,7 @@
           </w:tcPr>
           <w:p>
             <w:pPr>
+              <w:spacing w:line="360" w:lineRule="auto"/>
               <w:rPr>
                 <w:rFonts w:ascii="Times New Roman" w:hAnsi="Times New Roman" w:cs="Times New Roman"/>
                 <w:sz w:val="24"/>
@@ -1988,6 +2923,7 @@
           </w:tcPr>
           <w:p>
             <w:pPr>
+              <w:spacing w:line="360" w:lineRule="auto"/>
               <w:rPr>
                 <w:rFonts w:ascii="Times New Roman" w:hAnsi="Times New Roman" w:cs="Times New Roman"/>
                 <w:sz w:val="24"/>
@@ -2012,6 +2948,7 @@
           </w:tcPr>
           <w:p>
             <w:pPr>
+              <w:spacing w:line="360" w:lineRule="auto"/>
               <w:rPr>
                 <w:rFonts w:ascii="Times New Roman" w:hAnsi="Times New Roman" w:cs="Times New Roman"/>
                 <w:sz w:val="24"/>
@@ -2036,6 +2973,7 @@
           </w:tcPr>
           <w:p>
             <w:pPr>
+              <w:spacing w:line="360" w:lineRule="auto"/>
               <w:rPr>
                 <w:rFonts w:ascii="Times New Roman" w:hAnsi="Times New Roman" w:cs="Times New Roman"/>
                 <w:sz w:val="24"/>
@@ -2056,7 +2994,7 @@
     </w:tbl>
     <w:p>
       <w:pPr>
-        <w:spacing w:line="240" w:lineRule="auto"/>
+        <w:spacing w:line="360" w:lineRule="auto"/>
         <w:rPr>
           <w:rFonts w:ascii="Times New Roman" w:hAnsi="Times New Roman" w:cs="Times New Roman"/>
           <w:sz w:val="24"/>
@@ -2066,7 +3004,7 @@
     </w:p>
     <w:p>
       <w:pPr>
-        <w:spacing w:line="240" w:lineRule="auto"/>
+        <w:spacing w:line="360" w:lineRule="auto"/>
         <w:rPr>
           <w:rFonts w:ascii="Times New Roman" w:hAnsi="Times New Roman" w:cs="Times New Roman"/>
           <w:sz w:val="24"/>
@@ -2076,7 +3014,7 @@
     </w:p>
     <w:p>
       <w:pPr>
-        <w:spacing w:line="240" w:lineRule="auto"/>
+        <w:spacing w:line="360" w:lineRule="auto"/>
         <w:rPr>
           <w:rFonts w:ascii="Times New Roman" w:hAnsi="Times New Roman" w:cs="Times New Roman"/>
           <w:sz w:val="24"/>
@@ -2086,7 +3024,7 @@
     </w:p>
     <w:p>
       <w:pPr>
-        <w:spacing w:line="240" w:lineRule="auto"/>
+        <w:spacing w:line="360" w:lineRule="auto"/>
         <w:rPr>
           <w:rFonts w:ascii="Times New Roman" w:hAnsi="Times New Roman" w:cs="Times New Roman"/>
           <w:sz w:val="24"/>
@@ -2096,20 +3034,63 @@
     </w:p>
     <w:p>
       <w:pPr>
-        <w:spacing w:line="240" w:lineRule="auto"/>
+        <w:spacing w:line="360" w:lineRule="auto"/>
         <w:rPr>
           <w:rFonts w:ascii="Times New Roman" w:hAnsi="Times New Roman" w:cs="Times New Roman"/>
           <w:sz w:val="24"/>
           <w:szCs w:val="24"/>
         </w:rPr>
       </w:pPr>
-      <w:r>
-        <w:rPr>
-          <w:rFonts w:ascii="Times New Roman" w:hAnsi="Times New Roman" w:cs="Times New Roman"/>
-          <w:sz w:val="24"/>
-          <w:szCs w:val="24"/>
-        </w:rPr>
+    </w:p>
+    <w:p>
+      <w:pPr>
+        <w:spacing w:line="360" w:lineRule="auto"/>
+        <w:rPr>
+          <w:rFonts w:ascii="Times New Roman" w:hAnsi="Times New Roman" w:cs="Times New Roman"/>
+          <w:sz w:val="24"/>
+          <w:szCs w:val="24"/>
+        </w:rPr>
+      </w:pPr>
+      <w:r>
+        <w:rPr>
+          <w:rFonts w:ascii="Times New Roman" w:hAnsi="Times New Roman" w:cs="Times New Roman"/>
+          <w:sz w:val="24"/>
+          <w:szCs w:val="24"/>
+        </w:rPr>
+        <w:lastRenderedPageBreak/>
         <w:t>Насколько оптимизации эффективны</w:t>
+      </w:r>
+      <w:r>
+        <w:rPr>
+          <w:rFonts w:ascii="Times New Roman" w:hAnsi="Times New Roman" w:cs="Times New Roman"/>
+          <w:sz w:val="24"/>
+          <w:szCs w:val="24"/>
+        </w:rPr>
+        <w:br/>
+      </w:r>
+      <w:r>
+        <w:rPr>
+          <w:rFonts w:ascii="Times New Roman" w:hAnsi="Times New Roman" w:cs="Times New Roman"/>
+          <w:sz w:val="24"/>
+          <w:szCs w:val="24"/>
+        </w:rPr>
+        <w:t>Таблица 4.</w:t>
+      </w:r>
+      <w:r>
+        <w:rPr>
+          <w:rFonts w:ascii="Times New Roman" w:hAnsi="Times New Roman" w:cs="Times New Roman"/>
+          <w:sz w:val="24"/>
+          <w:szCs w:val="24"/>
+        </w:rPr>
+        <w:t>3</w:t>
+      </w:r>
+      <w:r>
+        <w:rPr>
+          <w:rFonts w:ascii="Times New Roman" w:hAnsi="Times New Roman" w:cs="Times New Roman"/>
+          <w:sz w:val="24"/>
+          <w:szCs w:val="24"/>
+        </w:rPr>
+        <w:t>.</w:t>
       </w:r>
     </w:p>
     <w:tbl>
@@ -2119,13 +3100,13 @@
         <w:tblLook w:val="04A0" w:firstRow="1" w:lastRow="0" w:firstColumn="1" w:lastColumn="0" w:noHBand="0" w:noVBand="1"/>
       </w:tblPr>
       <w:tblGrid>
-        <w:gridCol w:w="1300"/>
-        <w:gridCol w:w="1672"/>
-        <w:gridCol w:w="1213"/>
-        <w:gridCol w:w="1446"/>
-        <w:gridCol w:w="1100"/>
-        <w:gridCol w:w="1514"/>
-        <w:gridCol w:w="1100"/>
+        <w:gridCol w:w="1328"/>
+        <w:gridCol w:w="1546"/>
+        <w:gridCol w:w="1135"/>
+        <w:gridCol w:w="1546"/>
+        <w:gridCol w:w="1122"/>
+        <w:gridCol w:w="1546"/>
+        <w:gridCol w:w="1122"/>
       </w:tblGrid>
       <w:tr>
         <w:tc>
@@ -2134,13 +3115,18 @@
           </w:tcPr>
           <w:p>
             <w:pPr>
-              <w:rPr>
-                <w:rFonts w:ascii="Times New Roman" w:hAnsi="Times New Roman" w:cs="Times New Roman"/>
-              </w:rPr>
-            </w:pPr>
-            <w:r>
-              <w:rPr>
-                <w:rFonts w:ascii="Times New Roman" w:hAnsi="Times New Roman" w:cs="Times New Roman"/>
+              <w:spacing w:line="360" w:lineRule="auto"/>
+              <w:rPr>
+                <w:rFonts w:ascii="Times New Roman" w:hAnsi="Times New Roman" w:cs="Times New Roman"/>
+                <w:sz w:val="24"/>
+                <w:szCs w:val="24"/>
+              </w:rPr>
+            </w:pPr>
+            <w:r>
+              <w:rPr>
+                <w:rFonts w:ascii="Times New Roman" w:hAnsi="Times New Roman" w:cs="Times New Roman"/>
+                <w:sz w:val="24"/>
+                <w:szCs w:val="24"/>
               </w:rPr>
               <w:t xml:space="preserve">Название </w:t>
             </w:r>
@@ -2152,22 +3138,20 @@
           </w:tcPr>
           <w:p>
             <w:pPr>
-              <w:rPr>
-                <w:rFonts w:ascii="Times New Roman" w:hAnsi="Times New Roman" w:cs="Times New Roman"/>
-              </w:rPr>
-            </w:pPr>
-            <w:r>
-              <w:rPr>
-                <w:rFonts w:ascii="Times New Roman" w:hAnsi="Times New Roman" w:cs="Times New Roman"/>
-              </w:rPr>
-              <w:t xml:space="preserve">Количество рекурсивных </w:t>
-            </w:r>
-            <w:r>
-              <w:rPr>
-                <w:rFonts w:ascii="Times New Roman" w:hAnsi="Times New Roman" w:cs="Times New Roman"/>
-              </w:rPr>
-              <w:lastRenderedPageBreak/>
-              <w:t>вызовов для первого хода</w:t>
+              <w:spacing w:line="360" w:lineRule="auto"/>
+              <w:rPr>
+                <w:rFonts w:ascii="Times New Roman" w:hAnsi="Times New Roman" w:cs="Times New Roman"/>
+                <w:sz w:val="24"/>
+                <w:szCs w:val="24"/>
+              </w:rPr>
+            </w:pPr>
+            <w:r>
+              <w:rPr>
+                <w:rFonts w:ascii="Times New Roman" w:hAnsi="Times New Roman" w:cs="Times New Roman"/>
+                <w:sz w:val="24"/>
+                <w:szCs w:val="24"/>
+              </w:rPr>
+              <w:t>Количество рекурсивных вызовов для первого хода</w:t>
             </w:r>
           </w:p>
         </w:tc>
@@ -2177,27 +3161,26 @@
           </w:tcPr>
           <w:p>
             <w:pPr>
-              <w:rPr>
-                <w:rFonts w:ascii="Times New Roman" w:hAnsi="Times New Roman" w:cs="Times New Roman"/>
-              </w:rPr>
-            </w:pPr>
-            <w:r>
-              <w:rPr>
-                <w:rFonts w:ascii="Times New Roman" w:hAnsi="Times New Roman" w:cs="Times New Roman"/>
-              </w:rPr>
-              <w:lastRenderedPageBreak/>
-              <w:t xml:space="preserve">Время просчета </w:t>
-            </w:r>
-            <w:r>
-              <w:rPr>
-                <w:rFonts w:ascii="Times New Roman" w:hAnsi="Times New Roman" w:cs="Times New Roman"/>
-              </w:rPr>
-              <w:lastRenderedPageBreak/>
-              <w:t>первого хода</w:t>
-            </w:r>
-            <w:r>
-              <w:rPr>
-                <w:rFonts w:ascii="Times New Roman" w:hAnsi="Times New Roman" w:cs="Times New Roman"/>
+              <w:spacing w:line="360" w:lineRule="auto"/>
+              <w:rPr>
+                <w:rFonts w:ascii="Times New Roman" w:hAnsi="Times New Roman" w:cs="Times New Roman"/>
+                <w:sz w:val="24"/>
+                <w:szCs w:val="24"/>
+              </w:rPr>
+            </w:pPr>
+            <w:r>
+              <w:rPr>
+                <w:rFonts w:ascii="Times New Roman" w:hAnsi="Times New Roman" w:cs="Times New Roman"/>
+                <w:sz w:val="24"/>
+                <w:szCs w:val="24"/>
+              </w:rPr>
+              <w:t>Время просчета первого хода</w:t>
+            </w:r>
+            <w:r>
+              <w:rPr>
+                <w:rFonts w:ascii="Times New Roman" w:hAnsi="Times New Roman" w:cs="Times New Roman"/>
+                <w:sz w:val="24"/>
+                <w:szCs w:val="24"/>
               </w:rPr>
               <w:t xml:space="preserve"> в секундах</w:t>
             </w:r>
@@ -2209,23 +3192,20 @@
           </w:tcPr>
           <w:p>
             <w:pPr>
-              <w:rPr>
-                <w:rFonts w:ascii="Times New Roman" w:hAnsi="Times New Roman" w:cs="Times New Roman"/>
-              </w:rPr>
-            </w:pPr>
-            <w:r>
-              <w:rPr>
-                <w:rFonts w:ascii="Times New Roman" w:hAnsi="Times New Roman" w:cs="Times New Roman"/>
-              </w:rPr>
-              <w:lastRenderedPageBreak/>
-              <w:t xml:space="preserve">Количество рекурсивных </w:t>
-            </w:r>
-            <w:r>
-              <w:rPr>
-                <w:rFonts w:ascii="Times New Roman" w:hAnsi="Times New Roman" w:cs="Times New Roman"/>
-              </w:rPr>
-              <w:lastRenderedPageBreak/>
-              <w:t>вызовов для второго хода</w:t>
+              <w:spacing w:line="360" w:lineRule="auto"/>
+              <w:rPr>
+                <w:rFonts w:ascii="Times New Roman" w:hAnsi="Times New Roman" w:cs="Times New Roman"/>
+                <w:sz w:val="24"/>
+                <w:szCs w:val="24"/>
+              </w:rPr>
+            </w:pPr>
+            <w:r>
+              <w:rPr>
+                <w:rFonts w:ascii="Times New Roman" w:hAnsi="Times New Roman" w:cs="Times New Roman"/>
+                <w:sz w:val="24"/>
+                <w:szCs w:val="24"/>
+              </w:rPr>
+              <w:t>Количество рекурсивных вызовов для второго хода</w:t>
             </w:r>
           </w:p>
         </w:tc>
@@ -2235,23 +3215,20 @@
           </w:tcPr>
           <w:p>
             <w:pPr>
-              <w:rPr>
-                <w:rFonts w:ascii="Times New Roman" w:hAnsi="Times New Roman" w:cs="Times New Roman"/>
-              </w:rPr>
-            </w:pPr>
-            <w:r>
-              <w:rPr>
-                <w:rFonts w:ascii="Times New Roman" w:hAnsi="Times New Roman" w:cs="Times New Roman"/>
-              </w:rPr>
-              <w:lastRenderedPageBreak/>
-              <w:t xml:space="preserve">Время просчета </w:t>
-            </w:r>
-            <w:r>
-              <w:rPr>
-                <w:rFonts w:ascii="Times New Roman" w:hAnsi="Times New Roman" w:cs="Times New Roman"/>
-              </w:rPr>
-              <w:lastRenderedPageBreak/>
-              <w:t>второго хода</w:t>
+              <w:spacing w:line="360" w:lineRule="auto"/>
+              <w:rPr>
+                <w:rFonts w:ascii="Times New Roman" w:hAnsi="Times New Roman" w:cs="Times New Roman"/>
+                <w:sz w:val="24"/>
+                <w:szCs w:val="24"/>
+              </w:rPr>
+            </w:pPr>
+            <w:r>
+              <w:rPr>
+                <w:rFonts w:ascii="Times New Roman" w:hAnsi="Times New Roman" w:cs="Times New Roman"/>
+                <w:sz w:val="24"/>
+                <w:szCs w:val="24"/>
+              </w:rPr>
+              <w:t>Время просчета второго хода</w:t>
             </w:r>
           </w:p>
         </w:tc>
@@ -2261,23 +3238,20 @@
           </w:tcPr>
           <w:p>
             <w:pPr>
-              <w:rPr>
-                <w:rFonts w:ascii="Times New Roman" w:hAnsi="Times New Roman" w:cs="Times New Roman"/>
-              </w:rPr>
-            </w:pPr>
-            <w:r>
-              <w:rPr>
-                <w:rFonts w:ascii="Times New Roman" w:hAnsi="Times New Roman" w:cs="Times New Roman"/>
-              </w:rPr>
-              <w:lastRenderedPageBreak/>
-              <w:t xml:space="preserve">Количество рекурсивных </w:t>
-            </w:r>
-            <w:r>
-              <w:rPr>
-                <w:rFonts w:ascii="Times New Roman" w:hAnsi="Times New Roman" w:cs="Times New Roman"/>
-              </w:rPr>
-              <w:lastRenderedPageBreak/>
-              <w:t>вызовов для третьего хода</w:t>
+              <w:spacing w:line="360" w:lineRule="auto"/>
+              <w:rPr>
+                <w:rFonts w:ascii="Times New Roman" w:hAnsi="Times New Roman" w:cs="Times New Roman"/>
+                <w:sz w:val="24"/>
+                <w:szCs w:val="24"/>
+              </w:rPr>
+            </w:pPr>
+            <w:r>
+              <w:rPr>
+                <w:rFonts w:ascii="Times New Roman" w:hAnsi="Times New Roman" w:cs="Times New Roman"/>
+                <w:sz w:val="24"/>
+                <w:szCs w:val="24"/>
+              </w:rPr>
+              <w:t>Количество рекурсивных вызовов для третьего хода</w:t>
             </w:r>
           </w:p>
         </w:tc>
@@ -2287,23 +3261,20 @@
           </w:tcPr>
           <w:p>
             <w:pPr>
-              <w:rPr>
-                <w:rFonts w:ascii="Times New Roman" w:hAnsi="Times New Roman" w:cs="Times New Roman"/>
-              </w:rPr>
-            </w:pPr>
-            <w:r>
-              <w:rPr>
-                <w:rFonts w:ascii="Times New Roman" w:hAnsi="Times New Roman" w:cs="Times New Roman"/>
-              </w:rPr>
-              <w:lastRenderedPageBreak/>
-              <w:t xml:space="preserve">Время просчета </w:t>
-            </w:r>
-            <w:r>
-              <w:rPr>
-                <w:rFonts w:ascii="Times New Roman" w:hAnsi="Times New Roman" w:cs="Times New Roman"/>
-              </w:rPr>
-              <w:lastRenderedPageBreak/>
-              <w:t>третьего хода</w:t>
+              <w:spacing w:line="360" w:lineRule="auto"/>
+              <w:rPr>
+                <w:rFonts w:ascii="Times New Roman" w:hAnsi="Times New Roman" w:cs="Times New Roman"/>
+                <w:sz w:val="24"/>
+                <w:szCs w:val="24"/>
+              </w:rPr>
+            </w:pPr>
+            <w:r>
+              <w:rPr>
+                <w:rFonts w:ascii="Times New Roman" w:hAnsi="Times New Roman" w:cs="Times New Roman"/>
+                <w:sz w:val="24"/>
+                <w:szCs w:val="24"/>
+              </w:rPr>
+              <w:t>Время просчета третьего хода</w:t>
             </w:r>
           </w:p>
         </w:tc>
@@ -2315,15 +3286,19 @@
           </w:tcPr>
           <w:p>
             <w:pPr>
-              <w:rPr>
-                <w:rFonts w:ascii="Times New Roman" w:hAnsi="Times New Roman" w:cs="Times New Roman"/>
-              </w:rPr>
-            </w:pPr>
-            <w:r>
-              <w:rPr>
-                <w:rFonts w:ascii="Times New Roman" w:hAnsi="Times New Roman" w:cs="Times New Roman"/>
-              </w:rPr>
-              <w:lastRenderedPageBreak/>
+              <w:spacing w:line="360" w:lineRule="auto"/>
+              <w:rPr>
+                <w:rFonts w:ascii="Times New Roman" w:hAnsi="Times New Roman" w:cs="Times New Roman"/>
+                <w:sz w:val="24"/>
+                <w:szCs w:val="24"/>
+              </w:rPr>
+            </w:pPr>
+            <w:r>
+              <w:rPr>
+                <w:rFonts w:ascii="Times New Roman" w:hAnsi="Times New Roman" w:cs="Times New Roman"/>
+                <w:sz w:val="24"/>
+                <w:szCs w:val="24"/>
+              </w:rPr>
               <w:t>Минимакс</w:t>
             </w:r>
           </w:p>
@@ -2334,13 +3309,18 @@
           </w:tcPr>
           <w:p>
             <w:pPr>
-              <w:rPr>
-                <w:rFonts w:ascii="Times New Roman" w:hAnsi="Times New Roman" w:cs="Times New Roman"/>
-              </w:rPr>
-            </w:pPr>
-            <w:r>
-              <w:rPr>
-                <w:rFonts w:ascii="Times New Roman" w:hAnsi="Times New Roman" w:cs="Times New Roman"/>
+              <w:spacing w:line="360" w:lineRule="auto"/>
+              <w:rPr>
+                <w:rFonts w:ascii="Times New Roman" w:hAnsi="Times New Roman" w:cs="Times New Roman"/>
+                <w:sz w:val="24"/>
+                <w:szCs w:val="24"/>
+              </w:rPr>
+            </w:pPr>
+            <w:r>
+              <w:rPr>
+                <w:rFonts w:ascii="Times New Roman" w:hAnsi="Times New Roman" w:cs="Times New Roman"/>
+                <w:sz w:val="24"/>
+                <w:szCs w:val="24"/>
                 <w:lang w:val="en-US"/>
               </w:rPr>
               <w:t>&gt; 230 000</w:t>
@@ -2348,6 +3328,8 @@
             <w:r>
               <w:rPr>
                 <w:rFonts w:ascii="Times New Roman" w:hAnsi="Times New Roman" w:cs="Times New Roman"/>
+                <w:sz w:val="24"/>
+                <w:szCs w:val="24"/>
                 <w:lang w:val="en-US"/>
               </w:rPr>
               <w:t> </w:t>
@@ -2355,6 +3337,8 @@
             <w:r>
               <w:rPr>
                 <w:rFonts w:ascii="Times New Roman" w:hAnsi="Times New Roman" w:cs="Times New Roman"/>
+                <w:sz w:val="24"/>
+                <w:szCs w:val="24"/>
                 <w:lang w:val="en-US"/>
               </w:rPr>
               <w:t>000</w:t>
@@ -2362,6 +3346,8 @@
             <w:r>
               <w:rPr>
                 <w:rFonts w:ascii="Times New Roman" w:hAnsi="Times New Roman" w:cs="Times New Roman"/>
+                <w:sz w:val="24"/>
+                <w:szCs w:val="24"/>
               </w:rPr>
               <w:t xml:space="preserve"> </w:t>
             </w:r>
@@ -2373,14 +3359,19 @@
           </w:tcPr>
           <w:p>
             <w:pPr>
-              <w:rPr>
-                <w:rFonts w:ascii="Times New Roman" w:hAnsi="Times New Roman" w:cs="Times New Roman"/>
-                <w:lang w:val="en-US"/>
-              </w:rPr>
-            </w:pPr>
-            <w:r>
-              <w:rPr>
-                <w:rFonts w:ascii="Times New Roman" w:hAnsi="Times New Roman" w:cs="Times New Roman"/>
+              <w:spacing w:line="360" w:lineRule="auto"/>
+              <w:rPr>
+                <w:rFonts w:ascii="Times New Roman" w:hAnsi="Times New Roman" w:cs="Times New Roman"/>
+                <w:sz w:val="24"/>
+                <w:szCs w:val="24"/>
+                <w:lang w:val="en-US"/>
+              </w:rPr>
+            </w:pPr>
+            <w:r>
+              <w:rPr>
+                <w:rFonts w:ascii="Times New Roman" w:hAnsi="Times New Roman" w:cs="Times New Roman"/>
+                <w:sz w:val="24"/>
+                <w:szCs w:val="24"/>
                 <w:lang w:val="en-US"/>
               </w:rPr>
               <w:t>&gt;3 600</w:t>
@@ -2393,14 +3384,19 @@
           </w:tcPr>
           <w:p>
             <w:pPr>
-              <w:rPr>
-                <w:rFonts w:ascii="Times New Roman" w:hAnsi="Times New Roman" w:cs="Times New Roman"/>
-                <w:lang w:val="en-US"/>
-              </w:rPr>
-            </w:pPr>
-            <w:r>
-              <w:rPr>
-                <w:rFonts w:ascii="Times New Roman" w:hAnsi="Times New Roman" w:cs="Times New Roman"/>
+              <w:spacing w:line="360" w:lineRule="auto"/>
+              <w:rPr>
+                <w:rFonts w:ascii="Times New Roman" w:hAnsi="Times New Roman" w:cs="Times New Roman"/>
+                <w:sz w:val="24"/>
+                <w:szCs w:val="24"/>
+                <w:lang w:val="en-US"/>
+              </w:rPr>
+            </w:pPr>
+            <w:r>
+              <w:rPr>
+                <w:rFonts w:ascii="Times New Roman" w:hAnsi="Times New Roman" w:cs="Times New Roman"/>
+                <w:sz w:val="24"/>
+                <w:szCs w:val="24"/>
                 <w:lang w:val="en-US"/>
               </w:rPr>
               <w:t>?</w:t>
@@ -2413,14 +3409,19 @@
           </w:tcPr>
           <w:p>
             <w:pPr>
-              <w:rPr>
-                <w:rFonts w:ascii="Times New Roman" w:hAnsi="Times New Roman" w:cs="Times New Roman"/>
-                <w:lang w:val="en-US"/>
-              </w:rPr>
-            </w:pPr>
-            <w:r>
-              <w:rPr>
-                <w:rFonts w:ascii="Times New Roman" w:hAnsi="Times New Roman" w:cs="Times New Roman"/>
+              <w:spacing w:line="360" w:lineRule="auto"/>
+              <w:rPr>
+                <w:rFonts w:ascii="Times New Roman" w:hAnsi="Times New Roman" w:cs="Times New Roman"/>
+                <w:sz w:val="24"/>
+                <w:szCs w:val="24"/>
+                <w:lang w:val="en-US"/>
+              </w:rPr>
+            </w:pPr>
+            <w:r>
+              <w:rPr>
+                <w:rFonts w:ascii="Times New Roman" w:hAnsi="Times New Roman" w:cs="Times New Roman"/>
+                <w:sz w:val="24"/>
+                <w:szCs w:val="24"/>
                 <w:lang w:val="en-US"/>
               </w:rPr>
               <w:t>?</w:t>
@@ -2433,14 +3434,19 @@
           </w:tcPr>
           <w:p>
             <w:pPr>
-              <w:rPr>
-                <w:rFonts w:ascii="Times New Roman" w:hAnsi="Times New Roman" w:cs="Times New Roman"/>
-                <w:lang w:val="en-US"/>
-              </w:rPr>
-            </w:pPr>
-            <w:r>
-              <w:rPr>
-                <w:rFonts w:ascii="Times New Roman" w:hAnsi="Times New Roman" w:cs="Times New Roman"/>
+              <w:spacing w:line="360" w:lineRule="auto"/>
+              <w:rPr>
+                <w:rFonts w:ascii="Times New Roman" w:hAnsi="Times New Roman" w:cs="Times New Roman"/>
+                <w:sz w:val="24"/>
+                <w:szCs w:val="24"/>
+                <w:lang w:val="en-US"/>
+              </w:rPr>
+            </w:pPr>
+            <w:r>
+              <w:rPr>
+                <w:rFonts w:ascii="Times New Roman" w:hAnsi="Times New Roman" w:cs="Times New Roman"/>
+                <w:sz w:val="24"/>
+                <w:szCs w:val="24"/>
                 <w:lang w:val="en-US"/>
               </w:rPr>
               <w:t>?</w:t>
@@ -2453,14 +3459,19 @@
           </w:tcPr>
           <w:p>
             <w:pPr>
-              <w:rPr>
-                <w:rFonts w:ascii="Times New Roman" w:hAnsi="Times New Roman" w:cs="Times New Roman"/>
-                <w:lang w:val="en-US"/>
-              </w:rPr>
-            </w:pPr>
-            <w:r>
-              <w:rPr>
-                <w:rFonts w:ascii="Times New Roman" w:hAnsi="Times New Roman" w:cs="Times New Roman"/>
+              <w:spacing w:line="360" w:lineRule="auto"/>
+              <w:rPr>
+                <w:rFonts w:ascii="Times New Roman" w:hAnsi="Times New Roman" w:cs="Times New Roman"/>
+                <w:sz w:val="24"/>
+                <w:szCs w:val="24"/>
+                <w:lang w:val="en-US"/>
+              </w:rPr>
+            </w:pPr>
+            <w:r>
+              <w:rPr>
+                <w:rFonts w:ascii="Times New Roman" w:hAnsi="Times New Roman" w:cs="Times New Roman"/>
+                <w:sz w:val="24"/>
+                <w:szCs w:val="24"/>
                 <w:lang w:val="en-US"/>
               </w:rPr>
               <w:t>?</w:t>
@@ -2475,13 +3486,18 @@
           </w:tcPr>
           <w:p>
             <w:pPr>
-              <w:rPr>
-                <w:rFonts w:ascii="Times New Roman" w:hAnsi="Times New Roman" w:cs="Times New Roman"/>
-              </w:rPr>
-            </w:pPr>
-            <w:r>
-              <w:rPr>
-                <w:rFonts w:ascii="Times New Roman" w:hAnsi="Times New Roman" w:cs="Times New Roman"/>
+              <w:spacing w:line="360" w:lineRule="auto"/>
+              <w:rPr>
+                <w:rFonts w:ascii="Times New Roman" w:hAnsi="Times New Roman" w:cs="Times New Roman"/>
+                <w:sz w:val="24"/>
+                <w:szCs w:val="24"/>
+              </w:rPr>
+            </w:pPr>
+            <w:r>
+              <w:rPr>
+                <w:rFonts w:ascii="Times New Roman" w:hAnsi="Times New Roman" w:cs="Times New Roman"/>
+                <w:sz w:val="24"/>
+                <w:szCs w:val="24"/>
               </w:rPr>
               <w:t>Минимакс + АльфаБета</w:t>
             </w:r>
@@ -2493,25 +3509,34 @@
           </w:tcPr>
           <w:p>
             <w:pPr>
-              <w:rPr>
-                <w:rFonts w:ascii="Times New Roman" w:hAnsi="Times New Roman" w:cs="Times New Roman"/>
-              </w:rPr>
-            </w:pPr>
-            <w:r>
-              <w:rPr>
-                <w:rFonts w:ascii="Times New Roman" w:hAnsi="Times New Roman" w:cs="Times New Roman"/>
+              <w:spacing w:line="360" w:lineRule="auto"/>
+              <w:rPr>
+                <w:rFonts w:ascii="Times New Roman" w:hAnsi="Times New Roman" w:cs="Times New Roman"/>
+                <w:sz w:val="24"/>
+                <w:szCs w:val="24"/>
+              </w:rPr>
+            </w:pPr>
+            <w:r>
+              <w:rPr>
+                <w:rFonts w:ascii="Times New Roman" w:hAnsi="Times New Roman" w:cs="Times New Roman"/>
+                <w:sz w:val="24"/>
+                <w:szCs w:val="24"/>
               </w:rPr>
               <w:t>62</w:t>
             </w:r>
             <w:r>
               <w:rPr>
                 <w:rFonts w:ascii="Times New Roman" w:hAnsi="Times New Roman" w:cs="Times New Roman"/>
+                <w:sz w:val="24"/>
+                <w:szCs w:val="24"/>
               </w:rPr>
               <w:t xml:space="preserve"> </w:t>
             </w:r>
             <w:r>
               <w:rPr>
                 <w:rFonts w:ascii="Times New Roman" w:hAnsi="Times New Roman" w:cs="Times New Roman"/>
+                <w:sz w:val="24"/>
+                <w:szCs w:val="24"/>
               </w:rPr>
               <w:t>203</w:t>
             </w:r>
@@ -2523,13 +3548,18 @@
           </w:tcPr>
           <w:p>
             <w:pPr>
-              <w:rPr>
-                <w:rFonts w:ascii="Times New Roman" w:hAnsi="Times New Roman" w:cs="Times New Roman"/>
-              </w:rPr>
-            </w:pPr>
-            <w:r>
-              <w:rPr>
-                <w:rFonts w:ascii="Times New Roman" w:hAnsi="Times New Roman" w:cs="Times New Roman"/>
+              <w:spacing w:line="360" w:lineRule="auto"/>
+              <w:rPr>
+                <w:rFonts w:ascii="Times New Roman" w:hAnsi="Times New Roman" w:cs="Times New Roman"/>
+                <w:sz w:val="24"/>
+                <w:szCs w:val="24"/>
+              </w:rPr>
+            </w:pPr>
+            <w:r>
+              <w:rPr>
+                <w:rFonts w:ascii="Times New Roman" w:hAnsi="Times New Roman" w:cs="Times New Roman"/>
+                <w:sz w:val="24"/>
+                <w:szCs w:val="24"/>
               </w:rPr>
               <w:t>5,89</w:t>
             </w:r>
@@ -2541,13 +3571,18 @@
           </w:tcPr>
           <w:p>
             <w:pPr>
-              <w:rPr>
-                <w:rFonts w:ascii="Times New Roman" w:hAnsi="Times New Roman" w:cs="Times New Roman"/>
-              </w:rPr>
-            </w:pPr>
-            <w:r>
-              <w:rPr>
-                <w:rFonts w:ascii="Times New Roman" w:hAnsi="Times New Roman" w:cs="Times New Roman"/>
+              <w:spacing w:line="360" w:lineRule="auto"/>
+              <w:rPr>
+                <w:rFonts w:ascii="Times New Roman" w:hAnsi="Times New Roman" w:cs="Times New Roman"/>
+                <w:sz w:val="24"/>
+                <w:szCs w:val="24"/>
+              </w:rPr>
+            </w:pPr>
+            <w:r>
+              <w:rPr>
+                <w:rFonts w:ascii="Times New Roman" w:hAnsi="Times New Roman" w:cs="Times New Roman"/>
+                <w:sz w:val="24"/>
+                <w:szCs w:val="24"/>
               </w:rPr>
               <w:t>138880</w:t>
             </w:r>
@@ -2559,13 +3594,18 @@
           </w:tcPr>
           <w:p>
             <w:pPr>
-              <w:rPr>
-                <w:rFonts w:ascii="Times New Roman" w:hAnsi="Times New Roman" w:cs="Times New Roman"/>
-              </w:rPr>
-            </w:pPr>
-            <w:r>
-              <w:rPr>
-                <w:rFonts w:ascii="Times New Roman" w:hAnsi="Times New Roman" w:cs="Times New Roman"/>
+              <w:spacing w:line="360" w:lineRule="auto"/>
+              <w:rPr>
+                <w:rFonts w:ascii="Times New Roman" w:hAnsi="Times New Roman" w:cs="Times New Roman"/>
+                <w:sz w:val="24"/>
+                <w:szCs w:val="24"/>
+              </w:rPr>
+            </w:pPr>
+            <w:r>
+              <w:rPr>
+                <w:rFonts w:ascii="Times New Roman" w:hAnsi="Times New Roman" w:cs="Times New Roman"/>
+                <w:sz w:val="24"/>
+                <w:szCs w:val="24"/>
               </w:rPr>
               <w:t>15,41</w:t>
             </w:r>
@@ -2577,13 +3617,18 @@
           </w:tcPr>
           <w:p>
             <w:pPr>
-              <w:rPr>
-                <w:rFonts w:ascii="Times New Roman" w:hAnsi="Times New Roman" w:cs="Times New Roman"/>
-              </w:rPr>
-            </w:pPr>
-            <w:r>
-              <w:rPr>
-                <w:rFonts w:ascii="Times New Roman" w:hAnsi="Times New Roman" w:cs="Times New Roman"/>
+              <w:spacing w:line="360" w:lineRule="auto"/>
+              <w:rPr>
+                <w:rFonts w:ascii="Times New Roman" w:hAnsi="Times New Roman" w:cs="Times New Roman"/>
+                <w:sz w:val="24"/>
+                <w:szCs w:val="24"/>
+              </w:rPr>
+            </w:pPr>
+            <w:r>
+              <w:rPr>
+                <w:rFonts w:ascii="Times New Roman" w:hAnsi="Times New Roman" w:cs="Times New Roman"/>
+                <w:sz w:val="24"/>
+                <w:szCs w:val="24"/>
               </w:rPr>
               <w:t>249 258</w:t>
             </w:r>
@@ -2595,13 +3640,18 @@
           </w:tcPr>
           <w:p>
             <w:pPr>
-              <w:rPr>
-                <w:rFonts w:ascii="Times New Roman" w:hAnsi="Times New Roman" w:cs="Times New Roman"/>
-              </w:rPr>
-            </w:pPr>
-            <w:r>
-              <w:rPr>
-                <w:rFonts w:ascii="Times New Roman" w:hAnsi="Times New Roman" w:cs="Times New Roman"/>
+              <w:spacing w:line="360" w:lineRule="auto"/>
+              <w:rPr>
+                <w:rFonts w:ascii="Times New Roman" w:hAnsi="Times New Roman" w:cs="Times New Roman"/>
+                <w:sz w:val="24"/>
+                <w:szCs w:val="24"/>
+              </w:rPr>
+            </w:pPr>
+            <w:r>
+              <w:rPr>
+                <w:rFonts w:ascii="Times New Roman" w:hAnsi="Times New Roman" w:cs="Times New Roman"/>
+                <w:sz w:val="24"/>
+                <w:szCs w:val="24"/>
               </w:rPr>
               <w:t>23,35</w:t>
             </w:r>
@@ -2615,13 +3665,18 @@
           </w:tcPr>
           <w:p>
             <w:pPr>
-              <w:rPr>
-                <w:rFonts w:ascii="Times New Roman" w:hAnsi="Times New Roman" w:cs="Times New Roman"/>
-              </w:rPr>
-            </w:pPr>
-            <w:r>
-              <w:rPr>
-                <w:rFonts w:ascii="Times New Roman" w:hAnsi="Times New Roman" w:cs="Times New Roman"/>
+              <w:spacing w:line="360" w:lineRule="auto"/>
+              <w:rPr>
+                <w:rFonts w:ascii="Times New Roman" w:hAnsi="Times New Roman" w:cs="Times New Roman"/>
+                <w:sz w:val="24"/>
+                <w:szCs w:val="24"/>
+              </w:rPr>
+            </w:pPr>
+            <w:r>
+              <w:rPr>
+                <w:rFonts w:ascii="Times New Roman" w:hAnsi="Times New Roman" w:cs="Times New Roman"/>
+                <w:sz w:val="24"/>
+                <w:szCs w:val="24"/>
               </w:rPr>
               <w:t>Минимакс + грубое отсечение</w:t>
             </w:r>
@@ -2633,13 +3688,18 @@
           </w:tcPr>
           <w:p>
             <w:pPr>
-              <w:rPr>
-                <w:rFonts w:ascii="Times New Roman" w:hAnsi="Times New Roman" w:cs="Times New Roman"/>
-              </w:rPr>
-            </w:pPr>
-            <w:r>
-              <w:rPr>
-                <w:rFonts w:ascii="Times New Roman" w:hAnsi="Times New Roman" w:cs="Times New Roman"/>
+              <w:spacing w:line="360" w:lineRule="auto"/>
+              <w:rPr>
+                <w:rFonts w:ascii="Times New Roman" w:hAnsi="Times New Roman" w:cs="Times New Roman"/>
+                <w:sz w:val="24"/>
+                <w:szCs w:val="24"/>
+              </w:rPr>
+            </w:pPr>
+            <w:r>
+              <w:rPr>
+                <w:rFonts w:ascii="Times New Roman" w:hAnsi="Times New Roman" w:cs="Times New Roman"/>
+                <w:sz w:val="24"/>
+                <w:szCs w:val="24"/>
               </w:rPr>
               <w:t>682 893</w:t>
             </w:r>
@@ -2651,13 +3711,18 @@
           </w:tcPr>
           <w:p>
             <w:pPr>
-              <w:rPr>
-                <w:rFonts w:ascii="Times New Roman" w:hAnsi="Times New Roman" w:cs="Times New Roman"/>
-              </w:rPr>
-            </w:pPr>
-            <w:r>
-              <w:rPr>
-                <w:rFonts w:ascii="Times New Roman" w:hAnsi="Times New Roman" w:cs="Times New Roman"/>
+              <w:spacing w:line="360" w:lineRule="auto"/>
+              <w:rPr>
+                <w:rFonts w:ascii="Times New Roman" w:hAnsi="Times New Roman" w:cs="Times New Roman"/>
+                <w:sz w:val="24"/>
+                <w:szCs w:val="24"/>
+              </w:rPr>
+            </w:pPr>
+            <w:r>
+              <w:rPr>
+                <w:rFonts w:ascii="Times New Roman" w:hAnsi="Times New Roman" w:cs="Times New Roman"/>
+                <w:sz w:val="24"/>
+                <w:szCs w:val="24"/>
               </w:rPr>
               <w:t>51,19</w:t>
             </w:r>
@@ -2669,25 +3734,34 @@
           </w:tcPr>
           <w:p>
             <w:pPr>
-              <w:rPr>
-                <w:rFonts w:ascii="Times New Roman" w:hAnsi="Times New Roman" w:cs="Times New Roman"/>
-              </w:rPr>
-            </w:pPr>
-            <w:r>
-              <w:rPr>
-                <w:rFonts w:ascii="Times New Roman" w:hAnsi="Times New Roman" w:cs="Times New Roman"/>
+              <w:spacing w:line="360" w:lineRule="auto"/>
+              <w:rPr>
+                <w:rFonts w:ascii="Times New Roman" w:hAnsi="Times New Roman" w:cs="Times New Roman"/>
+                <w:sz w:val="24"/>
+                <w:szCs w:val="24"/>
+              </w:rPr>
+            </w:pPr>
+            <w:r>
+              <w:rPr>
+                <w:rFonts w:ascii="Times New Roman" w:hAnsi="Times New Roman" w:cs="Times New Roman"/>
+                <w:sz w:val="24"/>
+                <w:szCs w:val="24"/>
               </w:rPr>
               <w:t>353</w:t>
             </w:r>
             <w:r>
               <w:rPr>
                 <w:rFonts w:ascii="Times New Roman" w:hAnsi="Times New Roman" w:cs="Times New Roman"/>
+                <w:sz w:val="24"/>
+                <w:szCs w:val="24"/>
               </w:rPr>
               <w:t xml:space="preserve"> </w:t>
             </w:r>
             <w:r>
               <w:rPr>
                 <w:rFonts w:ascii="Times New Roman" w:hAnsi="Times New Roman" w:cs="Times New Roman"/>
+                <w:sz w:val="24"/>
+                <w:szCs w:val="24"/>
               </w:rPr>
               <w:t>947</w:t>
             </w:r>
@@ -2699,13 +3773,18 @@
           </w:tcPr>
           <w:p>
             <w:pPr>
-              <w:rPr>
-                <w:rFonts w:ascii="Times New Roman" w:hAnsi="Times New Roman" w:cs="Times New Roman"/>
-              </w:rPr>
-            </w:pPr>
-            <w:r>
-              <w:rPr>
-                <w:rFonts w:ascii="Times New Roman" w:hAnsi="Times New Roman" w:cs="Times New Roman"/>
+              <w:spacing w:line="360" w:lineRule="auto"/>
+              <w:rPr>
+                <w:rFonts w:ascii="Times New Roman" w:hAnsi="Times New Roman" w:cs="Times New Roman"/>
+                <w:sz w:val="24"/>
+                <w:szCs w:val="24"/>
+              </w:rPr>
+            </w:pPr>
+            <w:r>
+              <w:rPr>
+                <w:rFonts w:ascii="Times New Roman" w:hAnsi="Times New Roman" w:cs="Times New Roman"/>
+                <w:sz w:val="24"/>
+                <w:szCs w:val="24"/>
               </w:rPr>
               <w:t>29,14</w:t>
             </w:r>
@@ -2717,25 +3796,34 @@
           </w:tcPr>
           <w:p>
             <w:pPr>
-              <w:rPr>
-                <w:rFonts w:ascii="Times New Roman" w:hAnsi="Times New Roman" w:cs="Times New Roman"/>
-              </w:rPr>
-            </w:pPr>
-            <w:r>
-              <w:rPr>
-                <w:rFonts w:ascii="Times New Roman" w:hAnsi="Times New Roman" w:cs="Times New Roman"/>
+              <w:spacing w:line="360" w:lineRule="auto"/>
+              <w:rPr>
+                <w:rFonts w:ascii="Times New Roman" w:hAnsi="Times New Roman" w:cs="Times New Roman"/>
+                <w:sz w:val="24"/>
+                <w:szCs w:val="24"/>
+              </w:rPr>
+            </w:pPr>
+            <w:r>
+              <w:rPr>
+                <w:rFonts w:ascii="Times New Roman" w:hAnsi="Times New Roman" w:cs="Times New Roman"/>
+                <w:sz w:val="24"/>
+                <w:szCs w:val="24"/>
               </w:rPr>
               <w:t>991</w:t>
             </w:r>
             <w:r>
               <w:rPr>
                 <w:rFonts w:ascii="Times New Roman" w:hAnsi="Times New Roman" w:cs="Times New Roman"/>
+                <w:sz w:val="24"/>
+                <w:szCs w:val="24"/>
               </w:rPr>
               <w:t xml:space="preserve"> </w:t>
             </w:r>
             <w:r>
               <w:rPr>
                 <w:rFonts w:ascii="Times New Roman" w:hAnsi="Times New Roman" w:cs="Times New Roman"/>
+                <w:sz w:val="24"/>
+                <w:szCs w:val="24"/>
               </w:rPr>
               <w:t>983</w:t>
             </w:r>
@@ -2747,13 +3835,18 @@
           </w:tcPr>
           <w:p>
             <w:pPr>
-              <w:rPr>
-                <w:rFonts w:ascii="Times New Roman" w:hAnsi="Times New Roman" w:cs="Times New Roman"/>
-              </w:rPr>
-            </w:pPr>
-            <w:r>
-              <w:rPr>
-                <w:rFonts w:ascii="Times New Roman" w:hAnsi="Times New Roman" w:cs="Times New Roman"/>
+              <w:spacing w:line="360" w:lineRule="auto"/>
+              <w:rPr>
+                <w:rFonts w:ascii="Times New Roman" w:hAnsi="Times New Roman" w:cs="Times New Roman"/>
+                <w:sz w:val="24"/>
+                <w:szCs w:val="24"/>
+              </w:rPr>
+            </w:pPr>
+            <w:r>
+              <w:rPr>
+                <w:rFonts w:ascii="Times New Roman" w:hAnsi="Times New Roman" w:cs="Times New Roman"/>
+                <w:sz w:val="24"/>
+                <w:szCs w:val="24"/>
               </w:rPr>
               <w:t>79,46</w:t>
             </w:r>
@@ -2767,13 +3860,18 @@
           </w:tcPr>
           <w:p>
             <w:pPr>
-              <w:rPr>
-                <w:rFonts w:ascii="Times New Roman" w:hAnsi="Times New Roman" w:cs="Times New Roman"/>
-              </w:rPr>
-            </w:pPr>
-            <w:r>
-              <w:rPr>
-                <w:rFonts w:ascii="Times New Roman" w:hAnsi="Times New Roman" w:cs="Times New Roman"/>
+              <w:spacing w:line="360" w:lineRule="auto"/>
+              <w:rPr>
+                <w:rFonts w:ascii="Times New Roman" w:hAnsi="Times New Roman" w:cs="Times New Roman"/>
+                <w:sz w:val="24"/>
+                <w:szCs w:val="24"/>
+              </w:rPr>
+            </w:pPr>
+            <w:r>
+              <w:rPr>
+                <w:rFonts w:ascii="Times New Roman" w:hAnsi="Times New Roman" w:cs="Times New Roman"/>
+                <w:sz w:val="24"/>
+                <w:szCs w:val="24"/>
               </w:rPr>
               <w:t>Минимакс + АльфаБета + грубое отсченеие</w:t>
             </w:r>
@@ -2785,14 +3883,19 @@
           </w:tcPr>
           <w:p>
             <w:pPr>
-              <w:rPr>
-                <w:rFonts w:ascii="Times New Roman" w:hAnsi="Times New Roman" w:cs="Times New Roman"/>
-                <w:lang w:val="en-US"/>
-              </w:rPr>
-            </w:pPr>
-            <w:r>
-              <w:rPr>
-                <w:rFonts w:ascii="Times New Roman" w:hAnsi="Times New Roman" w:cs="Times New Roman"/>
+              <w:spacing w:line="360" w:lineRule="auto"/>
+              <w:rPr>
+                <w:rFonts w:ascii="Times New Roman" w:hAnsi="Times New Roman" w:cs="Times New Roman"/>
+                <w:sz w:val="24"/>
+                <w:szCs w:val="24"/>
+                <w:lang w:val="en-US"/>
+              </w:rPr>
+            </w:pPr>
+            <w:r>
+              <w:rPr>
+                <w:rFonts w:ascii="Times New Roman" w:hAnsi="Times New Roman" w:cs="Times New Roman"/>
+                <w:sz w:val="24"/>
+                <w:szCs w:val="24"/>
                 <w:lang w:val="en-US"/>
               </w:rPr>
               <w:t>8</w:t>
@@ -2800,12 +3903,16 @@
             <w:r>
               <w:rPr>
                 <w:rFonts w:ascii="Times New Roman" w:hAnsi="Times New Roman" w:cs="Times New Roman"/>
+                <w:sz w:val="24"/>
+                <w:szCs w:val="24"/>
               </w:rPr>
               <w:t xml:space="preserve"> </w:t>
             </w:r>
             <w:r>
               <w:rPr>
                 <w:rFonts w:ascii="Times New Roman" w:hAnsi="Times New Roman" w:cs="Times New Roman"/>
+                <w:sz w:val="24"/>
+                <w:szCs w:val="24"/>
                 <w:lang w:val="en-US"/>
               </w:rPr>
               <w:t>880</w:t>
@@ -2818,13 +3925,18 @@
           </w:tcPr>
           <w:p>
             <w:pPr>
-              <w:rPr>
-                <w:rFonts w:ascii="Times New Roman" w:hAnsi="Times New Roman" w:cs="Times New Roman"/>
-              </w:rPr>
-            </w:pPr>
-            <w:r>
-              <w:rPr>
-                <w:rFonts w:ascii="Times New Roman" w:hAnsi="Times New Roman" w:cs="Times New Roman"/>
+              <w:spacing w:line="360" w:lineRule="auto"/>
+              <w:rPr>
+                <w:rFonts w:ascii="Times New Roman" w:hAnsi="Times New Roman" w:cs="Times New Roman"/>
+                <w:sz w:val="24"/>
+                <w:szCs w:val="24"/>
+              </w:rPr>
+            </w:pPr>
+            <w:r>
+              <w:rPr>
+                <w:rFonts w:ascii="Times New Roman" w:hAnsi="Times New Roman" w:cs="Times New Roman"/>
+                <w:sz w:val="24"/>
+                <w:szCs w:val="24"/>
                 <w:lang w:val="en-US"/>
               </w:rPr>
               <w:t>0</w:t>
@@ -2832,6 +3944,8 @@
             <w:r>
               <w:rPr>
                 <w:rFonts w:ascii="Times New Roman" w:hAnsi="Times New Roman" w:cs="Times New Roman"/>
+                <w:sz w:val="24"/>
+                <w:szCs w:val="24"/>
               </w:rPr>
               <w:t>,87</w:t>
             </w:r>
@@ -2843,25 +3957,34 @@
           </w:tcPr>
           <w:p>
             <w:pPr>
-              <w:rPr>
-                <w:rFonts w:ascii="Times New Roman" w:hAnsi="Times New Roman" w:cs="Times New Roman"/>
-              </w:rPr>
-            </w:pPr>
-            <w:r>
-              <w:rPr>
-                <w:rFonts w:ascii="Times New Roman" w:hAnsi="Times New Roman" w:cs="Times New Roman"/>
+              <w:spacing w:line="360" w:lineRule="auto"/>
+              <w:rPr>
+                <w:rFonts w:ascii="Times New Roman" w:hAnsi="Times New Roman" w:cs="Times New Roman"/>
+                <w:sz w:val="24"/>
+                <w:szCs w:val="24"/>
+              </w:rPr>
+            </w:pPr>
+            <w:r>
+              <w:rPr>
+                <w:rFonts w:ascii="Times New Roman" w:hAnsi="Times New Roman" w:cs="Times New Roman"/>
+                <w:sz w:val="24"/>
+                <w:szCs w:val="24"/>
               </w:rPr>
               <w:t>11</w:t>
             </w:r>
             <w:r>
               <w:rPr>
                 <w:rFonts w:ascii="Times New Roman" w:hAnsi="Times New Roman" w:cs="Times New Roman"/>
+                <w:sz w:val="24"/>
+                <w:szCs w:val="24"/>
               </w:rPr>
               <w:t xml:space="preserve"> </w:t>
             </w:r>
             <w:r>
               <w:rPr>
                 <w:rFonts w:ascii="Times New Roman" w:hAnsi="Times New Roman" w:cs="Times New Roman"/>
+                <w:sz w:val="24"/>
+                <w:szCs w:val="24"/>
               </w:rPr>
               <w:t>049</w:t>
             </w:r>
@@ -2873,13 +3996,18 @@
           </w:tcPr>
           <w:p>
             <w:pPr>
-              <w:rPr>
-                <w:rFonts w:ascii="Times New Roman" w:hAnsi="Times New Roman" w:cs="Times New Roman"/>
-              </w:rPr>
-            </w:pPr>
-            <w:r>
-              <w:rPr>
-                <w:rFonts w:ascii="Times New Roman" w:hAnsi="Times New Roman" w:cs="Times New Roman"/>
+              <w:spacing w:line="360" w:lineRule="auto"/>
+              <w:rPr>
+                <w:rFonts w:ascii="Times New Roman" w:hAnsi="Times New Roman" w:cs="Times New Roman"/>
+                <w:sz w:val="24"/>
+                <w:szCs w:val="24"/>
+              </w:rPr>
+            </w:pPr>
+            <w:r>
+              <w:rPr>
+                <w:rFonts w:ascii="Times New Roman" w:hAnsi="Times New Roman" w:cs="Times New Roman"/>
+                <w:sz w:val="24"/>
+                <w:szCs w:val="24"/>
               </w:rPr>
               <w:t>1,24</w:t>
             </w:r>
@@ -2891,25 +4019,34 @@
           </w:tcPr>
           <w:p>
             <w:pPr>
-              <w:rPr>
-                <w:rFonts w:ascii="Times New Roman" w:hAnsi="Times New Roman" w:cs="Times New Roman"/>
-              </w:rPr>
-            </w:pPr>
-            <w:r>
-              <w:rPr>
-                <w:rFonts w:ascii="Times New Roman" w:hAnsi="Times New Roman" w:cs="Times New Roman"/>
+              <w:spacing w:line="360" w:lineRule="auto"/>
+              <w:rPr>
+                <w:rFonts w:ascii="Times New Roman" w:hAnsi="Times New Roman" w:cs="Times New Roman"/>
+                <w:sz w:val="24"/>
+                <w:szCs w:val="24"/>
+              </w:rPr>
+            </w:pPr>
+            <w:r>
+              <w:rPr>
+                <w:rFonts w:ascii="Times New Roman" w:hAnsi="Times New Roman" w:cs="Times New Roman"/>
+                <w:sz w:val="24"/>
+                <w:szCs w:val="24"/>
               </w:rPr>
               <w:t>23</w:t>
             </w:r>
             <w:r>
               <w:rPr>
                 <w:rFonts w:ascii="Times New Roman" w:hAnsi="Times New Roman" w:cs="Times New Roman"/>
+                <w:sz w:val="24"/>
+                <w:szCs w:val="24"/>
               </w:rPr>
               <w:t xml:space="preserve"> </w:t>
             </w:r>
             <w:r>
               <w:rPr>
                 <w:rFonts w:ascii="Times New Roman" w:hAnsi="Times New Roman" w:cs="Times New Roman"/>
+                <w:sz w:val="24"/>
+                <w:szCs w:val="24"/>
               </w:rPr>
               <w:t>716</w:t>
             </w:r>
@@ -2921,14 +4058,19 @@
           </w:tcPr>
           <w:p>
             <w:pPr>
-              <w:rPr>
-                <w:rFonts w:ascii="Times New Roman" w:hAnsi="Times New Roman" w:cs="Times New Roman"/>
-                <w:lang w:val="en-US"/>
-              </w:rPr>
-            </w:pPr>
-            <w:r>
-              <w:rPr>
-                <w:rFonts w:ascii="Times New Roman" w:hAnsi="Times New Roman" w:cs="Times New Roman"/>
+              <w:spacing w:line="360" w:lineRule="auto"/>
+              <w:rPr>
+                <w:rFonts w:ascii="Times New Roman" w:hAnsi="Times New Roman" w:cs="Times New Roman"/>
+                <w:sz w:val="24"/>
+                <w:szCs w:val="24"/>
+                <w:lang w:val="en-US"/>
+              </w:rPr>
+            </w:pPr>
+            <w:r>
+              <w:rPr>
+                <w:rFonts w:ascii="Times New Roman" w:hAnsi="Times New Roman" w:cs="Times New Roman"/>
+                <w:sz w:val="24"/>
+                <w:szCs w:val="24"/>
               </w:rPr>
               <w:t>2,39</w:t>
             </w:r>
@@ -2938,33 +4080,7 @@
     </w:tbl>
     <w:p>
       <w:pPr>
-        <w:rPr>
-          <w:rFonts w:ascii="Times New Roman" w:hAnsi="Times New Roman" w:cs="Times New Roman"/>
-          <w:sz w:val="24"/>
-          <w:szCs w:val="24"/>
-        </w:rPr>
-      </w:pPr>
-    </w:p>
-    <w:p>
-      <w:pPr>
-        <w:rPr>
-          <w:rFonts w:ascii="Times New Roman" w:hAnsi="Times New Roman" w:cs="Times New Roman"/>
-          <w:sz w:val="24"/>
-          <w:szCs w:val="24"/>
-        </w:rPr>
-      </w:pPr>
-    </w:p>
-    <w:p>
-      <w:pPr>
-        <w:rPr>
-          <w:rFonts w:ascii="Times New Roman" w:hAnsi="Times New Roman" w:cs="Times New Roman"/>
-          <w:sz w:val="24"/>
-          <w:szCs w:val="24"/>
-        </w:rPr>
-      </w:pPr>
-    </w:p>
-    <w:p>
-      <w:pPr>
+        <w:spacing w:line="360" w:lineRule="auto"/>
         <w:rPr>
           <w:rFonts w:ascii="Times New Roman" w:hAnsi="Times New Roman" w:cs="Times New Roman"/>
           <w:sz w:val="24"/>
@@ -2977,7 +4093,7 @@
         <w:autoSpaceDE w:val="0"/>
         <w:autoSpaceDN w:val="0"/>
         <w:adjustRightInd w:val="0"/>
-        <w:spacing w:after="0" w:line="240" w:lineRule="auto"/>
+        <w:spacing w:after="0" w:line="360" w:lineRule="auto"/>
         <w:rPr>
           <w:rFonts w:ascii="Times New Roman" w:hAnsi="Times New Roman" w:cs="Times New Roman"/>
           <w:sz w:val="24"/>
@@ -2994,27 +4110,27 @@
       </w:r>
       <w:r>
         <w:rPr>
-          <w:rFonts w:ascii="TimesDL" w:hAnsi="TimesDL" w:cs="TimesDL"/>
-          <w:sz w:val="18"/>
-          <w:szCs w:val="18"/>
+          <w:rFonts w:ascii="Times New Roman" w:hAnsi="Times New Roman" w:cs="Times New Roman"/>
+          <w:sz w:val="24"/>
+          <w:szCs w:val="24"/>
         </w:rPr>
         <w:t>Программирование шахмат и других логических игр. —</w:t>
       </w:r>
       <w:r>
         <w:rPr>
-          <w:rFonts w:ascii="TimesDL" w:hAnsi="TimesDL" w:cs="TimesDL"/>
-          <w:sz w:val="18"/>
-          <w:szCs w:val="18"/>
+          <w:rFonts w:ascii="Times New Roman" w:hAnsi="Times New Roman" w:cs="Times New Roman"/>
+          <w:sz w:val="24"/>
+          <w:szCs w:val="24"/>
         </w:rPr>
         <w:t xml:space="preserve"> </w:t>
       </w:r>
       <w:r>
         <w:rPr>
-          <w:rFonts w:ascii="TimesDL" w:hAnsi="TimesDL" w:cs="TimesDL"/>
-          <w:sz w:val="18"/>
-          <w:szCs w:val="18"/>
-        </w:rPr>
-        <w:t xml:space="preserve">СПб.: БХВ-Петербург, 2005. — </w:t>
+          <w:rFonts w:ascii="Times New Roman" w:hAnsi="Times New Roman" w:cs="Times New Roman"/>
+          <w:sz w:val="24"/>
+          <w:szCs w:val="24"/>
+        </w:rPr>
+        <w:t xml:space="preserve">СПб.: БХВ-Петербург, 2005. </w:t>
       </w:r>
     </w:p>
     <w:sectPr>

--- a/Минимакс.docx
+++ b/Минимакс.docx
@@ -21,17 +21,7 @@
           <w:sz w:val="24"/>
           <w:szCs w:val="24"/>
         </w:rPr>
-        <w:t>Алгоритм искусственного интеллекта</w:t>
-      </w:r>
-      <w:r>
-        <w:rPr>
-          <w:rFonts w:ascii="Times New Roman" w:hAnsi="Times New Roman" w:cs="Times New Roman"/>
-          <w:b/>
-          <w:bCs/>
-          <w:sz w:val="24"/>
-          <w:szCs w:val="24"/>
-        </w:rPr>
-        <w:t>:</w:t>
+        <w:t>Алгоритм искусственного интеллекта:</w:t>
       </w:r>
     </w:p>
     <w:p>
@@ -49,42 +39,71 @@
           <w:sz w:val="24"/>
           <w:szCs w:val="24"/>
         </w:rPr>
-        <w:t xml:space="preserve">В шахмотно-подобных играх должен присутствовать </w:t>
-      </w:r>
-      <w:r>
-        <w:rPr>
-          <w:rFonts w:ascii="Times New Roman" w:hAnsi="Times New Roman" w:cs="Times New Roman"/>
-          <w:sz w:val="24"/>
-          <w:szCs w:val="24"/>
-          <w:lang w:val="en-US"/>
-        </w:rPr>
-        <w:t>AI</w:t>
-      </w:r>
-      <w:r>
-        <w:rPr>
-          <w:rFonts w:ascii="Times New Roman" w:hAnsi="Times New Roman" w:cs="Times New Roman"/>
-          <w:sz w:val="24"/>
-          <w:szCs w:val="24"/>
-        </w:rPr>
-        <w:t xml:space="preserve"> (</w:t>
-      </w:r>
-      <w:r>
-        <w:rPr>
-          <w:rFonts w:ascii="Times New Roman" w:hAnsi="Times New Roman" w:cs="Times New Roman"/>
-          <w:color w:val="333333"/>
-          <w:sz w:val="24"/>
-          <w:szCs w:val="24"/>
-          <w:shd w:val="clear" w:color="auto" w:fill="FFFFFF"/>
-        </w:rPr>
-        <w:t>Artificial intelligence</w:t>
-      </w:r>
-      <w:r>
-        <w:rPr>
-          <w:rFonts w:ascii="Times New Roman" w:hAnsi="Times New Roman" w:cs="Times New Roman"/>
-          <w:sz w:val="24"/>
-          <w:szCs w:val="24"/>
-        </w:rPr>
-        <w:t xml:space="preserve">), чтобы игрок смог освоится в игре. Бот должен отвечать следующим основным критериям: </w:t>
+        <w:t xml:space="preserve">Алгоритм искусственного интеллекта </w:t>
+      </w:r>
+      <w:r>
+        <w:rPr>
+          <w:rFonts w:ascii="Times New Roman" w:hAnsi="Times New Roman" w:cs="Times New Roman"/>
+          <w:sz w:val="24"/>
+          <w:szCs w:val="24"/>
+        </w:rPr>
+        <w:t xml:space="preserve">должен отвечать </w:t>
+      </w:r>
+      <w:r>
+        <w:rPr>
+          <w:rFonts w:ascii="Times New Roman" w:hAnsi="Times New Roman" w:cs="Times New Roman"/>
+          <w:sz w:val="24"/>
+          <w:szCs w:val="24"/>
+        </w:rPr>
+        <w:t>нескольким</w:t>
+      </w:r>
+      <w:r>
+        <w:rPr>
+          <w:rFonts w:ascii="Times New Roman" w:hAnsi="Times New Roman" w:cs="Times New Roman"/>
+          <w:sz w:val="24"/>
+          <w:szCs w:val="24"/>
+        </w:rPr>
+        <w:t xml:space="preserve"> основным </w:t>
+      </w:r>
+      <w:r>
+        <w:rPr>
+          <w:rFonts w:ascii="Times New Roman" w:hAnsi="Times New Roman" w:cs="Times New Roman"/>
+          <w:sz w:val="24"/>
+          <w:szCs w:val="24"/>
+        </w:rPr>
+        <w:t>требованиям. Первое - достаточно быстро считать ходы, игрок не должен долго ждать своего хода. Второе – делать осмысленные ходы в рамках разработанной игровой механики. Также</w:t>
+      </w:r>
+      <w:r>
+        <w:rPr>
+          <w:rFonts w:ascii="Times New Roman" w:hAnsi="Times New Roman" w:cs="Times New Roman"/>
+          <w:sz w:val="24"/>
+          <w:szCs w:val="24"/>
+        </w:rPr>
+        <w:t xml:space="preserve"> </w:t>
+      </w:r>
+      <w:r>
+        <w:rPr>
+          <w:rFonts w:ascii="Times New Roman" w:hAnsi="Times New Roman" w:cs="Times New Roman"/>
+          <w:sz w:val="24"/>
+          <w:szCs w:val="24"/>
+        </w:rPr>
+        <w:t>хорошим решением будет добавить вариативность стратегий</w:t>
+      </w:r>
+      <w:r>
+        <w:rPr>
+          <w:rFonts w:ascii="Times New Roman" w:hAnsi="Times New Roman" w:cs="Times New Roman"/>
+          <w:sz w:val="24"/>
+          <w:szCs w:val="24"/>
+        </w:rPr>
+        <w:t xml:space="preserve"> искусственного интеллекта.</w:t>
+      </w:r>
+      <w:r>
+        <w:rPr>
+          <w:rFonts w:ascii="Times New Roman" w:hAnsi="Times New Roman" w:cs="Times New Roman"/>
+          <w:sz w:val="24"/>
+          <w:szCs w:val="24"/>
+        </w:rPr>
+        <w:t xml:space="preserve"> </w:t>
       </w:r>
     </w:p>
     <w:p>
@@ -102,98 +121,23 @@
           <w:sz w:val="24"/>
           <w:szCs w:val="24"/>
         </w:rPr>
-        <w:t xml:space="preserve">Быстро считать ход – чтобы игрок не ждал,  </w:t>
-      </w:r>
-      <w:r>
-        <w:rPr>
-          <w:rFonts w:ascii="Times New Roman" w:hAnsi="Times New Roman" w:cs="Times New Roman"/>
-          <w:sz w:val="24"/>
-          <w:szCs w:val="24"/>
-        </w:rPr>
-        <w:br/>
-        <w:t xml:space="preserve">Делать </w:t>
-      </w:r>
-      <w:r>
-        <w:rPr>
-          <w:rFonts w:ascii="Times New Roman" w:hAnsi="Times New Roman" w:cs="Times New Roman"/>
-          <w:sz w:val="24"/>
-          <w:szCs w:val="24"/>
-        </w:rPr>
-        <w:t>осмысленные ходы</w:t>
-      </w:r>
-    </w:p>
-    <w:p>
-      <w:pPr>
-        <w:spacing w:line="360" w:lineRule="auto"/>
-        <w:rPr>
-          <w:rFonts w:ascii="Times New Roman" w:hAnsi="Times New Roman" w:cs="Times New Roman"/>
-          <w:sz w:val="24"/>
-          <w:szCs w:val="24"/>
-        </w:rPr>
-      </w:pPr>
-      <w:r>
-        <w:rPr>
-          <w:rFonts w:ascii="Times New Roman" w:hAnsi="Times New Roman" w:cs="Times New Roman"/>
-          <w:sz w:val="24"/>
-          <w:szCs w:val="24"/>
-        </w:rPr>
-        <w:t xml:space="preserve">(Возможно добавить пункт – Бот был разнообразным, то есть при одним и тех же ходах у него было немного разное поведение, где-то он будет стараться перекрасить как можно больше клеток, или захватить как можно больно, или стараться не давать игроку перекрашивать, это можно сделать с помощью </w:t>
-      </w:r>
-      <w:r>
-        <w:rPr>
-          <w:rFonts w:ascii="Times New Roman" w:hAnsi="Times New Roman" w:cs="Times New Roman"/>
-          <w:sz w:val="24"/>
-          <w:szCs w:val="24"/>
-        </w:rPr>
-        <w:t xml:space="preserve">разных весов в эволюционной функции, так бот будет каждый раз с разным поведением, что добавит интересности </w:t>
-      </w:r>
-      <w:r>
-        <w:rPr>
-          <mc:AlternateContent>
-            <mc:Choice Requires="w16se">
-              <w:rFonts w:ascii="Times New Roman" w:hAnsi="Times New Roman" w:cs="Times New Roman"/>
-            </mc:Choice>
-            <mc:Fallback>
-              <w:rFonts w:ascii="Segoe UI Emoji" w:eastAsia="Segoe UI Emoji" w:hAnsi="Segoe UI Emoji" w:cs="Segoe UI Emoji"/>
-            </mc:Fallback>
-          </mc:AlternateContent>
-          <w:sz w:val="24"/>
-          <w:szCs w:val="24"/>
-        </w:rPr>
-        <mc:AlternateContent>
-          <mc:Choice Requires="w16se">
-            <w16se:symEx w16se:font="Segoe UI Emoji" w16se:char="1F60A"/>
-          </mc:Choice>
-          <mc:Fallback>
-            <w:t>😊</w:t>
-          </mc:Fallback>
-        </mc:AlternateContent>
-      </w:r>
-      <w:r>
-        <w:rPr>
-          <w:rFonts w:ascii="Times New Roman" w:hAnsi="Times New Roman" w:cs="Times New Roman"/>
-          <w:sz w:val="24"/>
-          <w:szCs w:val="24"/>
-        </w:rPr>
-        <w:t>)</w:t>
-      </w:r>
-    </w:p>
-    <w:p>
-      <w:pPr>
-        <w:spacing w:line="360" w:lineRule="auto"/>
-        <w:rPr>
-          <w:rFonts w:ascii="Times New Roman" w:hAnsi="Times New Roman" w:cs="Times New Roman"/>
-          <w:sz w:val="24"/>
-          <w:szCs w:val="24"/>
-        </w:rPr>
-      </w:pPr>
-      <w:r>
-        <w:rPr>
-          <w:rFonts w:ascii="Times New Roman" w:hAnsi="Times New Roman" w:cs="Times New Roman"/>
-          <w:sz w:val="24"/>
-          <w:szCs w:val="24"/>
-        </w:rPr>
-        <w:t>Самый распространённый способ сделать Бота это применить алгоритм Минимакс</w:t>
+        <w:t>Самый распространённый алгоритм</w:t>
+      </w:r>
+      <w:r>
+        <w:rPr>
+          <w:rFonts w:ascii="Times New Roman" w:hAnsi="Times New Roman" w:cs="Times New Roman"/>
+          <w:sz w:val="24"/>
+          <w:szCs w:val="24"/>
+        </w:rPr>
+        <w:t xml:space="preserve"> искусственного интеллекта в цифровых версиях настольных игр - </w:t>
+      </w:r>
+      <w:r>
+        <w:rPr>
+          <w:rFonts w:ascii="Times New Roman" w:hAnsi="Times New Roman" w:cs="Times New Roman"/>
+          <w:sz w:val="24"/>
+          <w:szCs w:val="24"/>
+        </w:rPr>
+        <w:t xml:space="preserve"> Минимакс</w:t>
       </w:r>
       <w:r>
         <w:rPr>
@@ -282,7 +226,103 @@
           <w:sz w:val="24"/>
           <w:szCs w:val="24"/>
         </w:rPr>
-        <w:t xml:space="preserve">Идея алгоритма заключается в том, чтобы найти наилучший ход. Данный алгоритм является рекурсивным, и вызывается до тех пор, пока не выполнятся условия, например условие конца игры или пока глубина «дерева» не равна определенному числу. </w:t>
+        <w:t>Идея алгоритма заключается в том, чтобы найти наилучший ход</w:t>
+      </w:r>
+      <w:r>
+        <w:rPr>
+          <w:rFonts w:ascii="Times New Roman" w:hAnsi="Times New Roman" w:cs="Times New Roman"/>
+          <w:sz w:val="24"/>
+          <w:szCs w:val="24"/>
+        </w:rPr>
+        <w:t xml:space="preserve"> путем полного перебора</w:t>
+      </w:r>
+      <w:r>
+        <w:rPr>
+          <w:rFonts w:ascii="Times New Roman" w:hAnsi="Times New Roman" w:cs="Times New Roman"/>
+          <w:sz w:val="24"/>
+          <w:szCs w:val="24"/>
+        </w:rPr>
+        <w:t>. Данный алгоритм является рекурсивным, и вызывается до тех пор, пока не выполн</w:t>
+      </w:r>
+      <w:r>
+        <w:rPr>
+          <w:rFonts w:ascii="Times New Roman" w:hAnsi="Times New Roman" w:cs="Times New Roman"/>
+          <w:sz w:val="24"/>
+          <w:szCs w:val="24"/>
+        </w:rPr>
+        <w:t>ится</w:t>
+      </w:r>
+      <w:r>
+        <w:rPr>
+          <w:rFonts w:ascii="Times New Roman" w:hAnsi="Times New Roman" w:cs="Times New Roman"/>
+          <w:sz w:val="24"/>
+          <w:szCs w:val="24"/>
+        </w:rPr>
+        <w:t xml:space="preserve"> услови</w:t>
+      </w:r>
+      <w:r>
+        <w:rPr>
+          <w:rFonts w:ascii="Times New Roman" w:hAnsi="Times New Roman" w:cs="Times New Roman"/>
+          <w:sz w:val="24"/>
+          <w:szCs w:val="24"/>
+        </w:rPr>
+        <w:t>е остановки</w:t>
+      </w:r>
+      <w:r>
+        <w:rPr>
+          <w:rFonts w:ascii="Times New Roman" w:hAnsi="Times New Roman" w:cs="Times New Roman"/>
+          <w:sz w:val="24"/>
+          <w:szCs w:val="24"/>
+        </w:rPr>
+        <w:t>, например условие конца игры</w:t>
+      </w:r>
+      <w:r>
+        <w:rPr>
+          <w:rFonts w:ascii="Times New Roman" w:hAnsi="Times New Roman" w:cs="Times New Roman"/>
+          <w:sz w:val="24"/>
+          <w:szCs w:val="24"/>
+        </w:rPr>
+        <w:t>,</w:t>
+      </w:r>
+      <w:r>
+        <w:rPr>
+          <w:rFonts w:ascii="Times New Roman" w:hAnsi="Times New Roman" w:cs="Times New Roman"/>
+          <w:sz w:val="24"/>
+          <w:szCs w:val="24"/>
+        </w:rPr>
+        <w:t xml:space="preserve"> или </w:t>
+      </w:r>
+      <w:r>
+        <w:rPr>
+          <w:rFonts w:ascii="Times New Roman" w:hAnsi="Times New Roman" w:cs="Times New Roman"/>
+          <w:sz w:val="24"/>
+          <w:szCs w:val="24"/>
+        </w:rPr>
+        <w:t>достижение максимальной</w:t>
+      </w:r>
+      <w:r>
+        <w:rPr>
+          <w:rFonts w:ascii="Times New Roman" w:hAnsi="Times New Roman" w:cs="Times New Roman"/>
+          <w:sz w:val="24"/>
+          <w:szCs w:val="24"/>
+        </w:rPr>
+        <w:t xml:space="preserve"> глубин</w:t>
+      </w:r>
+      <w:r>
+        <w:rPr>
+          <w:rFonts w:ascii="Times New Roman" w:hAnsi="Times New Roman" w:cs="Times New Roman"/>
+          <w:sz w:val="24"/>
+          <w:szCs w:val="24"/>
+        </w:rPr>
+        <w:t>ы</w:t>
+      </w:r>
+      <w:r>
+        <w:rPr>
+          <w:rFonts w:ascii="Times New Roman" w:hAnsi="Times New Roman" w:cs="Times New Roman"/>
+          <w:sz w:val="24"/>
+          <w:szCs w:val="24"/>
+        </w:rPr>
+        <w:t xml:space="preserve"> «дерева». </w:t>
       </w:r>
     </w:p>
     <w:p>
@@ -300,7 +340,47 @@
           <w:sz w:val="24"/>
           <w:szCs w:val="24"/>
         </w:rPr>
-        <w:t xml:space="preserve">Преимущество алгоритма в том, что он просчитывает все ходы, и при корректной заданной оценочной функции может сказать какой из этих ходов будет наилучшим. Но есть и недостаток, в том, что просчитываются все ходы, что очень затратно по времени. </w:t>
+        <w:t>Преимущество алгоритма в том, что он просчитывает все</w:t>
+      </w:r>
+      <w:r>
+        <w:rPr>
+          <w:rFonts w:ascii="Times New Roman" w:hAnsi="Times New Roman" w:cs="Times New Roman"/>
+          <w:sz w:val="24"/>
+          <w:szCs w:val="24"/>
+        </w:rPr>
+        <w:t xml:space="preserve"> возможные</w:t>
+      </w:r>
+      <w:r>
+        <w:rPr>
+          <w:rFonts w:ascii="Times New Roman" w:hAnsi="Times New Roman" w:cs="Times New Roman"/>
+          <w:sz w:val="24"/>
+          <w:szCs w:val="24"/>
+        </w:rPr>
+        <w:t xml:space="preserve"> ходы,</w:t>
+      </w:r>
+      <w:r>
+        <w:rPr>
+          <w:rFonts w:ascii="Times New Roman" w:hAnsi="Times New Roman" w:cs="Times New Roman"/>
+          <w:sz w:val="24"/>
+          <w:szCs w:val="24"/>
+        </w:rPr>
+        <w:t xml:space="preserve"> и выбирает наилучший, основываясь на оценочной функции</w:t>
+      </w:r>
+      <w:r>
+        <w:rPr>
+          <w:rFonts w:ascii="Times New Roman" w:hAnsi="Times New Roman" w:cs="Times New Roman"/>
+          <w:sz w:val="24"/>
+          <w:szCs w:val="24"/>
+        </w:rPr>
+        <w:t xml:space="preserve">. </w:t>
+      </w:r>
+      <w:r>
+        <w:rPr>
+          <w:rFonts w:ascii="Times New Roman" w:hAnsi="Times New Roman" w:cs="Times New Roman"/>
+          <w:sz w:val="24"/>
+          <w:szCs w:val="24"/>
+        </w:rPr>
+        <w:t>Недостатком является время работы алгоритма при полном переборе.</w:t>
       </w:r>
     </w:p>
     <w:p>
@@ -317,27 +397,24 @@
           <w:rFonts w:ascii="Times New Roman" w:hAnsi="Times New Roman" w:cs="Times New Roman"/>
           <w:sz w:val="24"/>
           <w:szCs w:val="24"/>
-          <w:highlight w:val="yellow"/>
-        </w:rPr>
-        <w:t>Тут что-то еще бы написать</w:t>
-      </w:r>
-    </w:p>
-    <w:p>
-      <w:pPr>
-        <w:spacing w:line="360" w:lineRule="auto"/>
-        <w:rPr>
-          <w:rFonts w:ascii="Times New Roman" w:hAnsi="Times New Roman" w:cs="Times New Roman"/>
-          <w:sz w:val="24"/>
-          <w:szCs w:val="24"/>
-        </w:rPr>
-      </w:pPr>
-      <w:r>
-        <w:rPr>
-          <w:rFonts w:ascii="Times New Roman" w:hAnsi="Times New Roman" w:cs="Times New Roman"/>
-          <w:sz w:val="24"/>
-          <w:szCs w:val="24"/>
-        </w:rPr>
-        <w:t xml:space="preserve">Для корректной работы Минимакса нужна Эволюционная функция – </w:t>
+        </w:rPr>
+        <w:t xml:space="preserve">Для корректной работы Минимакса нужна </w:t>
+      </w:r>
+      <w:r>
+        <w:rPr>
+          <w:rFonts w:ascii="Times New Roman" w:hAnsi="Times New Roman" w:cs="Times New Roman"/>
+          <w:sz w:val="24"/>
+          <w:szCs w:val="24"/>
+        </w:rPr>
+        <w:t>оценочная</w:t>
+      </w:r>
+      <w:r>
+        <w:rPr>
+          <w:rFonts w:ascii="Times New Roman" w:hAnsi="Times New Roman" w:cs="Times New Roman"/>
+          <w:sz w:val="24"/>
+          <w:szCs w:val="24"/>
+        </w:rPr>
+        <w:t xml:space="preserve"> функция – </w:t>
       </w:r>
       <w:r>
         <w:rPr>
@@ -353,7 +430,55 @@
           <w:sz w:val="24"/>
           <w:szCs w:val="24"/>
         </w:rPr>
-        <w:t xml:space="preserve"> которая показывает состояние игры, чем её значение больше – тем более выгоднее положение у Бота, и следовательно чем она меньше тем менее выгодное положение.</w:t>
+        <w:t xml:space="preserve"> которая </w:t>
+      </w:r>
+      <w:r>
+        <w:rPr>
+          <w:rFonts w:ascii="Times New Roman" w:hAnsi="Times New Roman" w:cs="Times New Roman"/>
+          <w:sz w:val="24"/>
+          <w:szCs w:val="24"/>
+        </w:rPr>
+        <w:t>оценивает</w:t>
+      </w:r>
+      <w:r>
+        <w:rPr>
+          <w:rFonts w:ascii="Times New Roman" w:hAnsi="Times New Roman" w:cs="Times New Roman"/>
+          <w:sz w:val="24"/>
+          <w:szCs w:val="24"/>
+        </w:rPr>
+        <w:t xml:space="preserve"> состояние игры</w:t>
+      </w:r>
+      <w:r>
+        <w:rPr>
+          <w:rFonts w:ascii="Times New Roman" w:hAnsi="Times New Roman" w:cs="Times New Roman"/>
+          <w:sz w:val="24"/>
+          <w:szCs w:val="24"/>
+        </w:rPr>
+        <w:t>.</w:t>
+      </w:r>
+      <w:r>
+        <w:rPr>
+          <w:rFonts w:ascii="Times New Roman" w:hAnsi="Times New Roman" w:cs="Times New Roman"/>
+          <w:sz w:val="24"/>
+          <w:szCs w:val="24"/>
+        </w:rPr>
+        <w:t xml:space="preserve"> П</w:t>
+      </w:r>
+      <w:r>
+        <w:rPr>
+          <w:rFonts w:ascii="Times New Roman" w:hAnsi="Times New Roman" w:cs="Times New Roman"/>
+          <w:sz w:val="24"/>
+          <w:szCs w:val="24"/>
+        </w:rPr>
+        <w:t>о ее значению алгоритм определяет, насколько выгодно текущее состояние игры для определенного игрока</w:t>
+      </w:r>
+      <w:r>
+        <w:rPr>
+          <w:rFonts w:ascii="Times New Roman" w:hAnsi="Times New Roman" w:cs="Times New Roman"/>
+          <w:sz w:val="24"/>
+          <w:szCs w:val="24"/>
+        </w:rPr>
+        <w:t>.</w:t>
       </w:r>
     </w:p>
     <w:p>
@@ -421,8 +546,15 @@
           <w:sz w:val="24"/>
           <w:szCs w:val="24"/>
         </w:rPr>
-        <w:lastRenderedPageBreak/>
-        <w:t>Эволюционная функция вычисляется по формуле:</w:t>
+        <w:t>Оценочная</w:t>
+      </w:r>
+      <w:r>
+        <w:rPr>
+          <w:rFonts w:ascii="Times New Roman" w:hAnsi="Times New Roman" w:cs="Times New Roman"/>
+          <w:sz w:val="24"/>
+          <w:szCs w:val="24"/>
+        </w:rPr>
+        <w:t xml:space="preserve"> функция вычисляется по формуле:</w:t>
       </w:r>
     </w:p>
     <w:p>
@@ -461,8 +593,9 @@
           <w:szCs w:val="24"/>
           <w:lang w:val="en-US"/>
         </w:rPr>
-        <w:t xml:space="preserve"> pricePaint + D1</w:t>
-      </w:r>
+        <w:t xml:space="preserve"> </w:t>
+      </w:r>
+      <w:proofErr w:type="spellStart"/>
       <w:r>
         <w:rPr>
           <w:rFonts w:ascii="Times New Roman" w:hAnsi="Times New Roman" w:cs="Times New Roman"/>
@@ -470,6 +603,25 @@
           <w:szCs w:val="24"/>
           <w:lang w:val="en-US"/>
         </w:rPr>
+        <w:t>pricePaint</w:t>
+      </w:r>
+      <w:proofErr w:type="spellEnd"/>
+      <w:r>
+        <w:rPr>
+          <w:rFonts w:ascii="Times New Roman" w:hAnsi="Times New Roman" w:cs="Times New Roman"/>
+          <w:sz w:val="24"/>
+          <w:szCs w:val="24"/>
+          <w:lang w:val="en-US"/>
+        </w:rPr>
+        <w:t xml:space="preserve"> + D1</w:t>
+      </w:r>
+      <w:r>
+        <w:rPr>
+          <w:rFonts w:ascii="Times New Roman" w:hAnsi="Times New Roman" w:cs="Times New Roman"/>
+          <w:sz w:val="24"/>
+          <w:szCs w:val="24"/>
+          <w:lang w:val="en-US"/>
+        </w:rPr>
         <w:t xml:space="preserve"> *</w:t>
       </w:r>
       <w:r>
@@ -479,8 +631,9 @@
           <w:szCs w:val="24"/>
           <w:lang w:val="en-US"/>
         </w:rPr>
-        <w:t xml:space="preserve"> priceDark – (</w:t>
-      </w:r>
+        <w:t xml:space="preserve"> </w:t>
+      </w:r>
+      <w:proofErr w:type="spellStart"/>
       <w:r>
         <w:rPr>
           <w:rFonts w:ascii="Times New Roman" w:hAnsi="Times New Roman" w:cs="Times New Roman"/>
@@ -488,8 +641,9 @@
           <w:szCs w:val="24"/>
           <w:lang w:val="en-US"/>
         </w:rPr>
-        <w:t>P</w:t>
-      </w:r>
+        <w:t>priceDark</w:t>
+      </w:r>
+      <w:proofErr w:type="spellEnd"/>
       <w:r>
         <w:rPr>
           <w:rFonts w:ascii="Times New Roman" w:hAnsi="Times New Roman" w:cs="Times New Roman"/>
@@ -497,7 +651,7 @@
           <w:szCs w:val="24"/>
           <w:lang w:val="en-US"/>
         </w:rPr>
-        <w:t>2</w:t>
+        <w:t xml:space="preserve"> – (P2 </w:t>
       </w:r>
       <w:r>
         <w:rPr>
@@ -506,8 +660,18 @@
           <w:szCs w:val="24"/>
           <w:lang w:val="en-US"/>
         </w:rPr>
+        <w:t>*</w:t>
+      </w:r>
+      <w:r>
+        <w:rPr>
+          <w:rFonts w:ascii="Times New Roman" w:hAnsi="Times New Roman" w:cs="Times New Roman"/>
+          <w:sz w:val="24"/>
+          <w:szCs w:val="24"/>
+          <w:lang w:val="en-US"/>
+        </w:rPr>
         <w:t xml:space="preserve"> </w:t>
       </w:r>
+      <w:proofErr w:type="spellStart"/>
       <w:r>
         <w:rPr>
           <w:rFonts w:ascii="Times New Roman" w:hAnsi="Times New Roman" w:cs="Times New Roman"/>
@@ -515,6 +679,25 @@
           <w:szCs w:val="24"/>
           <w:lang w:val="en-US"/>
         </w:rPr>
+        <w:t>pricePaint</w:t>
+      </w:r>
+      <w:proofErr w:type="spellEnd"/>
+      <w:r>
+        <w:rPr>
+          <w:rFonts w:ascii="Times New Roman" w:hAnsi="Times New Roman" w:cs="Times New Roman"/>
+          <w:sz w:val="24"/>
+          <w:szCs w:val="24"/>
+          <w:lang w:val="en-US"/>
+        </w:rPr>
+        <w:t xml:space="preserve"> + D2 </w:t>
+      </w:r>
+      <w:r>
+        <w:rPr>
+          <w:rFonts w:ascii="Times New Roman" w:hAnsi="Times New Roman" w:cs="Times New Roman"/>
+          <w:sz w:val="24"/>
+          <w:szCs w:val="24"/>
+          <w:lang w:val="en-US"/>
+        </w:rPr>
         <w:t>*</w:t>
       </w:r>
       <w:r>
@@ -526,6 +709,7 @@
         </w:rPr>
         <w:t xml:space="preserve"> </w:t>
       </w:r>
+      <w:proofErr w:type="spellStart"/>
       <w:r>
         <w:rPr>
           <w:rFonts w:ascii="Times New Roman" w:hAnsi="Times New Roman" w:cs="Times New Roman"/>
@@ -533,8 +717,9 @@
           <w:szCs w:val="24"/>
           <w:lang w:val="en-US"/>
         </w:rPr>
-        <w:t>price</w:t>
-      </w:r>
+        <w:t>priceDark</w:t>
+      </w:r>
+      <w:proofErr w:type="spellEnd"/>
       <w:r>
         <w:rPr>
           <w:rFonts w:ascii="Times New Roman" w:hAnsi="Times New Roman" w:cs="Times New Roman"/>
@@ -542,7 +727,7 @@
           <w:szCs w:val="24"/>
           <w:lang w:val="en-US"/>
         </w:rPr>
-        <w:t>Paint + D</w:t>
+        <w:t xml:space="preserve">) + (F1 – F2) </w:t>
       </w:r>
       <w:r>
         <w:rPr>
@@ -551,7 +736,7 @@
           <w:szCs w:val="24"/>
           <w:lang w:val="en-US"/>
         </w:rPr>
-        <w:t>2</w:t>
+        <w:t>*</w:t>
       </w:r>
       <w:r>
         <w:rPr>
@@ -560,8 +745,9 @@
           <w:szCs w:val="24"/>
           <w:lang w:val="en-US"/>
         </w:rPr>
-        <w:t xml:space="preserve"> </w:t>
-      </w:r>
+        <w:t xml:space="preserve"> x </w:t>
+      </w:r>
+      <w:proofErr w:type="spellStart"/>
       <w:r>
         <w:rPr>
           <w:rFonts w:ascii="Times New Roman" w:hAnsi="Times New Roman" w:cs="Times New Roman"/>
@@ -569,8 +755,9 @@
           <w:szCs w:val="24"/>
           <w:lang w:val="en-US"/>
         </w:rPr>
-        <w:t>*</w:t>
-      </w:r>
+        <w:t>priceKill</w:t>
+      </w:r>
+      <w:proofErr w:type="spellEnd"/>
       <w:r>
         <w:rPr>
           <w:rFonts w:ascii="Times New Roman" w:hAnsi="Times New Roman" w:cs="Times New Roman"/>
@@ -578,52 +765,7 @@
           <w:szCs w:val="24"/>
           <w:lang w:val="en-US"/>
         </w:rPr>
-        <w:t xml:space="preserve"> </w:t>
-      </w:r>
-      <w:r>
-        <w:rPr>
-          <w:rFonts w:ascii="Times New Roman" w:hAnsi="Times New Roman" w:cs="Times New Roman"/>
-          <w:sz w:val="24"/>
-          <w:szCs w:val="24"/>
-          <w:lang w:val="en-US"/>
-        </w:rPr>
-        <w:t>price</w:t>
-      </w:r>
-      <w:r>
-        <w:rPr>
-          <w:rFonts w:ascii="Times New Roman" w:hAnsi="Times New Roman" w:cs="Times New Roman"/>
-          <w:sz w:val="24"/>
-          <w:szCs w:val="24"/>
-          <w:lang w:val="en-US"/>
-        </w:rPr>
-        <w:t>Dark</w:t>
-      </w:r>
-      <w:r>
-        <w:rPr>
-          <w:rFonts w:ascii="Times New Roman" w:hAnsi="Times New Roman" w:cs="Times New Roman"/>
-          <w:sz w:val="24"/>
-          <w:szCs w:val="24"/>
-          <w:lang w:val="en-US"/>
-        </w:rPr>
-        <w:t xml:space="preserve">) + (F1 – F2) </w:t>
-      </w:r>
-      <w:r>
-        <w:rPr>
-          <w:rFonts w:ascii="Times New Roman" w:hAnsi="Times New Roman" w:cs="Times New Roman"/>
-          <w:sz w:val="24"/>
-          <w:szCs w:val="24"/>
-          <w:lang w:val="en-US"/>
-        </w:rPr>
-        <w:t>*</w:t>
-      </w:r>
-      <w:r>
-        <w:rPr>
-          <w:rFonts w:ascii="Times New Roman" w:hAnsi="Times New Roman" w:cs="Times New Roman"/>
-          <w:sz w:val="24"/>
-          <w:szCs w:val="24"/>
-          <w:lang w:val="en-US"/>
-        </w:rPr>
-        <w:t xml:space="preserve"> x priceKill, (1)</w:t>
+        <w:t>, (1)</w:t>
       </w:r>
     </w:p>
     <w:p>
@@ -641,6 +783,7 @@
           <w:sz w:val="24"/>
           <w:szCs w:val="24"/>
         </w:rPr>
+        <w:lastRenderedPageBreak/>
         <w:t>г</w:t>
       </w:r>
       <w:r>
@@ -723,6 +866,104 @@
           <w:sz w:val="24"/>
           <w:szCs w:val="24"/>
         </w:rPr>
+        <w:t xml:space="preserve">2 – </w:t>
+      </w:r>
+      <w:r>
+        <w:rPr>
+          <w:rFonts w:ascii="Times New Roman" w:hAnsi="Times New Roman" w:cs="Times New Roman"/>
+          <w:sz w:val="24"/>
+          <w:szCs w:val="24"/>
+        </w:rPr>
+        <w:t>Количество закрашенных клеток Человеком</w:t>
+      </w:r>
+      <w:r>
+        <w:rPr>
+          <w:rFonts w:ascii="Times New Roman" w:hAnsi="Times New Roman" w:cs="Times New Roman"/>
+          <w:sz w:val="24"/>
+          <w:szCs w:val="24"/>
+        </w:rPr>
+        <w:t>;</w:t>
+      </w:r>
+      <w:r>
+        <w:rPr>
+          <w:rFonts w:ascii="Times New Roman" w:hAnsi="Times New Roman" w:cs="Times New Roman"/>
+          <w:sz w:val="24"/>
+          <w:szCs w:val="24"/>
+        </w:rPr>
+        <w:br/>
+      </w:r>
+      <w:r>
+        <w:rPr>
+          <w:rFonts w:ascii="Times New Roman" w:hAnsi="Times New Roman" w:cs="Times New Roman"/>
+          <w:sz w:val="24"/>
+          <w:szCs w:val="24"/>
+        </w:rPr>
+        <w:tab/>
+      </w:r>
+      <w:r>
+        <w:rPr>
+          <w:rFonts w:ascii="Times New Roman" w:hAnsi="Times New Roman" w:cs="Times New Roman"/>
+          <w:sz w:val="24"/>
+          <w:szCs w:val="24"/>
+          <w:lang w:val="en-US"/>
+        </w:rPr>
+        <w:t>D</w:t>
+      </w:r>
+      <w:r>
+        <w:rPr>
+          <w:rFonts w:ascii="Times New Roman" w:hAnsi="Times New Roman" w:cs="Times New Roman"/>
+          <w:sz w:val="24"/>
+          <w:szCs w:val="24"/>
+        </w:rPr>
+        <w:t xml:space="preserve">1 – </w:t>
+      </w:r>
+      <w:r>
+        <w:rPr>
+          <w:rFonts w:ascii="Times New Roman" w:hAnsi="Times New Roman" w:cs="Times New Roman"/>
+          <w:sz w:val="24"/>
+          <w:szCs w:val="24"/>
+        </w:rPr>
+        <w:t>Количество захваченных клеток Ботом</w:t>
+      </w:r>
+      <w:r>
+        <w:rPr>
+          <w:rFonts w:ascii="Times New Roman" w:hAnsi="Times New Roman" w:cs="Times New Roman"/>
+          <w:sz w:val="24"/>
+          <w:szCs w:val="24"/>
+        </w:rPr>
+        <w:t>;</w:t>
+      </w:r>
+      <w:r>
+        <w:rPr>
+          <w:rFonts w:ascii="Times New Roman" w:hAnsi="Times New Roman" w:cs="Times New Roman"/>
+          <w:sz w:val="24"/>
+          <w:szCs w:val="24"/>
+        </w:rPr>
+        <w:br/>
+      </w:r>
+      <w:r>
+        <w:rPr>
+          <w:rFonts w:ascii="Times New Roman" w:hAnsi="Times New Roman" w:cs="Times New Roman"/>
+          <w:sz w:val="24"/>
+          <w:szCs w:val="24"/>
+        </w:rPr>
+        <w:tab/>
+      </w:r>
+      <w:r>
+        <w:rPr>
+          <w:rFonts w:ascii="Times New Roman" w:hAnsi="Times New Roman" w:cs="Times New Roman"/>
+          <w:sz w:val="24"/>
+          <w:szCs w:val="24"/>
+          <w:lang w:val="en-US"/>
+        </w:rPr>
+        <w:t>D</w:t>
+      </w:r>
+      <w:r>
+        <w:rPr>
+          <w:rFonts w:ascii="Times New Roman" w:hAnsi="Times New Roman" w:cs="Times New Roman"/>
+          <w:sz w:val="24"/>
+          <w:szCs w:val="24"/>
+        </w:rPr>
         <w:t>2</w:t>
       </w:r>
       <w:r>
@@ -739,15 +980,7 @@
           <w:sz w:val="24"/>
           <w:szCs w:val="24"/>
         </w:rPr>
-        <w:t xml:space="preserve">Количество закрашенных клеток </w:t>
-      </w:r>
-      <w:r>
-        <w:rPr>
-          <w:rFonts w:ascii="Times New Roman" w:hAnsi="Times New Roman" w:cs="Times New Roman"/>
-          <w:sz w:val="24"/>
-          <w:szCs w:val="24"/>
-        </w:rPr>
-        <w:t>Человеком</w:t>
+        <w:t>Количество захваченных клеток Человеком</w:t>
       </w:r>
       <w:r>
         <w:rPr>
@@ -780,39 +1013,31 @@
           <w:szCs w:val="24"/>
           <w:lang w:val="en-US"/>
         </w:rPr>
-        <w:t>D</w:t>
-      </w:r>
-      <w:r>
-        <w:rPr>
-          <w:rFonts w:ascii="Times New Roman" w:hAnsi="Times New Roman" w:cs="Times New Roman"/>
-          <w:sz w:val="24"/>
-          <w:szCs w:val="24"/>
-        </w:rPr>
-        <w:t xml:space="preserve">1 – </w:t>
-      </w:r>
-      <w:r>
-        <w:rPr>
-          <w:rFonts w:ascii="Times New Roman" w:hAnsi="Times New Roman" w:cs="Times New Roman"/>
-          <w:sz w:val="24"/>
-          <w:szCs w:val="24"/>
-        </w:rPr>
-        <w:t xml:space="preserve">Количество </w:t>
-      </w:r>
-      <w:r>
-        <w:rPr>
-          <w:rFonts w:ascii="Times New Roman" w:hAnsi="Times New Roman" w:cs="Times New Roman"/>
-          <w:sz w:val="24"/>
-          <w:szCs w:val="24"/>
-        </w:rPr>
-        <w:t>захваченных</w:t>
-      </w:r>
-      <w:r>
-        <w:rPr>
-          <w:rFonts w:ascii="Times New Roman" w:hAnsi="Times New Roman" w:cs="Times New Roman"/>
-          <w:sz w:val="24"/>
-          <w:szCs w:val="24"/>
-        </w:rPr>
-        <w:t xml:space="preserve"> клеток Ботом</w:t>
+        <w:t>F</w:t>
+      </w:r>
+      <w:r>
+        <w:rPr>
+          <w:rFonts w:ascii="Times New Roman" w:hAnsi="Times New Roman" w:cs="Times New Roman"/>
+          <w:sz w:val="24"/>
+          <w:szCs w:val="24"/>
+        </w:rPr>
+        <w:t>1</w:t>
+      </w:r>
+      <w:r>
+        <w:rPr>
+          <w:rFonts w:ascii="Times New Roman" w:hAnsi="Times New Roman" w:cs="Times New Roman"/>
+          <w:sz w:val="24"/>
+          <w:szCs w:val="24"/>
+        </w:rPr>
+        <w:t xml:space="preserve"> – </w:t>
+      </w:r>
+      <w:r>
+        <w:rPr>
+          <w:rFonts w:ascii="Times New Roman" w:hAnsi="Times New Roman" w:cs="Times New Roman"/>
+          <w:sz w:val="24"/>
+          <w:szCs w:val="24"/>
+        </w:rPr>
+        <w:t>Количество фигур Бота</w:t>
       </w:r>
       <w:r>
         <w:rPr>
@@ -845,7 +1070,7 @@
           <w:szCs w:val="24"/>
           <w:lang w:val="en-US"/>
         </w:rPr>
-        <w:t>D</w:t>
+        <w:t>F</w:t>
       </w:r>
       <w:r>
         <w:rPr>
@@ -869,7 +1094,7 @@
           <w:sz w:val="24"/>
           <w:szCs w:val="24"/>
         </w:rPr>
-        <w:t>Количество захваченных клеток Человеком</w:t>
+        <w:t>Количество фигур Человека</w:t>
       </w:r>
       <w:r>
         <w:rPr>
@@ -895,6 +1120,7 @@
         </w:rPr>
         <w:tab/>
       </w:r>
+      <w:proofErr w:type="spellStart"/>
       <w:r>
         <w:rPr>
           <w:rFonts w:ascii="Times New Roman" w:hAnsi="Times New Roman" w:cs="Times New Roman"/>
@@ -902,39 +1128,40 @@
           <w:szCs w:val="24"/>
           <w:lang w:val="en-US"/>
         </w:rPr>
-        <w:t>F</w:t>
-      </w:r>
-      <w:r>
-        <w:rPr>
-          <w:rFonts w:ascii="Times New Roman" w:hAnsi="Times New Roman" w:cs="Times New Roman"/>
-          <w:sz w:val="24"/>
-          <w:szCs w:val="24"/>
-        </w:rPr>
-        <w:t>1</w:t>
-      </w:r>
-      <w:r>
-        <w:rPr>
-          <w:rFonts w:ascii="Times New Roman" w:hAnsi="Times New Roman" w:cs="Times New Roman"/>
-          <w:sz w:val="24"/>
-          <w:szCs w:val="24"/>
-        </w:rPr>
-        <w:t xml:space="preserve"> – </w:t>
-      </w:r>
-      <w:r>
-        <w:rPr>
-          <w:rFonts w:ascii="Times New Roman" w:hAnsi="Times New Roman" w:cs="Times New Roman"/>
-          <w:sz w:val="24"/>
-          <w:szCs w:val="24"/>
-        </w:rPr>
-        <w:t xml:space="preserve">Количество </w:t>
-      </w:r>
-      <w:r>
-        <w:rPr>
-          <w:rFonts w:ascii="Times New Roman" w:hAnsi="Times New Roman" w:cs="Times New Roman"/>
-          <w:sz w:val="24"/>
-          <w:szCs w:val="24"/>
-        </w:rPr>
-        <w:t>фигур Бота</w:t>
+        <w:t>pricePaint</w:t>
+      </w:r>
+      <w:proofErr w:type="spellEnd"/>
+      <w:r>
+        <w:rPr>
+          <w:rFonts w:ascii="Times New Roman" w:hAnsi="Times New Roman" w:cs="Times New Roman"/>
+          <w:sz w:val="24"/>
+          <w:szCs w:val="24"/>
+        </w:rPr>
+        <w:t xml:space="preserve"> </w:t>
+      </w:r>
+      <w:r>
+        <w:rPr>
+          <w:rFonts w:ascii="Times New Roman" w:hAnsi="Times New Roman" w:cs="Times New Roman"/>
+          <w:sz w:val="24"/>
+          <w:szCs w:val="24"/>
+        </w:rPr>
+        <w:t>–</w:t>
+      </w:r>
+      <w:r>
+        <w:rPr>
+          <w:rFonts w:ascii="Times New Roman" w:hAnsi="Times New Roman" w:cs="Times New Roman"/>
+          <w:sz w:val="24"/>
+          <w:szCs w:val="24"/>
+        </w:rPr>
+        <w:t xml:space="preserve"> </w:t>
+      </w:r>
+      <w:r>
+        <w:rPr>
+          <w:rFonts w:ascii="Times New Roman" w:hAnsi="Times New Roman" w:cs="Times New Roman"/>
+          <w:sz w:val="24"/>
+          <w:szCs w:val="24"/>
+        </w:rPr>
+        <w:t>цена за одну закрашенную клетку</w:t>
       </w:r>
       <w:r>
         <w:rPr>
@@ -960,6 +1187,7 @@
         </w:rPr>
         <w:tab/>
       </w:r>
+      <w:proofErr w:type="spellStart"/>
       <w:r>
         <w:rPr>
           <w:rFonts w:ascii="Times New Roman" w:hAnsi="Times New Roman" w:cs="Times New Roman"/>
@@ -967,39 +1195,40 @@
           <w:szCs w:val="24"/>
           <w:lang w:val="en-US"/>
         </w:rPr>
-        <w:t>F</w:t>
-      </w:r>
-      <w:r>
-        <w:rPr>
-          <w:rFonts w:ascii="Times New Roman" w:hAnsi="Times New Roman" w:cs="Times New Roman"/>
-          <w:sz w:val="24"/>
-          <w:szCs w:val="24"/>
-        </w:rPr>
-        <w:t>2</w:t>
-      </w:r>
-      <w:r>
-        <w:rPr>
-          <w:rFonts w:ascii="Times New Roman" w:hAnsi="Times New Roman" w:cs="Times New Roman"/>
-          <w:sz w:val="24"/>
-          <w:szCs w:val="24"/>
-        </w:rPr>
-        <w:t xml:space="preserve"> – </w:t>
-      </w:r>
-      <w:r>
-        <w:rPr>
-          <w:rFonts w:ascii="Times New Roman" w:hAnsi="Times New Roman" w:cs="Times New Roman"/>
-          <w:sz w:val="24"/>
-          <w:szCs w:val="24"/>
-        </w:rPr>
-        <w:t xml:space="preserve">Количество фигур </w:t>
-      </w:r>
-      <w:r>
-        <w:rPr>
-          <w:rFonts w:ascii="Times New Roman" w:hAnsi="Times New Roman" w:cs="Times New Roman"/>
-          <w:sz w:val="24"/>
-          <w:szCs w:val="24"/>
-        </w:rPr>
-        <w:t>Человека</w:t>
+        <w:t>priceDark</w:t>
+      </w:r>
+      <w:proofErr w:type="spellEnd"/>
+      <w:r>
+        <w:rPr>
+          <w:rFonts w:ascii="Times New Roman" w:hAnsi="Times New Roman" w:cs="Times New Roman"/>
+          <w:sz w:val="24"/>
+          <w:szCs w:val="24"/>
+        </w:rPr>
+        <w:t xml:space="preserve"> </w:t>
+      </w:r>
+      <w:r>
+        <w:rPr>
+          <w:rFonts w:ascii="Times New Roman" w:hAnsi="Times New Roman" w:cs="Times New Roman"/>
+          <w:sz w:val="24"/>
+          <w:szCs w:val="24"/>
+        </w:rPr>
+        <w:t>–</w:t>
+      </w:r>
+      <w:r>
+        <w:rPr>
+          <w:rFonts w:ascii="Times New Roman" w:hAnsi="Times New Roman" w:cs="Times New Roman"/>
+          <w:sz w:val="24"/>
+          <w:szCs w:val="24"/>
+        </w:rPr>
+        <w:t xml:space="preserve"> </w:t>
+      </w:r>
+      <w:r>
+        <w:rPr>
+          <w:rFonts w:ascii="Times New Roman" w:hAnsi="Times New Roman" w:cs="Times New Roman"/>
+          <w:sz w:val="24"/>
+          <w:szCs w:val="24"/>
+        </w:rPr>
+        <w:t>цена за одну захваченную клетку</w:t>
       </w:r>
       <w:r>
         <w:rPr>
@@ -1025,6 +1254,7 @@
         </w:rPr>
         <w:tab/>
       </w:r>
+      <w:proofErr w:type="spellStart"/>
       <w:r>
         <w:rPr>
           <w:rFonts w:ascii="Times New Roman" w:hAnsi="Times New Roman" w:cs="Times New Roman"/>
@@ -1032,8 +1262,9 @@
           <w:szCs w:val="24"/>
           <w:lang w:val="en-US"/>
         </w:rPr>
-        <w:t>pricePaint</w:t>
-      </w:r>
+        <w:t>priceKill</w:t>
+      </w:r>
+      <w:proofErr w:type="spellEnd"/>
       <w:r>
         <w:rPr>
           <w:rFonts w:ascii="Times New Roman" w:hAnsi="Times New Roman" w:cs="Times New Roman"/>
@@ -1064,179 +1295,7 @@
           <w:sz w:val="24"/>
           <w:szCs w:val="24"/>
         </w:rPr>
-        <w:t>цена за одну закрашенную клетку</w:t>
-      </w:r>
-      <w:r>
-        <w:rPr>
-          <w:rFonts w:ascii="Times New Roman" w:hAnsi="Times New Roman" w:cs="Times New Roman"/>
-          <w:sz w:val="24"/>
-          <w:szCs w:val="24"/>
-        </w:rPr>
-        <w:t>;</w:t>
-      </w:r>
-      <w:r>
-        <w:rPr>
-          <w:rFonts w:ascii="Times New Roman" w:hAnsi="Times New Roman" w:cs="Times New Roman"/>
-          <w:sz w:val="24"/>
-          <w:szCs w:val="24"/>
-        </w:rPr>
-        <w:br/>
-      </w:r>
-      <w:r>
-        <w:rPr>
-          <w:rFonts w:ascii="Times New Roman" w:hAnsi="Times New Roman" w:cs="Times New Roman"/>
-          <w:sz w:val="24"/>
-          <w:szCs w:val="24"/>
-        </w:rPr>
-        <w:tab/>
-      </w:r>
-      <w:r>
-        <w:rPr>
-          <w:rFonts w:ascii="Times New Roman" w:hAnsi="Times New Roman" w:cs="Times New Roman"/>
-          <w:sz w:val="24"/>
-          <w:szCs w:val="24"/>
-          <w:lang w:val="en-US"/>
-        </w:rPr>
-        <w:t>price</w:t>
-      </w:r>
-      <w:r>
-        <w:rPr>
-          <w:rFonts w:ascii="Times New Roman" w:hAnsi="Times New Roman" w:cs="Times New Roman"/>
-          <w:sz w:val="24"/>
-          <w:szCs w:val="24"/>
-          <w:lang w:val="en-US"/>
-        </w:rPr>
-        <w:t>Dark</w:t>
-      </w:r>
-      <w:r>
-        <w:rPr>
-          <w:rFonts w:ascii="Times New Roman" w:hAnsi="Times New Roman" w:cs="Times New Roman"/>
-          <w:sz w:val="24"/>
-          <w:szCs w:val="24"/>
-        </w:rPr>
-        <w:t xml:space="preserve"> </w:t>
-      </w:r>
-      <w:r>
-        <w:rPr>
-          <w:rFonts w:ascii="Times New Roman" w:hAnsi="Times New Roman" w:cs="Times New Roman"/>
-          <w:sz w:val="24"/>
-          <w:szCs w:val="24"/>
-        </w:rPr>
-        <w:t>–</w:t>
-      </w:r>
-      <w:r>
-        <w:rPr>
-          <w:rFonts w:ascii="Times New Roman" w:hAnsi="Times New Roman" w:cs="Times New Roman"/>
-          <w:sz w:val="24"/>
-          <w:szCs w:val="24"/>
-        </w:rPr>
-        <w:t xml:space="preserve"> </w:t>
-      </w:r>
-      <w:r>
-        <w:rPr>
-          <w:rFonts w:ascii="Times New Roman" w:hAnsi="Times New Roman" w:cs="Times New Roman"/>
-          <w:sz w:val="24"/>
-          <w:szCs w:val="24"/>
-        </w:rPr>
-        <w:t xml:space="preserve">цена за одну </w:t>
-      </w:r>
-      <w:r>
-        <w:rPr>
-          <w:rFonts w:ascii="Times New Roman" w:hAnsi="Times New Roman" w:cs="Times New Roman"/>
-          <w:sz w:val="24"/>
-          <w:szCs w:val="24"/>
-        </w:rPr>
-        <w:t>захваченную</w:t>
-      </w:r>
-      <w:r>
-        <w:rPr>
-          <w:rFonts w:ascii="Times New Roman" w:hAnsi="Times New Roman" w:cs="Times New Roman"/>
-          <w:sz w:val="24"/>
-          <w:szCs w:val="24"/>
-        </w:rPr>
-        <w:t xml:space="preserve"> клетку</w:t>
-      </w:r>
-      <w:r>
-        <w:rPr>
-          <w:rFonts w:ascii="Times New Roman" w:hAnsi="Times New Roman" w:cs="Times New Roman"/>
-          <w:sz w:val="24"/>
-          <w:szCs w:val="24"/>
-        </w:rPr>
-        <w:t>;</w:t>
-      </w:r>
-      <w:r>
-        <w:rPr>
-          <w:rFonts w:ascii="Times New Roman" w:hAnsi="Times New Roman" w:cs="Times New Roman"/>
-          <w:sz w:val="24"/>
-          <w:szCs w:val="24"/>
-        </w:rPr>
-        <w:br/>
-      </w:r>
-      <w:r>
-        <w:rPr>
-          <w:rFonts w:ascii="Times New Roman" w:hAnsi="Times New Roman" w:cs="Times New Roman"/>
-          <w:sz w:val="24"/>
-          <w:szCs w:val="24"/>
-        </w:rPr>
-        <w:tab/>
-      </w:r>
-      <w:r>
-        <w:rPr>
-          <w:rFonts w:ascii="Times New Roman" w:hAnsi="Times New Roman" w:cs="Times New Roman"/>
-          <w:sz w:val="24"/>
-          <w:szCs w:val="24"/>
-          <w:lang w:val="en-US"/>
-        </w:rPr>
-        <w:t>price</w:t>
-      </w:r>
-      <w:r>
-        <w:rPr>
-          <w:rFonts w:ascii="Times New Roman" w:hAnsi="Times New Roman" w:cs="Times New Roman"/>
-          <w:sz w:val="24"/>
-          <w:szCs w:val="24"/>
-          <w:lang w:val="en-US"/>
-        </w:rPr>
-        <w:t>Kill</w:t>
-      </w:r>
-      <w:r>
-        <w:rPr>
-          <w:rFonts w:ascii="Times New Roman" w:hAnsi="Times New Roman" w:cs="Times New Roman"/>
-          <w:sz w:val="24"/>
-          <w:szCs w:val="24"/>
-        </w:rPr>
-        <w:t xml:space="preserve"> </w:t>
-      </w:r>
-      <w:r>
-        <w:rPr>
-          <w:rFonts w:ascii="Times New Roman" w:hAnsi="Times New Roman" w:cs="Times New Roman"/>
-          <w:sz w:val="24"/>
-          <w:szCs w:val="24"/>
-        </w:rPr>
-        <w:t>–</w:t>
-      </w:r>
-      <w:r>
-        <w:rPr>
-          <w:rFonts w:ascii="Times New Roman" w:hAnsi="Times New Roman" w:cs="Times New Roman"/>
-          <w:sz w:val="24"/>
-          <w:szCs w:val="24"/>
-        </w:rPr>
-        <w:t xml:space="preserve"> </w:t>
-      </w:r>
-      <w:r>
-        <w:rPr>
-          <w:rFonts w:ascii="Times New Roman" w:hAnsi="Times New Roman" w:cs="Times New Roman"/>
-          <w:sz w:val="24"/>
-          <w:szCs w:val="24"/>
-        </w:rPr>
-        <w:t xml:space="preserve">цена за </w:t>
-      </w:r>
-      <w:r>
-        <w:rPr>
-          <w:rFonts w:ascii="Times New Roman" w:hAnsi="Times New Roman" w:cs="Times New Roman"/>
-          <w:sz w:val="24"/>
-          <w:szCs w:val="24"/>
-        </w:rPr>
-        <w:t>съедание одной фигуры</w:t>
+        <w:t>цена за съедание одной фигуры</w:t>
       </w:r>
       <w:r>
         <w:rPr>
@@ -1300,7 +1359,57 @@
           <w:sz w:val="24"/>
           <w:szCs w:val="24"/>
         </w:rPr>
-        <w:t>В проекте было применено 2 метода Альфа-Бетта и грубое отсечение на разных стадиях игры.</w:t>
+        <w:t xml:space="preserve">В проекте было применено </w:t>
+      </w:r>
+      <w:r>
+        <w:rPr>
+          <w:rFonts w:ascii="Times New Roman" w:hAnsi="Times New Roman" w:cs="Times New Roman"/>
+          <w:sz w:val="24"/>
+          <w:szCs w:val="24"/>
+        </w:rPr>
+        <w:t>две оптимизации</w:t>
+      </w:r>
+      <w:r>
+        <w:rPr>
+          <w:rFonts w:ascii="Times New Roman" w:hAnsi="Times New Roman" w:cs="Times New Roman"/>
+          <w:sz w:val="24"/>
+          <w:szCs w:val="24"/>
+        </w:rPr>
+        <w:t xml:space="preserve"> </w:t>
+      </w:r>
+      <w:r>
+        <w:rPr>
+          <w:rFonts w:ascii="Times New Roman" w:hAnsi="Times New Roman" w:cs="Times New Roman"/>
+          <w:sz w:val="24"/>
+          <w:szCs w:val="24"/>
+        </w:rPr>
+        <w:t>-</w:t>
+      </w:r>
+      <w:r>
+        <w:rPr>
+          <w:rFonts w:ascii="Times New Roman" w:hAnsi="Times New Roman" w:cs="Times New Roman"/>
+          <w:sz w:val="24"/>
+          <w:szCs w:val="24"/>
+        </w:rPr>
+        <w:t xml:space="preserve"> Альфа-</w:t>
+      </w:r>
+      <w:proofErr w:type="spellStart"/>
+      <w:r>
+        <w:rPr>
+          <w:rFonts w:ascii="Times New Roman" w:hAnsi="Times New Roman" w:cs="Times New Roman"/>
+          <w:sz w:val="24"/>
+          <w:szCs w:val="24"/>
+        </w:rPr>
+        <w:t>Бетта</w:t>
+      </w:r>
+      <w:proofErr w:type="spellEnd"/>
+      <w:r>
+        <w:rPr>
+          <w:rFonts w:ascii="Times New Roman" w:hAnsi="Times New Roman" w:cs="Times New Roman"/>
+          <w:sz w:val="24"/>
+          <w:szCs w:val="24"/>
+        </w:rPr>
+        <w:t xml:space="preserve"> и грубое отсечение на разных стадиях игры.</w:t>
       </w:r>
     </w:p>
     <w:p>
@@ -1318,7 +1427,97 @@
           <w:sz w:val="24"/>
           <w:szCs w:val="24"/>
         </w:rPr>
-        <w:t xml:space="preserve">Альфа-Бетта отсечение — это алгоритм, который оптимизирует Минимакс. Идея алгоритма в том, что при оценивании ветви дерева можно досрочно прекратить вычисление, если понятно, что в любом случае значение этой ветви будет хуже, чем уже было найдено при расчете предыдущих ветвей. </w:t>
+        <w:t xml:space="preserve">Идея </w:t>
+      </w:r>
+      <w:r>
+        <w:rPr>
+          <w:rFonts w:ascii="Times New Roman" w:hAnsi="Times New Roman" w:cs="Times New Roman"/>
+          <w:sz w:val="24"/>
+          <w:szCs w:val="24"/>
+        </w:rPr>
+        <w:t>Альфа-</w:t>
+      </w:r>
+      <w:proofErr w:type="spellStart"/>
+      <w:r>
+        <w:rPr>
+          <w:rFonts w:ascii="Times New Roman" w:hAnsi="Times New Roman" w:cs="Times New Roman"/>
+          <w:sz w:val="24"/>
+          <w:szCs w:val="24"/>
+        </w:rPr>
+        <w:t>Бетта</w:t>
+      </w:r>
+      <w:proofErr w:type="spellEnd"/>
+      <w:r>
+        <w:rPr>
+          <w:rFonts w:ascii="Times New Roman" w:hAnsi="Times New Roman" w:cs="Times New Roman"/>
+          <w:sz w:val="24"/>
+          <w:szCs w:val="24"/>
+        </w:rPr>
+        <w:t xml:space="preserve"> отсечени</w:t>
+      </w:r>
+      <w:r>
+        <w:rPr>
+          <w:rFonts w:ascii="Times New Roman" w:hAnsi="Times New Roman" w:cs="Times New Roman"/>
+          <w:sz w:val="24"/>
+          <w:szCs w:val="24"/>
+        </w:rPr>
+        <w:t>я заключается</w:t>
+      </w:r>
+      <w:r>
+        <w:rPr>
+          <w:rFonts w:ascii="Times New Roman" w:hAnsi="Times New Roman" w:cs="Times New Roman"/>
+          <w:sz w:val="24"/>
+          <w:szCs w:val="24"/>
+        </w:rPr>
+        <w:t xml:space="preserve"> в том, что при оценивании ветви дерева можно досрочно прекратить вычисление, если понятно, что в любом случае значение этой ветви будет хуже, чем уже было найдено при расчете предыдущих ветвей. Так как отсечения происходит на каждо</w:t>
+      </w:r>
+      <w:r>
+        <w:rPr>
+          <w:rFonts w:ascii="Times New Roman" w:hAnsi="Times New Roman" w:cs="Times New Roman"/>
+          <w:sz w:val="24"/>
+          <w:szCs w:val="24"/>
+        </w:rPr>
+        <w:t>м</w:t>
+      </w:r>
+      <w:r>
+        <w:rPr>
+          <w:rFonts w:ascii="Times New Roman" w:hAnsi="Times New Roman" w:cs="Times New Roman"/>
+          <w:sz w:val="24"/>
+          <w:szCs w:val="24"/>
+        </w:rPr>
+        <w:t xml:space="preserve"> уровн</w:t>
+      </w:r>
+      <w:r>
+        <w:rPr>
+          <w:rFonts w:ascii="Times New Roman" w:hAnsi="Times New Roman" w:cs="Times New Roman"/>
+          <w:sz w:val="24"/>
+          <w:szCs w:val="24"/>
+        </w:rPr>
+        <w:t>е</w:t>
+      </w:r>
+      <w:r>
+        <w:rPr>
+          <w:rFonts w:ascii="Times New Roman" w:hAnsi="Times New Roman" w:cs="Times New Roman"/>
+          <w:sz w:val="24"/>
+          <w:szCs w:val="24"/>
+        </w:rPr>
+        <w:t>, кроме последнего,</w:t>
+      </w:r>
+      <w:r>
+        <w:rPr>
+          <w:rFonts w:ascii="Times New Roman" w:hAnsi="Times New Roman" w:cs="Times New Roman"/>
+          <w:sz w:val="24"/>
+          <w:szCs w:val="24"/>
+        </w:rPr>
+        <w:t xml:space="preserve"> количество рассматриваемых веток сильно сокращается</w:t>
+      </w:r>
+      <w:r>
+        <w:rPr>
+          <w:rFonts w:ascii="Times New Roman" w:hAnsi="Times New Roman" w:cs="Times New Roman"/>
+          <w:sz w:val="24"/>
+          <w:szCs w:val="24"/>
+        </w:rPr>
+        <w:t>.</w:t>
       </w:r>
     </w:p>
     <w:p>
@@ -1336,7 +1535,31 @@
           <w:sz w:val="24"/>
           <w:szCs w:val="24"/>
         </w:rPr>
-        <w:t>Так как отсечения происходит на каждой уровни, кроме последнего, то это сильно оптимизирует Минимакс.</w:t>
+        <w:t xml:space="preserve">Еще более оптимизировать данный алгоритм можно тем, что рассортировать, перед запуском Минимакса, ходы так, чтобы в начале были рассмотрены наилучшие варианты, а только потом остальные. </w:t>
+      </w:r>
+      <w:r>
+        <w:rPr>
+          <w:rFonts w:ascii="Times New Roman" w:hAnsi="Times New Roman" w:cs="Times New Roman"/>
+          <w:sz w:val="24"/>
+          <w:szCs w:val="24"/>
+        </w:rPr>
+        <w:t xml:space="preserve">Сделано это так, что в начале массива – доступных ходов, будут находиться </w:t>
+      </w:r>
+      <w:r>
+        <w:rPr>
+          <w:rFonts w:ascii="Times New Roman" w:hAnsi="Times New Roman" w:cs="Times New Roman"/>
+          <w:sz w:val="24"/>
+          <w:szCs w:val="24"/>
+        </w:rPr>
+        <w:t>клетки,</w:t>
+      </w:r>
+      <w:r>
+        <w:rPr>
+          <w:rFonts w:ascii="Times New Roman" w:hAnsi="Times New Roman" w:cs="Times New Roman"/>
+          <w:sz w:val="24"/>
+          <w:szCs w:val="24"/>
+        </w:rPr>
+        <w:t xml:space="preserve"> которые дальше от самой фигуры.</w:t>
       </w:r>
     </w:p>
     <w:p>
@@ -1354,31 +1577,23 @@
           <w:sz w:val="24"/>
           <w:szCs w:val="24"/>
         </w:rPr>
-        <w:t xml:space="preserve">Еще более оптимизировать данный алгоритм можно тем, что рассортировать, перед запуском Минимакса, ходы так, чтобы в начале были рассмотрены наилучшие варианты, а только потом остальные. </w:t>
-      </w:r>
-      <w:r>
-        <w:rPr>
-          <w:rFonts w:ascii="Times New Roman" w:hAnsi="Times New Roman" w:cs="Times New Roman"/>
-          <w:sz w:val="24"/>
-          <w:szCs w:val="24"/>
-        </w:rPr>
-        <w:t xml:space="preserve">Сделано это так, что в начале массива – доступных ходов, будут находиться </w:t>
-      </w:r>
-      <w:r>
-        <w:rPr>
-          <w:rFonts w:ascii="Times New Roman" w:hAnsi="Times New Roman" w:cs="Times New Roman"/>
-          <w:sz w:val="24"/>
-          <w:szCs w:val="24"/>
-        </w:rPr>
-        <w:t>клетки,</w:t>
-      </w:r>
-      <w:r>
-        <w:rPr>
-          <w:rFonts w:ascii="Times New Roman" w:hAnsi="Times New Roman" w:cs="Times New Roman"/>
-          <w:sz w:val="24"/>
-          <w:szCs w:val="24"/>
-        </w:rPr>
-        <w:t xml:space="preserve"> которые дальше от самой фигуры.</w:t>
+        <w:t xml:space="preserve">Для Короля алгоритм прописан так – чтобы вначале списка были те клетки, рядом с которой в радиусе 1 есть фигура врага (чтобы король концентрировался на закрытие фигур) и также в конец списка находятся клетки, которые захвачены этим игроком, т.к. ход туда </w:t>
+      </w:r>
+      <w:r>
+        <w:rPr>
+          <w:rFonts w:ascii="Times New Roman" w:hAnsi="Times New Roman" w:cs="Times New Roman"/>
+          <w:sz w:val="24"/>
+          <w:szCs w:val="24"/>
+        </w:rPr>
+        <w:t>бессмысленный</w:t>
+      </w:r>
+      <w:r>
+        <w:rPr>
+          <w:rFonts w:ascii="Times New Roman" w:hAnsi="Times New Roman" w:cs="Times New Roman"/>
+          <w:sz w:val="24"/>
+          <w:szCs w:val="24"/>
+        </w:rPr>
+        <w:t xml:space="preserve">. </w:t>
       </w:r>
     </w:p>
     <w:p>
@@ -1396,23 +1611,7 @@
           <w:sz w:val="24"/>
           <w:szCs w:val="24"/>
         </w:rPr>
-        <w:t xml:space="preserve">Для Короля алгоритм прописан так – чтобы вначале списка были те клетки, рядом с которой в радиусе 1 есть фигура врага (чтобы король концентрировался на закрытие фигур) и также в конец списка находятся клетки, которые захвачены этим игроком, т.к. ход туда </w:t>
-      </w:r>
-      <w:r>
-        <w:rPr>
-          <w:rFonts w:ascii="Times New Roman" w:hAnsi="Times New Roman" w:cs="Times New Roman"/>
-          <w:sz w:val="24"/>
-          <w:szCs w:val="24"/>
-        </w:rPr>
-        <w:t>бессмысленный</w:t>
-      </w:r>
-      <w:r>
-        <w:rPr>
-          <w:rFonts w:ascii="Times New Roman" w:hAnsi="Times New Roman" w:cs="Times New Roman"/>
-          <w:sz w:val="24"/>
-          <w:szCs w:val="24"/>
-        </w:rPr>
-        <w:t xml:space="preserve">. </w:t>
+        <w:t>Для Пешки в начало списка помещаются клетки, во круг которой в радиусе 1 стоит фигура врага, чтобы он пытался есть.</w:t>
       </w:r>
     </w:p>
     <w:p>
@@ -1430,26 +1629,16 @@
           <w:sz w:val="24"/>
           <w:szCs w:val="24"/>
         </w:rPr>
+        <w:t xml:space="preserve">Оптимизация грубого отсечения на разных стадиях игры заключается в том, что рассматривать только некоторый процент возможных ходов, в купе с сортировкой по лучшим ходам, это даст тот, эффект что будут рассмотрены лучшие хода. Минус оптимизации в том, что алгоритм не проверит плохой ход, который может привести к </w:t>
+      </w:r>
+      <w:r>
+        <w:rPr>
+          <w:rFonts w:ascii="Times New Roman" w:hAnsi="Times New Roman" w:cs="Times New Roman"/>
+          <w:sz w:val="24"/>
+          <w:szCs w:val="24"/>
+        </w:rPr>
         <w:lastRenderedPageBreak/>
-        <w:t>Для Пешки в начало списка помещаются клетки, во круг которой в радиусе 1 стоит фигура врага, чтобы он пытался есть.</w:t>
-      </w:r>
-    </w:p>
-    <w:p>
-      <w:pPr>
-        <w:spacing w:line="360" w:lineRule="auto"/>
-        <w:rPr>
-          <w:rFonts w:ascii="Times New Roman" w:hAnsi="Times New Roman" w:cs="Times New Roman"/>
-          <w:sz w:val="24"/>
-          <w:szCs w:val="24"/>
-        </w:rPr>
-      </w:pPr>
-      <w:r>
-        <w:rPr>
-          <w:rFonts w:ascii="Times New Roman" w:hAnsi="Times New Roman" w:cs="Times New Roman"/>
-          <w:sz w:val="24"/>
-          <w:szCs w:val="24"/>
-        </w:rPr>
-        <w:t xml:space="preserve">Оптимизация грубого отсечения на разных стадиях игры заключается в том, что рассматривать только некоторый процент возможных ходов, в купе с сортировкой по лучшим ходам, это даст тот, эффект что будут рассмотрены лучшие хода. Минус оптимизации в том, что алгоритм не проверит плохой ход, который может привести к лучшему исходу, но всё же он отсеивает большой процент по-настоящему плохих ходов, поэтому можно пойти на такие уступки. </w:t>
+        <w:t xml:space="preserve">лучшему исходу, но всё же он отсеивает большой процент по-настоящему плохих ходов, поэтому можно пойти на такие уступки. </w:t>
       </w:r>
     </w:p>
     <w:p>
@@ -1837,30 +2026,7 @@
           <w:szCs w:val="24"/>
         </w:rPr>
         <w:br/>
-      </w:r>
-      <w:r>
-        <w:rPr>
-          <w:rFonts w:ascii="Times New Roman" w:hAnsi="Times New Roman" w:cs="Times New Roman"/>
-          <w:sz w:val="24"/>
-          <w:szCs w:val="24"/>
-        </w:rPr>
-        <w:t>Таблица 4.</w:t>
-      </w:r>
-      <w:r>
-        <w:rPr>
-          <w:rFonts w:ascii="Times New Roman" w:hAnsi="Times New Roman" w:cs="Times New Roman"/>
-          <w:sz w:val="24"/>
-          <w:szCs w:val="24"/>
-        </w:rPr>
-        <w:t>2</w:t>
-      </w:r>
-      <w:r>
-        <w:rPr>
-          <w:rFonts w:ascii="Times New Roman" w:hAnsi="Times New Roman" w:cs="Times New Roman"/>
-          <w:sz w:val="24"/>
-          <w:szCs w:val="24"/>
-        </w:rPr>
-        <w:t>.</w:t>
+        <w:t>Таблица 4.2.</w:t>
       </w:r>
     </w:p>
     <w:tbl>
@@ -1953,15 +2119,7 @@
                 <w:sz w:val="24"/>
                 <w:szCs w:val="24"/>
               </w:rPr>
-              <w:t>Разгон</w:t>
-            </w:r>
-            <w:r>
-              <w:rPr>
-                <w:rFonts w:ascii="Times New Roman" w:hAnsi="Times New Roman" w:cs="Times New Roman"/>
-                <w:sz w:val="24"/>
-                <w:szCs w:val="24"/>
-              </w:rPr>
-              <w:t xml:space="preserve">, в </w:t>
+              <w:t xml:space="preserve">Разгон, в </w:t>
             </w:r>
             <w:r>
               <w:rPr>
@@ -1993,15 +2151,7 @@
                 <w:sz w:val="24"/>
                 <w:szCs w:val="24"/>
               </w:rPr>
-              <w:t>Середина</w:t>
-            </w:r>
-            <w:r>
-              <w:rPr>
-                <w:rFonts w:ascii="Times New Roman" w:hAnsi="Times New Roman" w:cs="Times New Roman"/>
-                <w:sz w:val="24"/>
-                <w:szCs w:val="24"/>
-              </w:rPr>
-              <w:t xml:space="preserve">, в </w:t>
+              <w:t xml:space="preserve">Середина, в </w:t>
             </w:r>
             <w:r>
               <w:rPr>
@@ -2033,15 +2183,7 @@
                 <w:sz w:val="24"/>
                 <w:szCs w:val="24"/>
               </w:rPr>
-              <w:t>Замедление</w:t>
-            </w:r>
-            <w:r>
-              <w:rPr>
-                <w:rFonts w:ascii="Times New Roman" w:hAnsi="Times New Roman" w:cs="Times New Roman"/>
-                <w:sz w:val="24"/>
-                <w:szCs w:val="24"/>
-              </w:rPr>
-              <w:t xml:space="preserve">, в </w:t>
+              <w:t xml:space="preserve">Замедление, в </w:t>
             </w:r>
             <w:r>
               <w:rPr>
@@ -2073,15 +2215,7 @@
                 <w:sz w:val="24"/>
                 <w:szCs w:val="24"/>
               </w:rPr>
-              <w:t>Конец</w:t>
-            </w:r>
-            <w:r>
-              <w:rPr>
-                <w:rFonts w:ascii="Times New Roman" w:hAnsi="Times New Roman" w:cs="Times New Roman"/>
-                <w:sz w:val="24"/>
-                <w:szCs w:val="24"/>
-              </w:rPr>
-              <w:t xml:space="preserve">, в </w:t>
+              <w:t xml:space="preserve">Конец, в </w:t>
             </w:r>
             <w:r>
               <w:rPr>
@@ -3057,7 +3191,6 @@
           <w:sz w:val="24"/>
           <w:szCs w:val="24"/>
         </w:rPr>
-        <w:lastRenderedPageBreak/>
         <w:t>Насколько оптимизации эффективны</w:t>
       </w:r>
       <w:r>
@@ -3067,30 +3200,7 @@
           <w:szCs w:val="24"/>
         </w:rPr>
         <w:br/>
-      </w:r>
-      <w:r>
-        <w:rPr>
-          <w:rFonts w:ascii="Times New Roman" w:hAnsi="Times New Roman" w:cs="Times New Roman"/>
-          <w:sz w:val="24"/>
-          <w:szCs w:val="24"/>
-        </w:rPr>
-        <w:t>Таблица 4.</w:t>
-      </w:r>
-      <w:r>
-        <w:rPr>
-          <w:rFonts w:ascii="Times New Roman" w:hAnsi="Times New Roman" w:cs="Times New Roman"/>
-          <w:sz w:val="24"/>
-          <w:szCs w:val="24"/>
-        </w:rPr>
-        <w:t>3</w:t>
-      </w:r>
-      <w:r>
-        <w:rPr>
-          <w:rFonts w:ascii="Times New Roman" w:hAnsi="Times New Roman" w:cs="Times New Roman"/>
-          <w:sz w:val="24"/>
-          <w:szCs w:val="24"/>
-        </w:rPr>
-        <w:t>.</w:t>
+        <w:t>Таблица 4.3.</w:t>
       </w:r>
     </w:p>
     <w:tbl>
@@ -3151,7 +3261,16 @@
                 <w:sz w:val="24"/>
                 <w:szCs w:val="24"/>
               </w:rPr>
-              <w:t>Количество рекурсивных вызовов для первого хода</w:t>
+              <w:t xml:space="preserve">Количество рекурсивных вызовов </w:t>
+            </w:r>
+            <w:r>
+              <w:rPr>
+                <w:rFonts w:ascii="Times New Roman" w:hAnsi="Times New Roman" w:cs="Times New Roman"/>
+                <w:sz w:val="24"/>
+                <w:szCs w:val="24"/>
+              </w:rPr>
+              <w:lastRenderedPageBreak/>
+              <w:t>для первого хода</w:t>
             </w:r>
           </w:p>
         </w:tc>
@@ -3174,7 +3293,17 @@
                 <w:sz w:val="24"/>
                 <w:szCs w:val="24"/>
               </w:rPr>
-              <w:t>Время просчета первого хода</w:t>
+              <w:lastRenderedPageBreak/>
+              <w:t xml:space="preserve">Время просчета первого </w:t>
+            </w:r>
+            <w:r>
+              <w:rPr>
+                <w:rFonts w:ascii="Times New Roman" w:hAnsi="Times New Roman" w:cs="Times New Roman"/>
+                <w:sz w:val="24"/>
+                <w:szCs w:val="24"/>
+              </w:rPr>
+              <w:lastRenderedPageBreak/>
+              <w:t>хода</w:t>
             </w:r>
             <w:r>
               <w:rPr>
@@ -3205,7 +3334,17 @@
                 <w:sz w:val="24"/>
                 <w:szCs w:val="24"/>
               </w:rPr>
-              <w:t>Количество рекурсивных вызовов для второго хода</w:t>
+              <w:lastRenderedPageBreak/>
+              <w:t xml:space="preserve">Количество рекурсивных вызовов </w:t>
+            </w:r>
+            <w:r>
+              <w:rPr>
+                <w:rFonts w:ascii="Times New Roman" w:hAnsi="Times New Roman" w:cs="Times New Roman"/>
+                <w:sz w:val="24"/>
+                <w:szCs w:val="24"/>
+              </w:rPr>
+              <w:lastRenderedPageBreak/>
+              <w:t>для второго хода</w:t>
             </w:r>
           </w:p>
         </w:tc>
@@ -3228,7 +3367,17 @@
                 <w:sz w:val="24"/>
                 <w:szCs w:val="24"/>
               </w:rPr>
-              <w:t>Время просчета второго хода</w:t>
+              <w:lastRenderedPageBreak/>
+              <w:t xml:space="preserve">Время просчета </w:t>
+            </w:r>
+            <w:r>
+              <w:rPr>
+                <w:rFonts w:ascii="Times New Roman" w:hAnsi="Times New Roman" w:cs="Times New Roman"/>
+                <w:sz w:val="24"/>
+                <w:szCs w:val="24"/>
+              </w:rPr>
+              <w:lastRenderedPageBreak/>
+              <w:t>второго хода</w:t>
             </w:r>
           </w:p>
         </w:tc>
@@ -3251,7 +3400,17 @@
                 <w:sz w:val="24"/>
                 <w:szCs w:val="24"/>
               </w:rPr>
-              <w:t>Количество рекурсивных вызовов для третьего хода</w:t>
+              <w:lastRenderedPageBreak/>
+              <w:t xml:space="preserve">Количество рекурсивных вызовов </w:t>
+            </w:r>
+            <w:r>
+              <w:rPr>
+                <w:rFonts w:ascii="Times New Roman" w:hAnsi="Times New Roman" w:cs="Times New Roman"/>
+                <w:sz w:val="24"/>
+                <w:szCs w:val="24"/>
+              </w:rPr>
+              <w:lastRenderedPageBreak/>
+              <w:t>для третьего хода</w:t>
             </w:r>
           </w:p>
         </w:tc>
@@ -3274,7 +3433,17 @@
                 <w:sz w:val="24"/>
                 <w:szCs w:val="24"/>
               </w:rPr>
-              <w:t>Время просчета третьего хода</w:t>
+              <w:lastRenderedPageBreak/>
+              <w:t xml:space="preserve">Время просчета </w:t>
+            </w:r>
+            <w:r>
+              <w:rPr>
+                <w:rFonts w:ascii="Times New Roman" w:hAnsi="Times New Roman" w:cs="Times New Roman"/>
+                <w:sz w:val="24"/>
+                <w:szCs w:val="24"/>
+              </w:rPr>
+              <w:lastRenderedPageBreak/>
+              <w:t>третьего хода</w:t>
             </w:r>
           </w:p>
         </w:tc>
@@ -3299,6 +3468,7 @@
                 <w:sz w:val="24"/>
                 <w:szCs w:val="24"/>
               </w:rPr>
+              <w:lastRenderedPageBreak/>
               <w:t>Минимакс</w:t>
             </w:r>
           </w:p>
@@ -3499,8 +3669,18 @@
                 <w:sz w:val="24"/>
                 <w:szCs w:val="24"/>
               </w:rPr>
-              <w:t>Минимакс + АльфаБета</w:t>
-            </w:r>
+              <w:t xml:space="preserve">Минимакс + </w:t>
+            </w:r>
+            <w:proofErr w:type="spellStart"/>
+            <w:r>
+              <w:rPr>
+                <w:rFonts w:ascii="Times New Roman" w:hAnsi="Times New Roman" w:cs="Times New Roman"/>
+                <w:sz w:val="24"/>
+                <w:szCs w:val="24"/>
+              </w:rPr>
+              <w:t>АльфаБета</w:t>
+            </w:r>
+            <w:proofErr w:type="spellEnd"/>
           </w:p>
         </w:tc>
         <w:tc>
@@ -3873,8 +4053,36 @@
                 <w:sz w:val="24"/>
                 <w:szCs w:val="24"/>
               </w:rPr>
-              <w:t>Минимакс + АльфаБета + грубое отсченеие</w:t>
-            </w:r>
+              <w:t xml:space="preserve">Минимакс + </w:t>
+            </w:r>
+            <w:proofErr w:type="spellStart"/>
+            <w:r>
+              <w:rPr>
+                <w:rFonts w:ascii="Times New Roman" w:hAnsi="Times New Roman" w:cs="Times New Roman"/>
+                <w:sz w:val="24"/>
+                <w:szCs w:val="24"/>
+              </w:rPr>
+              <w:t>АльфаБета</w:t>
+            </w:r>
+            <w:proofErr w:type="spellEnd"/>
+            <w:r>
+              <w:rPr>
+                <w:rFonts w:ascii="Times New Roman" w:hAnsi="Times New Roman" w:cs="Times New Roman"/>
+                <w:sz w:val="24"/>
+                <w:szCs w:val="24"/>
+              </w:rPr>
+              <w:t xml:space="preserve"> + грубое </w:t>
+            </w:r>
+            <w:proofErr w:type="spellStart"/>
+            <w:r>
+              <w:rPr>
+                <w:rFonts w:ascii="Times New Roman" w:hAnsi="Times New Roman" w:cs="Times New Roman"/>
+                <w:sz w:val="24"/>
+                <w:szCs w:val="24"/>
+              </w:rPr>
+              <w:t>отсченеие</w:t>
+            </w:r>
+            <w:proofErr w:type="spellEnd"/>
           </w:p>
         </w:tc>
         <w:tc>
@@ -4106,31 +4314,7 @@
           <w:sz w:val="24"/>
           <w:szCs w:val="24"/>
         </w:rPr>
-        <w:t xml:space="preserve">3. - </w:t>
-      </w:r>
-      <w:r>
-        <w:rPr>
-          <w:rFonts w:ascii="Times New Roman" w:hAnsi="Times New Roman" w:cs="Times New Roman"/>
-          <w:sz w:val="24"/>
-          <w:szCs w:val="24"/>
-        </w:rPr>
-        <w:t>Программирование шахмат и других логических игр. —</w:t>
-      </w:r>
-      <w:r>
-        <w:rPr>
-          <w:rFonts w:ascii="Times New Roman" w:hAnsi="Times New Roman" w:cs="Times New Roman"/>
-          <w:sz w:val="24"/>
-          <w:szCs w:val="24"/>
-        </w:rPr>
-        <w:t xml:space="preserve"> </w:t>
-      </w:r>
-      <w:r>
-        <w:rPr>
-          <w:rFonts w:ascii="Times New Roman" w:hAnsi="Times New Roman" w:cs="Times New Roman"/>
-          <w:sz w:val="24"/>
-          <w:szCs w:val="24"/>
-        </w:rPr>
-        <w:t xml:space="preserve">СПб.: БХВ-Петербург, 2005. </w:t>
+        <w:t xml:space="preserve">3. - Программирование шахмат и других логических игр. — СПб.: БХВ-Петербург, 2005. </w:t>
       </w:r>
     </w:p>
     <w:sectPr>

--- a/Минимакс.docx
+++ b/Минимакс.docx
@@ -33,6 +33,7 @@
           <w:szCs w:val="24"/>
         </w:rPr>
       </w:pPr>
+      <w:bookmarkStart w:id="0" w:name="_Hlk109814000"/>
       <w:r>
         <w:rPr>
           <w:rFonts w:ascii="Times New Roman" w:hAnsi="Times New Roman" w:cs="Times New Roman"/>
@@ -129,7 +130,16 @@
           <w:sz w:val="24"/>
           <w:szCs w:val="24"/>
         </w:rPr>
-        <w:t xml:space="preserve"> искусственного интеллекта в цифровых версиях настольных игр - </w:t>
+        <w:t xml:space="preserve"> искусственного интеллекта в цифровых версиях настольных игр </w:t>
+      </w:r>
+      <w:proofErr w:type="gramStart"/>
+      <w:r>
+        <w:rPr>
+          <w:rFonts w:ascii="Times New Roman" w:hAnsi="Times New Roman" w:cs="Times New Roman"/>
+          <w:sz w:val="24"/>
+          <w:szCs w:val="24"/>
+        </w:rPr>
+        <w:t xml:space="preserve">- </w:t>
       </w:r>
       <w:r>
         <w:rPr>
@@ -139,6 +149,7 @@
         </w:rPr>
         <w:t xml:space="preserve"> Минимакс</w:t>
       </w:r>
+      <w:proofErr w:type="gramEnd"/>
       <w:r>
         <w:rPr>
           <w:rFonts w:ascii="Times New Roman" w:hAnsi="Times New Roman" w:cs="Times New Roman"/>
@@ -173,6 +184,7 @@
         <w:t>.</w:t>
       </w:r>
     </w:p>
+    <w:bookmarkEnd w:id="0"/>
     <w:p>
       <w:pPr>
         <w:spacing w:line="360" w:lineRule="auto"/>
@@ -220,6 +232,7 @@
           <w:szCs w:val="24"/>
         </w:rPr>
       </w:pPr>
+      <w:bookmarkStart w:id="1" w:name="_Hlk109814081"/>
       <w:r>
         <w:rPr>
           <w:rFonts w:ascii="Times New Roman" w:hAnsi="Times New Roman" w:cs="Times New Roman"/>
@@ -1316,6 +1329,7 @@
         </w:rPr>
       </w:pPr>
     </w:p>
+    <w:bookmarkEnd w:id="1"/>
     <w:p>
       <w:pPr>
         <w:spacing w:line="360" w:lineRule="auto"/>
@@ -1353,6 +1367,7 @@
           <w:szCs w:val="24"/>
         </w:rPr>
       </w:pPr>
+      <w:bookmarkStart w:id="2" w:name="_Hlk109814134"/>
       <w:r>
         <w:rPr>
           <w:rFonts w:ascii="Times New Roman" w:hAnsi="Times New Roman" w:cs="Times New Roman"/>
@@ -1535,7 +1550,63 @@
           <w:sz w:val="24"/>
           <w:szCs w:val="24"/>
         </w:rPr>
-        <w:t xml:space="preserve">Еще более оптимизировать данный алгоритм можно тем, что рассортировать, перед запуском Минимакса, ходы так, чтобы в начале были рассмотрены наилучшие варианты, а только потом остальные. </w:t>
+        <w:t>Увеличить количество отсекаемых веток</w:t>
+      </w:r>
+      <w:r>
+        <w:rPr>
+          <w:rFonts w:ascii="Times New Roman" w:hAnsi="Times New Roman" w:cs="Times New Roman"/>
+          <w:sz w:val="24"/>
+          <w:szCs w:val="24"/>
+        </w:rPr>
+        <w:t xml:space="preserve"> </w:t>
+      </w:r>
+      <w:r>
+        <w:rPr>
+          <w:rFonts w:ascii="Times New Roman" w:hAnsi="Times New Roman" w:cs="Times New Roman"/>
+          <w:sz w:val="24"/>
+          <w:szCs w:val="24"/>
+        </w:rPr>
+        <w:t>можно,</w:t>
+      </w:r>
+      <w:r>
+        <w:rPr>
+          <w:rFonts w:ascii="Times New Roman" w:hAnsi="Times New Roman" w:cs="Times New Roman"/>
+          <w:sz w:val="24"/>
+          <w:szCs w:val="24"/>
+        </w:rPr>
+        <w:t xml:space="preserve"> рассортирова</w:t>
+      </w:r>
+      <w:r>
+        <w:rPr>
+          <w:rFonts w:ascii="Times New Roman" w:hAnsi="Times New Roman" w:cs="Times New Roman"/>
+          <w:sz w:val="24"/>
+          <w:szCs w:val="24"/>
+        </w:rPr>
+        <w:t>в</w:t>
+      </w:r>
+      <w:r>
+        <w:rPr>
+          <w:rFonts w:ascii="Times New Roman" w:hAnsi="Times New Roman" w:cs="Times New Roman"/>
+          <w:sz w:val="24"/>
+          <w:szCs w:val="24"/>
+        </w:rPr>
+        <w:t xml:space="preserve"> ходы</w:t>
+      </w:r>
+      <w:r>
+        <w:rPr>
+          <w:rFonts w:ascii="Times New Roman" w:hAnsi="Times New Roman" w:cs="Times New Roman"/>
+          <w:sz w:val="24"/>
+          <w:szCs w:val="24"/>
+        </w:rPr>
+        <w:t xml:space="preserve"> </w:t>
+      </w:r>
+      <w:r>
+        <w:rPr>
+          <w:rFonts w:ascii="Times New Roman" w:hAnsi="Times New Roman" w:cs="Times New Roman"/>
+          <w:sz w:val="24"/>
+          <w:szCs w:val="24"/>
+        </w:rPr>
+        <w:t xml:space="preserve">так, чтобы в начале были рассмотрены наилучшие варианты. </w:t>
       </w:r>
       <w:r>
         <w:rPr>
@@ -1560,6 +1631,14 @@
           <w:szCs w:val="24"/>
         </w:rPr>
         <w:t xml:space="preserve"> которые дальше от самой фигуры.</w:t>
+      </w:r>
+      <w:r>
+        <w:rPr>
+          <w:rFonts w:ascii="Times New Roman" w:hAnsi="Times New Roman" w:cs="Times New Roman"/>
+          <w:sz w:val="24"/>
+          <w:szCs w:val="24"/>
+        </w:rPr>
+        <w:t xml:space="preserve"> Смысл в том, что, чем большей путь пройдет фигура, тем больше клеток закрасит игрок, а значит получит больше очков.</w:t>
       </w:r>
     </w:p>
     <w:p>
@@ -1577,68 +1656,127 @@
           <w:sz w:val="24"/>
           <w:szCs w:val="24"/>
         </w:rPr>
-        <w:t xml:space="preserve">Для Короля алгоритм прописан так – чтобы вначале списка были те клетки, рядом с которой в радиусе 1 есть фигура врага (чтобы король концентрировался на закрытие фигур) и также в конец списка находятся клетки, которые захвачены этим игроком, т.к. ход туда </w:t>
-      </w:r>
-      <w:r>
-        <w:rPr>
-          <w:rFonts w:ascii="Times New Roman" w:hAnsi="Times New Roman" w:cs="Times New Roman"/>
-          <w:sz w:val="24"/>
-          <w:szCs w:val="24"/>
-        </w:rPr>
-        <w:t>бессмысленный</w:t>
-      </w:r>
-      <w:r>
-        <w:rPr>
-          <w:rFonts w:ascii="Times New Roman" w:hAnsi="Times New Roman" w:cs="Times New Roman"/>
-          <w:sz w:val="24"/>
-          <w:szCs w:val="24"/>
-        </w:rPr>
-        <w:t xml:space="preserve">. </w:t>
-      </w:r>
-    </w:p>
-    <w:p>
-      <w:pPr>
-        <w:spacing w:line="360" w:lineRule="auto"/>
-        <w:rPr>
-          <w:rFonts w:ascii="Times New Roman" w:hAnsi="Times New Roman" w:cs="Times New Roman"/>
-          <w:sz w:val="24"/>
-          <w:szCs w:val="24"/>
-        </w:rPr>
-      </w:pPr>
-      <w:r>
-        <w:rPr>
-          <w:rFonts w:ascii="Times New Roman" w:hAnsi="Times New Roman" w:cs="Times New Roman"/>
-          <w:sz w:val="24"/>
-          <w:szCs w:val="24"/>
-        </w:rPr>
-        <w:t>Для Пешки в начало списка помещаются клетки, во круг которой в радиусе 1 стоит фигура врага, чтобы он пытался есть.</w:t>
-      </w:r>
-    </w:p>
-    <w:p>
-      <w:pPr>
-        <w:spacing w:line="360" w:lineRule="auto"/>
-        <w:rPr>
-          <w:rFonts w:ascii="Times New Roman" w:hAnsi="Times New Roman" w:cs="Times New Roman"/>
-          <w:sz w:val="24"/>
-          <w:szCs w:val="24"/>
-        </w:rPr>
-      </w:pPr>
-      <w:r>
-        <w:rPr>
-          <w:rFonts w:ascii="Times New Roman" w:hAnsi="Times New Roman" w:cs="Times New Roman"/>
-          <w:sz w:val="24"/>
-          <w:szCs w:val="24"/>
-        </w:rPr>
-        <w:t xml:space="preserve">Оптимизация грубого отсечения на разных стадиях игры заключается в том, что рассматривать только некоторый процент возможных ходов, в купе с сортировкой по лучшим ходам, это даст тот, эффект что будут рассмотрены лучшие хода. Минус оптимизации в том, что алгоритм не проверит плохой ход, который может привести к </w:t>
-      </w:r>
-      <w:r>
-        <w:rPr>
-          <w:rFonts w:ascii="Times New Roman" w:hAnsi="Times New Roman" w:cs="Times New Roman"/>
-          <w:sz w:val="24"/>
-          <w:szCs w:val="24"/>
-        </w:rPr>
-        <w:lastRenderedPageBreak/>
-        <w:t xml:space="preserve">лучшему исходу, но всё же он отсеивает большой процент по-настоящему плохих ходов, поэтому можно пойти на такие уступки. </w:t>
+        <w:t>Оптимизация грубого отсечения на разных стадиях игры заключается в том, что</w:t>
+      </w:r>
+      <w:r>
+        <w:rPr>
+          <w:rFonts w:ascii="Times New Roman" w:hAnsi="Times New Roman" w:cs="Times New Roman"/>
+          <w:sz w:val="24"/>
+          <w:szCs w:val="24"/>
+        </w:rPr>
+        <w:t xml:space="preserve"> </w:t>
+      </w:r>
+      <w:r>
+        <w:rPr>
+          <w:rFonts w:ascii="Times New Roman" w:hAnsi="Times New Roman" w:cs="Times New Roman"/>
+          <w:sz w:val="24"/>
+          <w:szCs w:val="24"/>
+        </w:rPr>
+        <w:t>рассматрива</w:t>
+      </w:r>
+      <w:r>
+        <w:rPr>
+          <w:rFonts w:ascii="Times New Roman" w:hAnsi="Times New Roman" w:cs="Times New Roman"/>
+          <w:sz w:val="24"/>
+          <w:szCs w:val="24"/>
+        </w:rPr>
+        <w:t>ется</w:t>
+      </w:r>
+      <w:r>
+        <w:rPr>
+          <w:rFonts w:ascii="Times New Roman" w:hAnsi="Times New Roman" w:cs="Times New Roman"/>
+          <w:sz w:val="24"/>
+          <w:szCs w:val="24"/>
+        </w:rPr>
+        <w:t xml:space="preserve"> только некоторый процент возможных ходов</w:t>
+      </w:r>
+      <w:r>
+        <w:rPr>
+          <w:rFonts w:ascii="Times New Roman" w:hAnsi="Times New Roman" w:cs="Times New Roman"/>
+          <w:sz w:val="24"/>
+          <w:szCs w:val="24"/>
+        </w:rPr>
+        <w:t>.</w:t>
+      </w:r>
+      <w:r>
+        <w:rPr>
+          <w:rFonts w:ascii="Times New Roman" w:hAnsi="Times New Roman" w:cs="Times New Roman"/>
+          <w:sz w:val="24"/>
+          <w:szCs w:val="24"/>
+        </w:rPr>
+        <w:t xml:space="preserve"> </w:t>
+      </w:r>
+      <w:r>
+        <w:rPr>
+          <w:rFonts w:ascii="Times New Roman" w:hAnsi="Times New Roman" w:cs="Times New Roman"/>
+          <w:sz w:val="24"/>
+          <w:szCs w:val="24"/>
+        </w:rPr>
+        <w:t>В</w:t>
+      </w:r>
+      <w:r>
+        <w:rPr>
+          <w:rFonts w:ascii="Times New Roman" w:hAnsi="Times New Roman" w:cs="Times New Roman"/>
+          <w:sz w:val="24"/>
+          <w:szCs w:val="24"/>
+        </w:rPr>
+        <w:t>купе с сортировкой</w:t>
+      </w:r>
+      <w:r>
+        <w:rPr>
+          <w:rFonts w:ascii="Times New Roman" w:hAnsi="Times New Roman" w:cs="Times New Roman"/>
+          <w:sz w:val="24"/>
+          <w:szCs w:val="24"/>
+        </w:rPr>
+        <w:t xml:space="preserve"> это существенно улучшает работу алгоритма</w:t>
+      </w:r>
+      <w:r>
+        <w:rPr>
+          <w:rFonts w:ascii="Times New Roman" w:hAnsi="Times New Roman" w:cs="Times New Roman"/>
+          <w:sz w:val="24"/>
+          <w:szCs w:val="24"/>
+        </w:rPr>
+        <w:t>.</w:t>
+      </w:r>
+      <w:r>
+        <w:rPr>
+          <w:rFonts w:ascii="Times New Roman" w:hAnsi="Times New Roman" w:cs="Times New Roman"/>
+          <w:sz w:val="24"/>
+          <w:szCs w:val="24"/>
+        </w:rPr>
+        <w:t xml:space="preserve"> </w:t>
+      </w:r>
+      <w:r>
+        <w:rPr>
+          <w:rFonts w:ascii="Times New Roman" w:hAnsi="Times New Roman" w:cs="Times New Roman"/>
+          <w:sz w:val="24"/>
+          <w:szCs w:val="24"/>
+        </w:rPr>
+        <w:t xml:space="preserve">Недостаток такой </w:t>
+      </w:r>
+      <w:r>
+        <w:rPr>
+          <w:rFonts w:ascii="Times New Roman" w:hAnsi="Times New Roman" w:cs="Times New Roman"/>
+          <w:sz w:val="24"/>
+          <w:szCs w:val="24"/>
+        </w:rPr>
+        <w:t>оптимизации в том, что алгоритм не проверит плохой ход, который может привести к лучшему исходу</w:t>
+      </w:r>
+      <w:r>
+        <w:rPr>
+          <w:rFonts w:ascii="Times New Roman" w:hAnsi="Times New Roman" w:cs="Times New Roman"/>
+          <w:sz w:val="24"/>
+          <w:szCs w:val="24"/>
+        </w:rPr>
+        <w:t>.</w:t>
+      </w:r>
+      <w:r>
+        <w:rPr>
+          <w:rFonts w:ascii="Times New Roman" w:hAnsi="Times New Roman" w:cs="Times New Roman"/>
+          <w:sz w:val="24"/>
+          <w:szCs w:val="24"/>
+        </w:rPr>
+        <w:t xml:space="preserve"> </w:t>
       </w:r>
     </w:p>
     <w:p>
@@ -1707,7 +1845,7 @@
                 <w:sz w:val="24"/>
                 <w:szCs w:val="24"/>
               </w:rPr>
-              <w:t>Стадия игры</w:t>
+              <w:t xml:space="preserve">Стадия </w:t>
             </w:r>
           </w:p>
         </w:tc>
@@ -1773,6 +1911,14 @@
               </w:rPr>
               <w:t>Начало</w:t>
             </w:r>
+            <w:r>
+              <w:rPr>
+                <w:rFonts w:ascii="Times New Roman" w:hAnsi="Times New Roman" w:cs="Times New Roman"/>
+                <w:sz w:val="24"/>
+                <w:szCs w:val="24"/>
+              </w:rPr>
+              <w:t xml:space="preserve"> игры</w:t>
+            </w:r>
           </w:p>
         </w:tc>
         <w:tc>
@@ -1819,7 +1965,8 @@
                 <w:sz w:val="24"/>
                 <w:szCs w:val="24"/>
               </w:rPr>
-              <w:t>Разгон</w:t>
+              <w:lastRenderedPageBreak/>
+              <w:t>Ранняя игра</w:t>
             </w:r>
           </w:p>
         </w:tc>
@@ -1869,6 +2016,14 @@
               </w:rPr>
               <w:t>Середина</w:t>
             </w:r>
+            <w:r>
+              <w:rPr>
+                <w:rFonts w:ascii="Times New Roman" w:hAnsi="Times New Roman" w:cs="Times New Roman"/>
+                <w:sz w:val="24"/>
+                <w:szCs w:val="24"/>
+              </w:rPr>
+              <w:t xml:space="preserve"> игры</w:t>
+            </w:r>
           </w:p>
         </w:tc>
         <w:tc>
@@ -1915,7 +2070,7 @@
                 <w:sz w:val="24"/>
                 <w:szCs w:val="24"/>
               </w:rPr>
-              <w:t>Замедление</w:t>
+              <w:t>Поздняя игра</w:t>
             </w:r>
           </w:p>
         </w:tc>
@@ -1963,7 +2118,7 @@
                 <w:sz w:val="24"/>
                 <w:szCs w:val="24"/>
               </w:rPr>
-              <w:t>Конец</w:t>
+              <w:t>Эндшпиль</w:t>
             </w:r>
           </w:p>
         </w:tc>
@@ -2017,7 +2172,23 @@
           <w:sz w:val="24"/>
           <w:szCs w:val="24"/>
         </w:rPr>
-        <w:t>Сколько процентов просчитывается ходов для каждой фигуры на разных стадиях игры</w:t>
+        <w:t>Количество рассматриваемых ходов в процентах</w:t>
+      </w:r>
+      <w:r>
+        <w:rPr>
+          <w:rFonts w:ascii="Times New Roman" w:hAnsi="Times New Roman" w:cs="Times New Roman"/>
+          <w:sz w:val="24"/>
+          <w:szCs w:val="24"/>
+        </w:rPr>
+        <w:t xml:space="preserve"> для каждой фигуры на разных стадиях игры</w:t>
+      </w:r>
+      <w:r>
+        <w:rPr>
+          <w:rFonts w:ascii="Times New Roman" w:hAnsi="Times New Roman" w:cs="Times New Roman"/>
+          <w:sz w:val="24"/>
+          <w:szCs w:val="24"/>
+        </w:rPr>
+        <w:t>.</w:t>
       </w:r>
       <w:r>
         <w:rPr>
@@ -3125,6 +3296,7 @@
           </w:p>
         </w:tc>
       </w:tr>
+      <w:bookmarkEnd w:id="2"/>
     </w:tbl>
     <w:p>
       <w:pPr>
@@ -3185,6 +3357,7 @@
           <w:szCs w:val="24"/>
         </w:rPr>
       </w:pPr>
+      <w:bookmarkStart w:id="3" w:name="_Hlk109814546"/>
       <w:r>
         <w:rPr>
           <w:rFonts w:ascii="Times New Roman" w:hAnsi="Times New Roman" w:cs="Times New Roman"/>
@@ -3261,16 +3434,7 @@
                 <w:sz w:val="24"/>
                 <w:szCs w:val="24"/>
               </w:rPr>
-              <w:t xml:space="preserve">Количество рекурсивных вызовов </w:t>
-            </w:r>
-            <w:r>
-              <w:rPr>
-                <w:rFonts w:ascii="Times New Roman" w:hAnsi="Times New Roman" w:cs="Times New Roman"/>
-                <w:sz w:val="24"/>
-                <w:szCs w:val="24"/>
-              </w:rPr>
-              <w:lastRenderedPageBreak/>
-              <w:t>для первого хода</w:t>
+              <w:t>Количество рекурсивных вызовов для первого хода</w:t>
             </w:r>
           </w:p>
         </w:tc>
@@ -3293,17 +3457,7 @@
                 <w:sz w:val="24"/>
                 <w:szCs w:val="24"/>
               </w:rPr>
-              <w:lastRenderedPageBreak/>
-              <w:t xml:space="preserve">Время просчета первого </w:t>
-            </w:r>
-            <w:r>
-              <w:rPr>
-                <w:rFonts w:ascii="Times New Roman" w:hAnsi="Times New Roman" w:cs="Times New Roman"/>
-                <w:sz w:val="24"/>
-                <w:szCs w:val="24"/>
-              </w:rPr>
-              <w:lastRenderedPageBreak/>
-              <w:t>хода</w:t>
+              <w:t>Время просчета первого хода</w:t>
             </w:r>
             <w:r>
               <w:rPr>
@@ -3334,17 +3488,7 @@
                 <w:sz w:val="24"/>
                 <w:szCs w:val="24"/>
               </w:rPr>
-              <w:lastRenderedPageBreak/>
-              <w:t xml:space="preserve">Количество рекурсивных вызовов </w:t>
-            </w:r>
-            <w:r>
-              <w:rPr>
-                <w:rFonts w:ascii="Times New Roman" w:hAnsi="Times New Roman" w:cs="Times New Roman"/>
-                <w:sz w:val="24"/>
-                <w:szCs w:val="24"/>
-              </w:rPr>
-              <w:lastRenderedPageBreak/>
-              <w:t>для второго хода</w:t>
+              <w:t>Количество рекурсивных вызовов для второго хода</w:t>
             </w:r>
           </w:p>
         </w:tc>
@@ -3367,17 +3511,7 @@
                 <w:sz w:val="24"/>
                 <w:szCs w:val="24"/>
               </w:rPr>
-              <w:lastRenderedPageBreak/>
-              <w:t xml:space="preserve">Время просчета </w:t>
-            </w:r>
-            <w:r>
-              <w:rPr>
-                <w:rFonts w:ascii="Times New Roman" w:hAnsi="Times New Roman" w:cs="Times New Roman"/>
-                <w:sz w:val="24"/>
-                <w:szCs w:val="24"/>
-              </w:rPr>
-              <w:lastRenderedPageBreak/>
-              <w:t>второго хода</w:t>
+              <w:t>Время просчета второго хода</w:t>
             </w:r>
           </w:p>
         </w:tc>
@@ -3400,17 +3534,7 @@
                 <w:sz w:val="24"/>
                 <w:szCs w:val="24"/>
               </w:rPr>
-              <w:lastRenderedPageBreak/>
-              <w:t xml:space="preserve">Количество рекурсивных вызовов </w:t>
-            </w:r>
-            <w:r>
-              <w:rPr>
-                <w:rFonts w:ascii="Times New Roman" w:hAnsi="Times New Roman" w:cs="Times New Roman"/>
-                <w:sz w:val="24"/>
-                <w:szCs w:val="24"/>
-              </w:rPr>
-              <w:lastRenderedPageBreak/>
-              <w:t>для третьего хода</w:t>
+              <w:t>Количество рекурсивных вызовов для третьего хода</w:t>
             </w:r>
           </w:p>
         </w:tc>
@@ -3433,17 +3557,7 @@
                 <w:sz w:val="24"/>
                 <w:szCs w:val="24"/>
               </w:rPr>
-              <w:lastRenderedPageBreak/>
-              <w:t xml:space="preserve">Время просчета </w:t>
-            </w:r>
-            <w:r>
-              <w:rPr>
-                <w:rFonts w:ascii="Times New Roman" w:hAnsi="Times New Roman" w:cs="Times New Roman"/>
-                <w:sz w:val="24"/>
-                <w:szCs w:val="24"/>
-              </w:rPr>
-              <w:lastRenderedPageBreak/>
-              <w:t>третьего хода</w:t>
+              <w:t>Время просчета третьего хода</w:t>
             </w:r>
           </w:p>
         </w:tc>
@@ -3468,7 +3582,6 @@
                 <w:sz w:val="24"/>
                 <w:szCs w:val="24"/>
               </w:rPr>
-              <w:lastRenderedPageBreak/>
               <w:t>Минимакс</w:t>
             </w:r>
           </w:p>
@@ -3669,6 +3782,7 @@
                 <w:sz w:val="24"/>
                 <w:szCs w:val="24"/>
               </w:rPr>
+              <w:lastRenderedPageBreak/>
               <w:t xml:space="preserve">Минимакс + </w:t>
             </w:r>
             <w:proofErr w:type="spellStart"/>
@@ -4285,6 +4399,7 @@
           </w:p>
         </w:tc>
       </w:tr>
+      <w:bookmarkEnd w:id="3"/>
     </w:tbl>
     <w:p>
       <w:pPr>
@@ -4308,6 +4423,7 @@
           <w:szCs w:val="24"/>
         </w:rPr>
       </w:pPr>
+      <w:bookmarkStart w:id="4" w:name="_Hlk109813969"/>
       <w:r>
         <w:rPr>
           <w:rFonts w:ascii="Times New Roman" w:hAnsi="Times New Roman" w:cs="Times New Roman"/>
@@ -4316,6 +4432,7 @@
         </w:rPr>
         <w:t xml:space="preserve">3. - Программирование шахмат и других логических игр. — СПб.: БХВ-Петербург, 2005. </w:t>
       </w:r>
+      <w:bookmarkEnd w:id="4"/>
     </w:p>
     <w:sectPr>
       <w:pgSz w:w="11906" w:h="16838"/>
